--- a/Проверка_по_источникам.docx
+++ b/Проверка_по_источникам.docx
@@ -17,7 +17,7 @@
     </w:p>
     <w:p>
       <w:r>
-        <w:t>Итого абзацев: 191. Совпало (исправлены только номера страниц): 74. Исправлено частично: 47. Не совпадало, заменено текстом источника: 65. Удалено (подтвердить нечем): 5.</w:t>
+        <w:t>Итого абзацев: 191. Совпало (исправлены только номера страниц): 74. Исправлено частично: 47. Не совпадало, заменено текстом источника: 66. Удалено (подтвердить нечем): 4.</w:t>
       </w:r>
     </w:p>
     <w:p>
@@ -65,6 +65,14 @@
         <w:pStyle w:val="ListBullet"/>
       </w:pPr>
       <w:r>
+        <w:t>[4] Meulman: страницы заметки (1–4), в PDF совпадают.</w:t>
+      </w:r>
+    </w:p>
+    <w:p>
+      <w:pPr>
+        <w:pStyle w:val="ListBullet"/>
+      </w:pPr>
+      <w:r>
         <w:t>[8] UMAP и [10] Kingma–Welling: страницы arXiv-версий (UMAP v3, 64 с.; VAE v11).</w:t>
       </w:r>
     </w:p>
@@ -81,7 +89,7 @@
         <w:pStyle w:val="ListBullet"/>
       </w:pPr>
       <w:r>
-        <w:t>[4] Kruskal (1964): полный текст платный и недоступен. Проверена только аннотация (с. 1, страница издателя). Всё, что относится к метрическому MDS (двойное центрирование, собственные векторы), в аннотации отсутствует; эти формулы подтверждены обзором [1] и статьёй [6], и в тексте ссылка на них добавлена.</w:t>
+        <w:t>[4] Kruskal (1964) платная, поэтому ссылка [4] заменена на свободно доступную заметку Meulman J. J. «Nonmetric multidimensional scaling» (Psychometrika Society, 4 с.), посвящённую именно этим статьям Kruskal: в ней есть определение MDS, формула классического MDS S = −½JΔ²J, идея неметрического MDS и функция потерь stress (с. 1–3). Формулы классического MDS дополнительно подтверждены обзором [1] и статьёй [6]. Полный текст самой статьи Kruskal не использовался.</w:t>
       </w:r>
     </w:p>
     <w:p>
@@ -137,7 +145,7 @@
         <w:pStyle w:val="ListBullet"/>
       </w:pPr>
       <w:r>
-        <w:t>MDS: статья Краскала посвящена неметрическому MDS; формул классического (метрического) MDS в ней нет. Формулы подтверждены обзором [1] (с. 3–4) и статьёй [6] (с. 2319, 2322).</w:t>
+        <w:t>MDS: ссылка [4] на платную статью Kruskal заменена на свободную заметку Meulman о ней. Формулы классического MDS и идея неметрического MDS подтверждены заметкой (с. 1–3), обзором [1] (с. 3–4) и статьёй [6] (с. 2319, 2322); «взвешенное MDS» в источниках не упоминается — заменено функцией потерь stress.</w:t>
       </w:r>
     </w:p>
     <w:p>
@@ -6597,7 +6605,7 @@
                 <w:i/>
                 <w:sz w:val="17"/>
               </w:rPr>
-              <w:t>с. 1 (аннотация): «Multidimensional scaling is the problem of representing n objects geometrically by n points, so that the interpoint distances correspond in some sense to experimental dissimilarities between objects. … Our fundamental hypothesis is that dissimilarities and distances are monotonically related. We define a quantitative, intuitively satisfying measure of goodness of fit to this hypothesis.»</w:t>
+              <w:t>с. 1: «Multidimensional scaling (MDS) is the generic name of a class of techniques that aim to find a low-dimensional space, in which the distances between N points resemble as closely as possible a given or derived set of dissimilarities between N objects.»</w:t>
             </w:r>
           </w:p>
         </w:tc>
@@ -6628,7 +6636,7 @@
                 <w:i w:val="0"/>
                 <w:sz w:val="16"/>
               </w:rPr>
-              <w:t>Пояснение: Статья Краскала посвящена неметрическому MDS; полный текст недоступен — проверена аннотация (с. 1).</w:t>
+              <w:t>Пояснение: Источник [4] заменён на свободно доступную заметку Meulman о работах Kruskal (1964); страницы указаны по ней.</w:t>
             </w:r>
           </w:p>
         </w:tc>
@@ -6773,7 +6781,7 @@
                 <w:i/>
                 <w:sz w:val="17"/>
               </w:rPr>
-              <w:t>с. 1 (аннотация): «Multidimensional scaling is the problem of representing n objects geometrically by n points, so that the interpoint distances correspond in some sense to experimental dissimilarities between objects. … Our fundamental hypothesis is that dissimilarities and distances are monotonically related. We define a quantitative, intuitively satisfying measure of goodness of fit to this hypothesis.»</w:t>
+              <w:t>с. 1: «Multidimensional scaling (MDS) is the generic name of a class of techniques that aim to find a low-dimensional space, in which the distances between N points resemble as closely as possible a given or derived set of dissimilarities between N objects.»</w:t>
             </w:r>
           </w:p>
           <w:p>
@@ -6804,7 +6812,7 @@
                 <w:i w:val="0"/>
                 <w:sz w:val="17"/>
               </w:rPr>
-              <w:t>MDS (Multidimensional Scaling) — задача представления n объектов n точками так, чтобы расстояния между точками соответствовали экспериментальным различиям (dissimilarities) между объектами. В классическом шкалировании (classical scaling) ищется линейное отображение, минимизирующее сумму квадратов расхождений между исходными и новыми расстояниями: φ(Y) = Σ_ij (d_ij² − ||y_i − y_j||²) (см. [1] с. 3).</w:t>
+              <w:t>MDS (Multidimensional Scaling) — класс методов, которые ищут низкоразмерное пространство, где расстояния между N точками как можно точнее соответствуют заданным или выведенным различиям (dissimilarities) между N объектами. В классическом (метрическом) варианте ищется линейное отображение, минимизирующее φ(Y) = Σ_ij (d_ij² − ||y_i − y_j||²) (см. [1] с. 3).</w:t>
             </w:r>
           </w:p>
           <w:p>
@@ -6817,7 +6825,7 @@
                 <w:i w:val="0"/>
                 <w:sz w:val="16"/>
               </w:rPr>
-              <w:t>Пояснение: Формулы классического MDS у Краскала (1964) нет — он описывает неметрический вариант; метрическая часть сверена с обзором [1].</w:t>
+              <w:t>Пояснение: Определение подтверждено; формула классического варианта дана по обзору [1].</w:t>
             </w:r>
           </w:p>
         </w:tc>
@@ -6874,7 +6882,7 @@
                 <w:i w:val="0"/>
                 <w:sz w:val="17"/>
               </w:rPr>
-              <w:t>Страницы в отчёте: [1] с. 3–4</w:t>
+              <w:t>Страницы в отчёте: [4] с. 2; [1] с. 3–4</w:t>
             </w:r>
           </w:p>
         </w:tc>
@@ -6905,7 +6913,7 @@
                 <w:i w:val="0"/>
                 <w:sz w:val="16"/>
               </w:rPr>
-              <w:t>Пояснение: Источник заменён на [1]: описание классического шкалирования есть в обзоре, а не у Краскала.</w:t>
+              <w:t>Пояснение: Классический MDS описан в [4] (с. 2) и в обзоре [1] (с. 3–4).</w:t>
             </w:r>
           </w:p>
         </w:tc>
@@ -6962,7 +6970,7 @@
                 <w:i w:val="0"/>
                 <w:sz w:val="17"/>
               </w:rPr>
-              <w:t>Страницы в отчёте: [1] с. 3</w:t>
+              <w:t>Страницы в отчёте: [4] с. 2; [1] с. 3</w:t>
             </w:r>
           </w:p>
           <w:p>
@@ -6975,7 +6983,20 @@
                 <w:i/>
                 <w:sz w:val="17"/>
               </w:rPr>
-              <w:t>с. 3: «The input into classical scaling is … a pairwise Euclidean distance matrix D whose entries d_ij represent the Euclidean distance between the high-dimensional datapoints x_i and x_j.»</w:t>
+              <w:t>с. 2: «Here Δ = {δij} is a matrix with given or derived dissimilarities δij between N objects»</w:t>
+            </w:r>
+          </w:p>
+          <w:p>
+            <w:pPr>
+              <w:spacing w:after="40"/>
+            </w:pPr>
+            <w:r>
+              <w:rPr>
+                <w:b w:val="0"/>
+                <w:i/>
+                <w:sz w:val="17"/>
+              </w:rPr>
+              <w:t>с. 3 ([1]): «a pairwise Euclidean distance matrix D whose entries d_ij represent the Euclidean distance between the high-dimensional datapoints x_i and x_j»</w:t>
             </w:r>
           </w:p>
         </w:tc>
@@ -6993,7 +7014,7 @@
                 <w:i w:val="0"/>
                 <w:sz w:val="17"/>
               </w:rPr>
-              <w:t>Имеется матрица попарных евклидовых расстояний D размерности n x n, элементы d_ij которой — расстояния между исходными точками x_i и x_j.</w:t>
+              <w:t>Имеется матрица Δ = {δ_ij} размерности n x n с заданными или выведенными различиями (dissimilarities) между n объектами; в частном случае это матрица D попарных евклидовых расстояний между точками x_i и x_j.</w:t>
             </w:r>
           </w:p>
           <w:p>
@@ -7006,7 +7027,7 @@
                 <w:i w:val="0"/>
                 <w:sz w:val="16"/>
               </w:rPr>
-              <w:t>Пояснение: Вход классического шкалирования — матрица евклидовых расстояний; перенесено на источник [1].</w:t>
+              <w:t>Пояснение: Матрица различий δ_ij — обозначение источника [4]; случай евклидовых расстояний — по обзору [1].</w:t>
             </w:r>
           </w:p>
         </w:tc>
@@ -7063,7 +7084,7 @@
                 <w:i w:val="0"/>
                 <w:sz w:val="17"/>
               </w:rPr>
-              <w:t>Страницы в отчёте: [1] с. 4; [6] прим. 17, с. 2322</w:t>
+              <w:t>Страницы в отчёте: [4] с. 2; [1] с. 4; [6] прим. 17, с. 2322</w:t>
             </w:r>
           </w:p>
           <w:p>
@@ -7076,7 +7097,7 @@
                 <w:i/>
                 <w:sz w:val="17"/>
               </w:rPr>
-              <w:t>с. 4: «The entries of the Gram matrix can be obtained by double-centering the pairwise squared Euclidean distance matrix, i.e., by computing k_ij = −½ (d_ij² − (1/n)Σ_l d_il² − (1/n)Σ_l d_jl² + (1/n²)Σ_lm d_lm²)»</w:t>
+              <w:t>с. 2: «In Classical MDS, the approximation of dissimilarities by distances is channeled through scalar products, and involves an eigenvalue decomposition of a matrix S ≡ −½ J Δ² J. … J is a centering operator that renders the resulting matrix S double-centered.»</w:t>
             </w:r>
           </w:p>
           <w:p>
@@ -7089,7 +7110,20 @@
                 <w:i/>
                 <w:sz w:val="17"/>
               </w:rPr>
-              <w:t>с. 2322 ([6], прим. 17): «τ(D) = −HSH/2, where S is the matrix of squared distances, and H is the “centering matrix” {H_ij = δ_ij − 1/N}»</w:t>
+              <w:t>с. 4 ([1]): «k_ij = −½ (d_ij² − (1/n)Σ_l d_il² − (1/n)Σ_l d_jl² + (1/n²)Σ_lm d_lm²)»</w:t>
+            </w:r>
+          </w:p>
+          <w:p>
+            <w:pPr>
+              <w:spacing w:after="40"/>
+            </w:pPr>
+            <w:r>
+              <w:rPr>
+                <w:b w:val="0"/>
+                <w:i/>
+                <w:sz w:val="17"/>
+              </w:rPr>
+              <w:t>с. 2322 ([6], прим. 17): «τ(D) = −HSH/2 … H is the “centering matrix” {H_ij = δ_ij − 1/N}»</w:t>
             </w:r>
           </w:p>
         </w:tc>
@@ -7107,7 +7141,7 @@
                 <w:i w:val="0"/>
                 <w:sz w:val="17"/>
               </w:rPr>
-              <w:t>Преобразование матрицы расстояний: матрица Грама K = XXᵀ получается двойным центрированием матрицы квадратов расстояний: B = -0.5 * J * D^(2) * J, где J = I - (1/n) * 11^T — матрица центрирования, I — единичная матрица, 1 — вектор из единиц. В поэлементной записи: k_ij = −½ (d_ij² − (1/n) Σ_l d_il² − (1/n) Σ_l d_jl² + (1/n²) Σ_lm d_lm²).</w:t>
+              <w:t>Преобразование матрицы расстояний: в классическом MDS приближение различий расстояниями проходит через скалярные произведения; строится дважды центрированная матрица B через операцию «двойного центрирования» матрицы квадратов расстояний: B = -0.5 * J * D^(2) * J, где J = I - (1/n) * 11^T — матрица (оператор) центрирования, I — единичная матрица, 1 — вектор из единиц. В поэлементной записи: k_ij = −½ (d_ij² − (1/n) Σ_l d_il² − (1/n) Σ_l d_jl² + (1/n²) Σ_lm d_lm²).</w:t>
             </w:r>
           </w:p>
           <w:p>
@@ -7120,7 +7154,7 @@
                 <w:i w:val="0"/>
                 <w:sz w:val="16"/>
               </w:rPr>
-              <w:t>Пояснение: Операция двойного центрирования у Краскала не описана; формула подтверждена обзором [1] и статьёй Tenenbaum [6].</w:t>
+              <w:t>Пояснение: Формула B = −½JΔ²J подтверждена источником [4] (с. 2), поэлементная запись — обзором [1], оператор H — статьёй [6].</w:t>
             </w:r>
           </w:p>
         </w:tc>
@@ -7177,7 +7211,7 @@
                 <w:i w:val="0"/>
                 <w:sz w:val="17"/>
               </w:rPr>
-              <w:t>Страницы в отчёте: [1] с. 4</w:t>
+              <w:t>Страницы в отчёте: [4] с. 2; [1] с. 4</w:t>
             </w:r>
           </w:p>
           <w:p>
@@ -7190,7 +7224,7 @@
                 <w:i/>
                 <w:sz w:val="17"/>
               </w:rPr>
-              <w:t>с. 4: «The minimum of the cost function in Equation 2 can now be obtained by multiplying the principal eigenvectors of the double-centered squared Euclidean distance matrix (i.e., the principal eigenvectors of the Gram matrix) with the square-root of their corresponding eigenvalues.»</w:t>
+              <w:t>с. 2: «From the eigenvalue decomposition of S, with eigenvalues ordered from big to small, a low-dimensional configuration X is derived …»</w:t>
             </w:r>
           </w:p>
         </w:tc>
@@ -7208,7 +7242,7 @@
                 <w:i w:val="0"/>
                 <w:sz w:val="17"/>
               </w:rPr>
-              <w:t>Разложение: минимум функционала достигается спектральным разложением матрицы Грама B: B = V * Λ * V^T, где Λ — диагональная матрица собственных значений λ_i, V — матрица собственных векторов.</w:t>
+              <w:t>Разложение: матрицу B раскладывают на собственные значения, упорядоченные от больших к меньшим: B = V * Λ * V^T, где Λ — диагональная матрица собственных значений λ_i, V — матрица собственных векторов.</w:t>
             </w:r>
           </w:p>
           <w:p>
@@ -7278,7 +7312,20 @@
                 <w:i w:val="0"/>
                 <w:sz w:val="17"/>
               </w:rPr>
-              <w:t>Страницы в отчёте: [1] с. 4</w:t>
+              <w:t>Страницы в отчёте: [4] с. 2; [1] с. 4</w:t>
+            </w:r>
+          </w:p>
+          <w:p>
+            <w:pPr>
+              <w:spacing w:after="40"/>
+            </w:pPr>
+            <w:r>
+              <w:rPr>
+                <w:b w:val="0"/>
+                <w:i/>
+                <w:sz w:val="17"/>
+              </w:rPr>
+              <w:t>с. 2: «… taking the first p eigenvectors and the square root of the first p eigenvalues, with S approximated being by the scalar product matrix XX′.»</w:t>
             </w:r>
           </w:p>
         </w:tc>
@@ -7296,7 +7343,7 @@
                 <w:i w:val="0"/>
                 <w:sz w:val="17"/>
               </w:rPr>
-              <w:t>Проекция: для снижения размерности до k берутся k главных (наибольших) собственных значений и соответствующие им собственные векторы. Координаты объектов в k-мерном пространстве задаются как:</w:t>
+              <w:t>Проекция: для снижения размерности до k берутся первые k собственных векторов и квадратные корни первых k (наибольших) собственных значений; матрица B при этом аппроксимируется матрицей скалярных произведений XX^T. Координаты объектов в k-мерном пространстве задаются как:</w:t>
             </w:r>
           </w:p>
         </w:tc>
@@ -7353,7 +7400,20 @@
                 <w:i w:val="0"/>
                 <w:sz w:val="17"/>
               </w:rPr>
-              <w:t>Страницы в отчёте: [1] с. 4</w:t>
+              <w:t>Страницы в отчёте: [4] с. 2; [1] с. 4</w:t>
+            </w:r>
+          </w:p>
+          <w:p>
+            <w:pPr>
+              <w:spacing w:after="40"/>
+            </w:pPr>
+            <w:r>
+              <w:rPr>
+                <w:b w:val="0"/>
+                <w:i/>
+                <w:sz w:val="17"/>
+              </w:rPr>
+              <w:t>с. 4 ([1]): «multiplying the principal eigenvectors … with the square-root of their corresponding eigenvalues»</w:t>
             </w:r>
           </w:p>
         </w:tc>
@@ -7384,7 +7444,7 @@
                 <w:i w:val="0"/>
                 <w:sz w:val="16"/>
               </w:rPr>
-              <w:t>Пояснение: Формула X_k = V_k·√Λ_k подтверждена обзором [1].</w:t>
+              <w:t>Пояснение: Формула X_k = V_k·√Λ_k подтверждена [4] и обзором [1].</w:t>
             </w:r>
           </w:p>
         </w:tc>
@@ -7441,7 +7501,7 @@
                 <w:i w:val="0"/>
                 <w:sz w:val="17"/>
               </w:rPr>
-              <w:t>Страницы в отчёте: [1] с. 3–4; [6] с. 2319</w:t>
+              <w:t>Страницы в отчёте: [1] с. 3–4; [6] с. 2319; [4] с. 2</w:t>
             </w:r>
           </w:p>
           <w:p>
@@ -7470,6 +7530,19 @@
               <w:t>с. 2319 ([6]): «Classical MDS finds an embedding that preserves the interpoint distances, equivalent to PCA when those distances are Euclidean.»</w:t>
             </w:r>
           </w:p>
+          <w:p>
+            <w:pPr>
+              <w:spacing w:after="40"/>
+            </w:pPr>
+            <w:r>
+              <w:rPr>
+                <w:b w:val="0"/>
+                <w:i/>
+                <w:sz w:val="17"/>
+              </w:rPr>
+              <w:t>с. 2 ([4]): «This procedure is also known als the Young-Householder (1938) process. Since the method was independently from Torgerson proposed by Gower (1966) …»</w:t>
+            </w:r>
+          </w:p>
         </w:tc>
         <w:tc>
           <w:tcPr>
@@ -7485,7 +7558,7 @@
                 <w:i w:val="0"/>
                 <w:sz w:val="17"/>
               </w:rPr>
-              <w:t>Связь с PCA: PCA идентичен классическому шкалированию — традиционной технике многомерного шкалирования; классический MDS находит вложение, сохраняющее попарные расстояния, и эквивалентен PCA, когда расстояния евклидовы. Собственные векторы u_i и v_i матриц XᵀX и XXᵀ связаны соотношением √λ_i · v_i = X · u_i.</w:t>
+              <w:t>Связь с PCA: PCA идентичен классическому шкалированию — традиционной технике многомерного шкалирования; классический MDS находит вложение, сохраняющее попарные расстояния, и эквивалентен PCA, когда расстояния евклидовы. Собственные векторы u_i и v_i матриц XᵀX и XXᵀ связаны соотношением √λ_i · v_i = X · u_i. Эта процедура известна как процесс Янга–Хаусхолдера (1938); независимо от Торгерсона её предложил Гауэр (1966).</w:t>
             </w:r>
           </w:p>
           <w:p>
@@ -7498,7 +7571,7 @@
                 <w:i w:val="0"/>
                 <w:sz w:val="16"/>
               </w:rPr>
-              <w:t>Пояснение: Утверждение верно, но у Краскала его нет; подтверждено обзором [1] и статьёй [6].</w:t>
+              <w:t>Пояснение: Утверждение верно; подтверждено обзором [1], статьёй [6] и заметкой [4].</w:t>
             </w:r>
           </w:p>
         </w:tc>
@@ -7555,20 +7628,7 @@
                 <w:i w:val="0"/>
                 <w:sz w:val="17"/>
               </w:rPr>
-              <w:t>Страницы в отчёте: [4] с. 1</w:t>
-            </w:r>
-          </w:p>
-          <w:p>
-            <w:pPr>
-              <w:spacing w:after="40"/>
-            </w:pPr>
-            <w:r>
-              <w:rPr>
-                <w:b w:val="0"/>
-                <w:i/>
-                <w:sz w:val="17"/>
-              </w:rPr>
-              <w:t>с. 1 (аннотация): «Multidimensional scaling is the problem of representing n objects geometrically by n points, so that the interpoint distances correspond in some sense to experimental dissimilarities between objects. … Our fundamental hypothesis is that dissimilarities and distances are monotonically related. We define a quantitative, intuitively satisfying measure of goodness of fit to this hypothesis.»</w:t>
+              <w:t>Страницы в отчёте: [4] с. 1–3</w:t>
             </w:r>
           </w:p>
         </w:tc>
@@ -7586,7 +7646,7 @@
                 <w:i w:val="0"/>
                 <w:sz w:val="17"/>
               </w:rPr>
-              <w:t>Неметрическое MDS (Краскал, 1964):</w:t>
+              <w:t>Неметрическое MDS (Шепард, Краскал):</w:t>
             </w:r>
           </w:p>
         </w:tc>
@@ -7643,7 +7703,7 @@
                 <w:i w:val="0"/>
                 <w:sz w:val="17"/>
               </w:rPr>
-              <w:t>Страницы в отчёте: [4] с. 1</w:t>
+              <w:t>Страницы в отчёте: [4] с. 1–2</w:t>
             </w:r>
           </w:p>
           <w:p>
@@ -7656,7 +7716,20 @@
                 <w:i/>
                 <w:sz w:val="17"/>
               </w:rPr>
-              <w:t>с. 1 (аннотация): «Multidimensional scaling is the problem of representing n objects geometrically by n points, so that the interpoint distances correspond in some sense to experimental dissimilarities between objects. … Our fundamental hypothesis is that dissimilarities and distances are monotonically related. We define a quantitative, intuitively satisfying measure of goodness of fit to this hypothesis.»</w:t>
+              <w:t>с. 1: «The innovating step was to state that no assumptions were made about the form of the distance functions, except that its values had to be monotonic with the data.»</w:t>
+            </w:r>
+          </w:p>
+          <w:p>
+            <w:pPr>
+              <w:spacing w:after="40"/>
+            </w:pPr>
+            <w:r>
+              <w:rPr>
+                <w:b w:val="0"/>
+                <w:i/>
+                <w:sz w:val="17"/>
+              </w:rPr>
+              <w:t>с. 2: «Kruskal began by defining an explicit least squares loss function to minimize, called stress, proposed a gradient method to obtain successor configurations, and introduced monotone regression of distances upon dissimilarities to obtain perfect monotonicity.»</w:t>
             </w:r>
           </w:p>
         </w:tc>
@@ -7674,7 +7747,7 @@
                 <w:i w:val="0"/>
                 <w:sz w:val="17"/>
               </w:rPr>
-              <w:t>Неметрическое MDS (Non-metric MDS): основная гипотеза — различия между объектами и расстояния между точками связаны монотонно; вводится количественная мера согласия с этой гипотезой (goodness of fit), и конфигурация точек подбирается так, чтобы оптимизировать это согласие. Алгоритм стремится сохранить лишь монотонную зависимость между исходными различиями и расстояниями.</w:t>
+              <w:t>Неметрическое MDS (Non-metric MDS): относительно функции расстояния не делается никаких предположений, кроме того, что её значения монотонны относительно данных; по порядковой (ранговой) информации строится метрическая конфигурация точек. Краскал задал явную функцию потерь по методу наименьших квадратов — стресс (stress), предложил градиентный метод для получения последовательных конфигураций и монотонную регрессию расстояний на различия.</w:t>
             </w:r>
           </w:p>
           <w:p>
@@ -7687,7 +7760,7 @@
                 <w:i w:val="0"/>
                 <w:sz w:val="16"/>
               </w:rPr>
-              <w:t>Пояснение: Смысл прежнего текста подтверждён аннотацией; уточнена формулировка.</w:t>
+              <w:t>Пояснение: Смысл прежнего текста подтверждён; уточнён по источнику.</w:t>
             </w:r>
           </w:p>
         </w:tc>
@@ -7714,7 +7787,7 @@
         <w:tc>
           <w:tcPr>
             <w:tcW w:type="dxa" w:w="1474"/>
-            <w:shd w:val="clear" w:color="auto" w:fill="D9D9D9"/>
+            <w:shd w:val="clear" w:color="auto" w:fill="FCE4D6"/>
           </w:tcPr>
           <w:p>
             <w:pPr>
@@ -7726,7 +7799,7 @@
                 <w:i w:val="0"/>
                 <w:sz w:val="17"/>
               </w:rPr>
-              <w:t>Удалено</w:t>
+              <w:t>Не совпадало — заменено</w:t>
             </w:r>
           </w:p>
         </w:tc>
@@ -7740,11 +7813,24 @@
             </w:pPr>
             <w:r>
               <w:rPr>
-                <w:b w:val="0"/>
-                <w:i w:val="0"/>
-                <w:sz w:val="17"/>
-              </w:rPr>
-              <w:t>—</w:t>
+                <w:b/>
+                <w:i w:val="0"/>
+                <w:sz w:val="17"/>
+              </w:rPr>
+              <w:t>Страницы в отчёте: [4] с. 3</w:t>
+            </w:r>
+          </w:p>
+          <w:p>
+            <w:pPr>
+              <w:spacing w:after="40"/>
+            </w:pPr>
+            <w:r>
+              <w:rPr>
+                <w:b w:val="0"/>
+                <w:i/>
+                <w:sz w:val="17"/>
+              </w:rPr>
+              <w:t>с. 3: «STRESS = min_{δij∈Γ} Σ_i Σ_j (δij − dij(X))², where Γ denotes the set of all monotone transformations of the original dissimilarities {δij}. Finding the optimal transformations, usually called disparities and indicated by d̂ij, is done by inner minimization while the outer minimization solves the metric scaling problem by minimization over X»</w:t>
             </w:r>
           </w:p>
         </w:tc>
@@ -7762,7 +7848,7 @@
                 <w:i w:val="0"/>
                 <w:sz w:val="17"/>
               </w:rPr>
-              <w:t>(абзац удалён)</w:t>
+              <w:t>Функция потерь (stress): STRESS = min Σ_i Σ_j (δ_ij − d_ij(X))², где минимум берётся по Γ — множеству всех монотонных преобразований исходных различий δ_ij. Внутренняя минимизация находит оптимальные преобразования (диспаритеты d̂_ij), внешняя решает метрическую задачу шкалирования по X.</w:t>
             </w:r>
           </w:p>
           <w:p>
@@ -7775,7 +7861,7 @@
                 <w:i w:val="0"/>
                 <w:sz w:val="16"/>
               </w:rPr>
-              <w:t>Пояснение: «Взвешенное MDS» в аннотации/доступных материалах статьи Краскала не упоминается; подтвердить нельзя.</w:t>
+              <w:t>Пояснение: Вместо «взвешенного MDS» (в источнике не упоминается) приведена функция потерь Краскала.</w:t>
             </w:r>
           </w:p>
         </w:tc>
@@ -7832,7 +7918,7 @@
                 <w:i w:val="0"/>
                 <w:sz w:val="17"/>
               </w:rPr>
-              <w:t>Страницы в отчёте: [4] с. 1</w:t>
+              <w:t>Страницы в отчёте: [4] с. 1–2</w:t>
             </w:r>
           </w:p>
         </w:tc>
@@ -7907,7 +7993,7 @@
                 <w:i w:val="0"/>
                 <w:sz w:val="17"/>
               </w:rPr>
-              <w:t>Страницы в отчёте: [4] с. 1</w:t>
+              <w:t>Страницы в отчёте: [4] с. 1–2</w:t>
             </w:r>
           </w:p>
           <w:p>
@@ -7920,7 +8006,7 @@
                 <w:i/>
                 <w:sz w:val="17"/>
               </w:rPr>
-              <w:t>с. 1 (аннотация): «Multidimensional scaling is the problem of representing n objects geometrically by n points, so that the interpoint distances correspond in some sense to experimental dissimilarities between objects. … Our fundamental hypothesis is that dissimilarities and distances are monotonically related. We define a quantitative, intuitively satisfying measure of goodness of fit to this hypothesis.»</w:t>
+              <w:t>с. 1: «The most important aspect of the so-called nonmetric breakthrough … obtaining a metric representation, like a configuration of points, from essentially nonmetric information, like rankorders for pairs of objects.»</w:t>
             </w:r>
           </w:p>
         </w:tc>
@@ -7938,7 +8024,7 @@
                 <w:i w:val="0"/>
                 <w:sz w:val="17"/>
               </w:rPr>
-              <w:t>Работа напрямую с матрицей различий: исходными данными служат различия (dissimilarities) между объектами, а не их признаки.</w:t>
+              <w:t>Работа напрямую с матрицей различий: исходными данными служат заданные или выведенные различия (dissimilarities) между объектами, а не их признаки; даже из порядковой (ранговой) информации о парах объектов можно получить метрическую конфигурацию точек.</w:t>
             </w:r>
           </w:p>
           <w:p>
@@ -7951,7 +8037,7 @@
                 <w:i w:val="0"/>
                 <w:sz w:val="16"/>
               </w:rPr>
-              <w:t>Пояснение: Перечень «психометрика, социология, биология» в аннотации отсутствует — убран.</w:t>
+              <w:t>Пояснение: Перечень «психометрика, социология, биология» в источнике отсутствует — убран; добавлено про ранговую информацию.</w:t>
             </w:r>
           </w:p>
         </w:tc>
@@ -8140,7 +8226,7 @@
                 <w:i w:val="0"/>
                 <w:sz w:val="16"/>
               </w:rPr>
-              <w:t>Пояснение: Источник заменён на [1]: ограничения классического шкалирования описаны в обзоре.</w:t>
+              <w:t>Пояснение: Ограничения классического шкалирования описаны в обзоре [1].</w:t>
             </w:r>
           </w:p>
         </w:tc>
@@ -20633,12 +20719,12 @@
         <w:pStyle w:val="Heading2"/>
       </w:pPr>
       <w:r>
-        <w:t>Список источников (п. 1, 2, 8, 10)</w:t>
+        <w:t>Список источников (п. 1, 2, 4, 8, 10)</w:t>
       </w:r>
     </w:p>
     <w:p>
       <w:r>
-        <w:t>В библиографической записи указаны страницы, которые реально использованы (были «С. 1–5, 13–35» для [1], «С. 1–5, 29–46» для [2], «С. 3–4, 17–24» для [8], «С. 1–4» для [10]). Также в записи [1] и [2] указано, что в PDF-файлах номера страниц отличаются от нумерации статьи/книги.</w:t>
+        <w:t>В библиографической записи указаны страницы, которые реально использованы (были «С. 1–5, 13–35» для [1], «С. 1–5, 29–46» для [2], «С. 3–4, 17–24» для [8], «С. 1–4» для [10]); запись [4] (Kruskal) заменена на заметку Meulman об этих статьях. Также в записи [1] и [2] указано, что в PDF-файлах номера страниц отличаются от нумерации статьи/книги.</w:t>
       </w:r>
     </w:p>
     <w:sectPr>

--- a/Проверка_по_источникам.docx
+++ b/Проверка_по_источникам.docx
@@ -18,6 +18,19 @@
     <w:p>
       <w:r>
         <w:t>Итого абзацев: 191. Совпало (исправлены только номера страниц): 74. Исправлено частично: 47. Не совпадало, заменено текстом источника: 66. Удалено (подтвердить нечем): 4.</w:t>
+      </w:r>
+    </w:p>
+    <w:p>
+      <w:pPr>
+        <w:pStyle w:val="Heading1"/>
+      </w:pPr>
+      <w:r>
+        <w:t>Как найти фрагмент в источнике</w:t>
+      </w:r>
+    </w:p>
+    <w:p>
+      <w:r>
+        <w:t>Рядом с каждой ссылкой в отчёте стоит «метка» вида §2.1-3. В PDF-файле источника (папка «Источники») нужный фрагмент выделен жёлтым и подписан красной меткой на полях справа с тем же номером; в таблице ниже указана страница PDF и дословный текст выделенного фрагмента. Русский текст отчёта — перевод/пересказ выделенных предложений, дословное совпадение возможно только по смыслу, т.к. источники на английском.</w:t>
       </w:r>
     </w:p>
     <w:p>
@@ -97,7 +110,7 @@
         <w:pStyle w:val="ListBullet"/>
       </w:pPr>
       <w:r>
-        <w:t>Полные тексты [3], [5], [6], [9] открыты по свободным копиям (Fisher — репозиторий Rothamsted; Roweis–Saul — копия на ccs.neu.edu; Tenenbaum и др. — копия на gatech.edu; Hinton–Salakhutdinov — копия на cs.toronto.edu). Это те же статьи с теми же страницами, что и по DOI-ссылкам (доступ по DOI закрыт paywall).</w:t>
+        <w:t>Ссылки [3], [5], [6], [9] в отчёте заменены: DOI-страницы журналов (Wiley, Science) платные, поэтому гиперссылки теперь ведут на свободные PDF тех же статей (Fisher — репозиторий Rothamsted; Roweis–Saul — ccs.neu.edu; Tenenbaum и др. — gatech.edu; Hinton–Salakhutdinov — страница автора cs.toronto.edu). Ссылки [7], [8], [10] ведут на PDF напрямую (JMLR, arXiv).</w:t>
       </w:r>
     </w:p>
     <w:p>
@@ -389,11 +402,24 @@
             </w:pPr>
             <w:r>
               <w:rPr>
+                <w:b/>
+                <w:i w:val="0"/>
+                <w:sz w:val="17"/>
+              </w:rPr>
+              <w:t>Метка в PDF: §1.2-1</w:t>
+            </w:r>
+          </w:p>
+          <w:p>
+            <w:pPr>
+              <w:spacing w:after="40"/>
+            </w:pPr>
+            <w:r>
+              <w:rPr>
                 <w:b w:val="0"/>
                 <w:i/>
                 <w:sz w:val="17"/>
               </w:rPr>
-              <w:t>с. 1: «Dimensionality reduction facilitates, among others, classification, visualization, and compression of high-dimensional data.»</w:t>
+              <w:t>[1], стр. PDF 2 (стр. источника: 1): «Dimensionality reduction facilitates, among others, classification, visualization, and compression of high-dimensional data.»</w:t>
             </w:r>
           </w:p>
         </w:tc>
@@ -490,11 +516,24 @@
             </w:pPr>
             <w:r>
               <w:rPr>
+                <w:b/>
+                <w:i w:val="0"/>
+                <w:sz w:val="17"/>
+              </w:rPr>
+              <w:t>Метка в PDF: §1.2-2</w:t>
+            </w:r>
+          </w:p>
+          <w:p>
+            <w:pPr>
+              <w:spacing w:after="40"/>
+            </w:pPr>
+            <w:r>
+              <w:rPr>
                 <w:b w:val="0"/>
                 <w:i/>
                 <w:sz w:val="17"/>
               </w:rPr>
-              <w:t>с. 1: «Dimensionality reduction facilitates, among others, classification, visualization, and compression of high-dimensional data.»</w:t>
+              <w:t>[1], стр. PDF 2 (стр. источника: 1): «Dimensionality reduction facilitates, among others, classification, visualization, and compression of high-dimensional data.»</w:t>
             </w:r>
           </w:p>
         </w:tc>
@@ -591,11 +630,24 @@
             </w:pPr>
             <w:r>
               <w:rPr>
+                <w:b/>
+                <w:i w:val="0"/>
+                <w:sz w:val="17"/>
+              </w:rPr>
+              <w:t>Метка в PDF: §1.2-3</w:t>
+            </w:r>
+          </w:p>
+          <w:p>
+            <w:pPr>
+              <w:spacing w:after="40"/>
+            </w:pPr>
+            <w:r>
+              <w:rPr>
                 <w:b w:val="0"/>
                 <w:i/>
                 <w:sz w:val="17"/>
               </w:rPr>
-              <w:t>с. 1: «Dimensionality reduction facilitates, among others, classification, visualization, and compression of high-dimensional data.»</w:t>
+              <w:t>[1], стр. PDF 2 (стр. источника: 1): «Dimensionality reduction facilitates, among others, classification, visualization, and compression of high-dimensional data.»</w:t>
             </w:r>
           </w:p>
         </w:tc>
@@ -692,11 +744,24 @@
             </w:pPr>
             <w:r>
               <w:rPr>
+                <w:b/>
+                <w:i w:val="0"/>
+                <w:sz w:val="17"/>
+              </w:rPr>
+              <w:t>Метка в PDF: §1.2-4</w:t>
+            </w:r>
+          </w:p>
+          <w:p>
+            <w:pPr>
+              <w:spacing w:after="40"/>
+            </w:pPr>
+            <w:r>
+              <w:rPr>
                 <w:b w:val="0"/>
                 <w:i/>
                 <w:sz w:val="17"/>
               </w:rPr>
-              <w:t>с. 1: «Dimensionality reduction facilitates, among others, classification, visualization, and compression of high-dimensional data.»</w:t>
+              <w:t>[1], стр. PDF 2 (стр. источника: 1): «Dimensionality reduction facilitates, among others, classification, visualization, and compression of high-dimensional data.»</w:t>
             </w:r>
           </w:p>
         </w:tc>
@@ -793,11 +858,24 @@
             </w:pPr>
             <w:r>
               <w:rPr>
+                <w:b/>
+                <w:i w:val="0"/>
+                <w:sz w:val="17"/>
+              </w:rPr>
+              <w:t>Метка в PDF: §1.2-5</w:t>
+            </w:r>
+          </w:p>
+          <w:p>
+            <w:pPr>
+              <w:spacing w:after="40"/>
+            </w:pPr>
+            <w:r>
+              <w:rPr>
                 <w:b w:val="0"/>
                 <w:i/>
                 <w:sz w:val="17"/>
               </w:rPr>
-              <w:t>с. 1: «Dimensionality reduction is important in many domains, since it mitigates the curse of dimensionality and other undesired properties of high-dimensional spaces [69].»</w:t>
+              <w:t>[1], стр. PDF 2 (стр. источника: 1): «Dimensionality reduction is important in many domains, since it mitigates the curse of dimensionality and other undesired properties of high-dimensional spaces [69].»</w:t>
             </w:r>
           </w:p>
         </w:tc>
@@ -894,11 +972,37 @@
             </w:pPr>
             <w:r>
               <w:rPr>
+                <w:b/>
+                <w:i w:val="0"/>
+                <w:sz w:val="17"/>
+              </w:rPr>
+              <w:t>Метка в PDF: §1.2-6</w:t>
+            </w:r>
+          </w:p>
+          <w:p>
+            <w:pPr>
+              <w:spacing w:after="40"/>
+            </w:pPr>
+            <w:r>
+              <w:rPr>
                 <w:b w:val="0"/>
                 <w:i/>
                 <w:sz w:val="17"/>
               </w:rPr>
-              <w:t>с. 1: «Dimensionality reduction is the transformation of high-dimensional data into a meaningful representation of reduced dimensionality. … The intrinsic dimensionality of data is the minimum number of parameters needed to account for the observed properties of the data.»</w:t>
+              <w:t>[1], стр. PDF 2 (стр. источника: 1): «Dimensionality reduction is the transformation of high-dimensional data into a meaningful representation of reduced dimensionality. … The intrinsic dimensionality of data is the minimum number of parameters needed to account for the observed properties of the data.»</w:t>
+            </w:r>
+          </w:p>
+          <w:p>
+            <w:pPr>
+              <w:spacing w:after="40"/>
+            </w:pPr>
+            <w:r>
+              <w:rPr>
+                <w:b w:val="0"/>
+                <w:i/>
+                <w:sz w:val="17"/>
+              </w:rPr>
+              <w:t>[1], стр. PDF 2 (стр. источника: 1): «Dimensionality reduction is the transformation of high-dimensional data into a meaningful representation of reduced dimensionality. … The intrinsic dimensionality of data is the minimum number of parameters needed to account for the observed properties of the data.»</w:t>
             </w:r>
           </w:p>
         </w:tc>
@@ -1094,11 +1198,24 @@
             </w:pPr>
             <w:r>
               <w:rPr>
+                <w:b/>
+                <w:i w:val="0"/>
+                <w:sz w:val="17"/>
+              </w:rPr>
+              <w:t>Метка в PDF: §1.3-1</w:t>
+            </w:r>
+          </w:p>
+          <w:p>
+            <w:pPr>
+              <w:spacing w:after="40"/>
+            </w:pPr>
+            <w:r>
+              <w:rPr>
                 <w:b w:val="0"/>
                 <w:i/>
                 <w:sz w:val="17"/>
               </w:rPr>
-              <w:t>с. 2: «Figure 1: Taxonomy of dimensionality reduction techniques.»</w:t>
+              <w:t>[1], стр. PDF 3 (стр. источника: 2): «Figure 1: Taxonomy of dimensionality reduction techniques.»</w:t>
             </w:r>
           </w:p>
         </w:tc>
@@ -1189,6 +1306,32 @@
               <w:t>Страницы в отчёте: [1] с. 1–3</w:t>
             </w:r>
           </w:p>
+          <w:p>
+            <w:pPr>
+              <w:spacing w:after="40"/>
+            </w:pPr>
+            <w:r>
+              <w:rPr>
+                <w:b/>
+                <w:i w:val="0"/>
+                <w:sz w:val="17"/>
+              </w:rPr>
+              <w:t>Метка в PDF: §1.3-2</w:t>
+            </w:r>
+          </w:p>
+          <w:p>
+            <w:pPr>
+              <w:spacing w:after="40"/>
+            </w:pPr>
+            <w:r>
+              <w:rPr>
+                <w:b w:val="0"/>
+                <w:i/>
+                <w:sz w:val="17"/>
+              </w:rPr>
+              <w:t>[1], стр. PDF 3 (стр. источника: 2): «Figure 1: Taxonomy of dimensionality reduction techniques.»</w:t>
+            </w:r>
+          </w:p>
         </w:tc>
         <w:tc>
           <w:tcPr>
@@ -1277,6 +1420,32 @@
               <w:t>Страницы в отчёте: [1] с. 1</w:t>
             </w:r>
           </w:p>
+          <w:p>
+            <w:pPr>
+              <w:spacing w:after="40"/>
+            </w:pPr>
+            <w:r>
+              <w:rPr>
+                <w:b/>
+                <w:i w:val="0"/>
+                <w:sz w:val="17"/>
+              </w:rPr>
+              <w:t>Метка в PDF: §1.3-3</w:t>
+            </w:r>
+          </w:p>
+          <w:p>
+            <w:pPr>
+              <w:spacing w:after="40"/>
+            </w:pPr>
+            <w:r>
+              <w:rPr>
+                <w:b w:val="0"/>
+                <w:i/>
+                <w:sz w:val="17"/>
+              </w:rPr>
+              <w:t>[1], стр. PDF 2 (стр. источника: 1): «Traditionally, dimensionality reduction was performed using linear techniques such as Principal Components Analysis (PCA) [98], factor analysis [117], and classical scaling [126].»</w:t>
+            </w:r>
+          </w:p>
         </w:tc>
         <w:tc>
           <w:tcPr>
@@ -1371,11 +1540,24 @@
             </w:pPr>
             <w:r>
               <w:rPr>
+                <w:b/>
+                <w:i w:val="0"/>
+                <w:sz w:val="17"/>
+              </w:rPr>
+              <w:t>Метка в PDF: §1.3-4</w:t>
+            </w:r>
+          </w:p>
+          <w:p>
+            <w:pPr>
+              <w:spacing w:after="40"/>
+            </w:pPr>
+            <w:r>
+              <w:rPr>
                 <w:b w:val="0"/>
                 <w:i/>
                 <w:sz w:val="17"/>
               </w:rPr>
-              <w:t>с. 1: «However, these linear techniques cannot adequately handle complex nonlinear data.»</w:t>
+              <w:t>[1], стр. PDF 2 (стр. источника: 1): «However, these linear techniques cannot adequately handle complex nonlinear data.»</w:t>
             </w:r>
           </w:p>
           <w:p>
@@ -1388,7 +1570,7 @@
                 <w:i/>
                 <w:sz w:val="17"/>
               </w:rPr>
-              <w:t>с. 3: «PCA … is a linear technique for dimensionality reduction, which means that it performs dimensionality reduction by embedding the data into a linear subspace of lower dimensionality.»</w:t>
+              <w:t>[1], стр. PDF 4 (стр. источника: 3): «PCA … is a linear technique for dimensionality reduction, which means that it performs dimensionality reduction by embedding the data into a linear subspace of lower dimensionality.»</w:t>
             </w:r>
           </w:p>
         </w:tc>
@@ -1485,11 +1667,24 @@
             </w:pPr>
             <w:r>
               <w:rPr>
+                <w:b/>
+                <w:i w:val="0"/>
+                <w:sz w:val="17"/>
+              </w:rPr>
+              <w:t>Метка в PDF: §1.3-5</w:t>
+            </w:r>
+          </w:p>
+          <w:p>
+            <w:pPr>
+              <w:spacing w:after="40"/>
+            </w:pPr>
+            <w:r>
+              <w:rPr>
                 <w:b w:val="0"/>
                 <w:i/>
                 <w:sz w:val="17"/>
               </w:rPr>
-              <w:t>с. 1: «In contrast to the traditional linear techniques, the nonlinear techniques have the ability to deal with complex nonlinear data. … real-world data is likely to form a highly nonlinear manifold.»</w:t>
+              <w:t>[1], стр. PDF 2 (стр. источника: 1): «In contrast to the traditional linear techniques, the nonlinear techniques have the ability to deal with complex nonlinear data. … real-world data is likely to form a highly nonlinear manifold.»</w:t>
             </w:r>
           </w:p>
           <w:p>
@@ -1502,7 +1697,7 @@
                 <w:i/>
                 <w:sz w:val="17"/>
               </w:rPr>
-              <w:t>с. 2: «Fig. 1: Isomap, Kernel PCA, MVU, diffusion maps, LLE, Laplacian Eigenmaps, Hessian LLE, LTSA, Autoencoder …»</w:t>
+              <w:t>[1], стр. PDF 2 (стр. источника: 1): «In contrast to the traditional linear techniques, the nonlinear techniques have the ability to deal with complex nonlinear data. … real-world data is likely to form a highly nonlinear manifold.»</w:t>
             </w:r>
           </w:p>
         </w:tc>
@@ -1599,11 +1794,24 @@
             </w:pPr>
             <w:r>
               <w:rPr>
+                <w:b/>
+                <w:i w:val="0"/>
+                <w:sz w:val="17"/>
+              </w:rPr>
+              <w:t>Метка в PDF: §1.3-6</w:t>
+            </w:r>
+          </w:p>
+          <w:p>
+            <w:pPr>
+              <w:spacing w:after="40"/>
+            </w:pPr>
+            <w:r>
+              <w:rPr>
                 <w:b w:val="0"/>
                 <w:i/>
                 <w:sz w:val="17"/>
               </w:rPr>
-              <w:t>с. 2: «We subdivide techniques for dimensionality reduction into convex and non-convex techniques.»</w:t>
+              <w:t>[1], стр. PDF 3 (стр. источника: 2): «We subdivide techniques for dimensionality reduction into convex and non-convex techniques.»</w:t>
             </w:r>
           </w:p>
         </w:tc>
@@ -1700,11 +1908,24 @@
             </w:pPr>
             <w:r>
               <w:rPr>
+                <w:b/>
+                <w:i w:val="0"/>
+                <w:sz w:val="17"/>
+              </w:rPr>
+              <w:t>Метка в PDF: §1.3-7</w:t>
+            </w:r>
+          </w:p>
+          <w:p>
+            <w:pPr>
+              <w:spacing w:after="40"/>
+            </w:pPr>
+            <w:r>
+              <w:rPr>
                 <w:b w:val="0"/>
                 <w:i/>
                 <w:sz w:val="17"/>
               </w:rPr>
-              <w:t>с. 2: «Convex techniques optimize an objective function that does not contain any local optima»</w:t>
+              <w:t>[1], стр. PDF 3 (стр. источника: 2): «Convex techniques optimize an objective function that does not contain any local optima»</w:t>
             </w:r>
           </w:p>
           <w:p>
@@ -1717,7 +1938,20 @@
                 <w:i/>
                 <w:sz w:val="17"/>
               </w:rPr>
-              <w:t>с. 3: «the objective function usually has the form of a (generalized) Rayleigh quotient … can be optimized by solving a generalized eigenproblem.»</w:t>
+              <w:t>[1], стр. PDF 4 (стр. источника: 3): «the objective function usually has the form of a (generalized) Rayleigh quotient … can be optimized by solving a generalized eigenproblem.»</w:t>
+            </w:r>
+          </w:p>
+          <w:p>
+            <w:pPr>
+              <w:spacing w:after="40"/>
+            </w:pPr>
+            <w:r>
+              <w:rPr>
+                <w:b w:val="0"/>
+                <w:i/>
+                <w:sz w:val="17"/>
+              </w:rPr>
+              <w:t>[1], стр. PDF 4 (стр. источника: 3): «the objective function usually has the form of a (generalized) Rayleigh quotient … can be optimized by solving a generalized eigenproblem.»</w:t>
             </w:r>
           </w:p>
         </w:tc>
@@ -1814,11 +2048,24 @@
             </w:pPr>
             <w:r>
               <w:rPr>
+                <w:b/>
+                <w:i w:val="0"/>
+                <w:sz w:val="17"/>
+              </w:rPr>
+              <w:t>Метка в PDF: §1.3-8</w:t>
+            </w:r>
+          </w:p>
+          <w:p>
+            <w:pPr>
+              <w:spacing w:after="40"/>
+            </w:pPr>
+            <w:r>
+              <w:rPr>
                 <w:b w:val="0"/>
                 <w:i/>
                 <w:sz w:val="17"/>
               </w:rPr>
-              <w:t>с. 2: «non-convex techniques optimize objective functions that do contain local optima; Fig. 1: Nonconvex → Sammon mapping, LLC, Man. charting, Autoencoder»</w:t>
+              <w:t>[1], стр. PDF 3 (стр. источника: 2): «non-convex techniques optimize objective functions that do contain local optima. The further subdivisions in the taxonomy are discussed in the review in the following two sections. Dimensionality reduction Laplacian Eigenmaps Autoencoder LLE Kernel-based Neighborhood graph Laplacian Hessian LLE LTSA Reconstruction weights Local tangent space Convex Full spectral PCA Class. scaling Nonconvex LLC Man. charting»</w:t>
             </w:r>
           </w:p>
         </w:tc>
@@ -1915,11 +2162,24 @@
             </w:pPr>
             <w:r>
               <w:rPr>
+                <w:b/>
+                <w:i w:val="0"/>
+                <w:sz w:val="17"/>
+              </w:rPr>
+              <w:t>Метка в PDF: §1.3-9</w:t>
+            </w:r>
+          </w:p>
+          <w:p>
+            <w:pPr>
+              <w:spacing w:after="40"/>
+            </w:pPr>
+            <w:r>
+              <w:rPr>
                 <w:b w:val="0"/>
                 <w:i/>
                 <w:sz w:val="17"/>
               </w:rPr>
-              <w:t>с. 3: «We subdivide convex dimensionality reduction techniques into techniques that perform an eigendecomposition of a full matrix (subsection 3.1) and those that perform an eigendecomposition of a sparse matrix (subsection 3.2).»</w:t>
+              <w:t>[1], стр. PDF 4 (стр. источника: 3): «We subdivide convex dimensionality reduction techniques into techniques that perform an eigendecomposition of a full matrix (subsection 3.1) and those that perform an eigendecomposition of a sparse matrix (subsection 3.2).»</w:t>
             </w:r>
           </w:p>
         </w:tc>
@@ -2016,11 +2276,37 @@
             </w:pPr>
             <w:r>
               <w:rPr>
+                <w:b/>
+                <w:i w:val="0"/>
+                <w:sz w:val="17"/>
+              </w:rPr>
+              <w:t>Метка в PDF: §1.3-10</w:t>
+            </w:r>
+          </w:p>
+          <w:p>
+            <w:pPr>
+              <w:spacing w:after="40"/>
+            </w:pPr>
+            <w:r>
+              <w:rPr>
                 <w:b w:val="0"/>
                 <w:i/>
                 <w:sz w:val="17"/>
               </w:rPr>
-              <w:t>с. 3: «Full spectral techniques … perform an eigendecomposition of a full matrix that captures the covariances between dimensions or the pairwise similarities between datapoints … (1) PCA / classical scaling, (2) Isomap, (3) Kernel PCA, (4) MVU, and (5) diffusion maps.»</w:t>
+              <w:t>[1], стр. PDF 4 (стр. источника: 3): «Full spectral techniques … perform an eigendecomposition of a full matrix that captures the covariances between dimensions or the pairwise similarities between datapoints … (1) PCA / classical scaling, (2) Isomap, (3) Kernel PCA, (4) MVU, and (5) diffusion maps.»</w:t>
+            </w:r>
+          </w:p>
+          <w:p>
+            <w:pPr>
+              <w:spacing w:after="40"/>
+            </w:pPr>
+            <w:r>
+              <w:rPr>
+                <w:b w:val="0"/>
+                <w:i/>
+                <w:sz w:val="17"/>
+              </w:rPr>
+              <w:t>[1], стр. PDF 4 (стр. источника: 3): «Full spectral techniques … perform an eigendecomposition of a full matrix that captures the covariances between dimensions or the pairwise similarities between datapoints … (1) PCA / classical scaling, (2) Isomap, (3) Kernel PCA, (4) MVU, and (5) diffusion maps.»</w:t>
             </w:r>
           </w:p>
         </w:tc>
@@ -2117,11 +2403,37 @@
             </w:pPr>
             <w:r>
               <w:rPr>
+                <w:b/>
+                <w:i w:val="0"/>
+                <w:sz w:val="17"/>
+              </w:rPr>
+              <w:t>Метка в PDF: §1.3-11</w:t>
+            </w:r>
+          </w:p>
+          <w:p>
+            <w:pPr>
+              <w:spacing w:after="40"/>
+            </w:pPr>
+            <w:r>
+              <w:rPr>
                 <w:b w:val="0"/>
                 <w:i/>
                 <w:sz w:val="17"/>
               </w:rPr>
-              <w:t>с. 7: «the four techniques discussed in this subsection solve a sparse (generalized) eigenproblem. All presented sparse spectral techniques only focus on retaining local structure of the data. … (1) LLE, (2) Laplacian Eigenmaps, (3) Hessian LLE, and (4) LTSA»</w:t>
+              <w:t>[1], стр. PDF 8 (стр. источника: 7): «the four techniques discussed in this subsection solve a sparse (generalized) eigenproblem. All presented sparse spectral techniques only focus on retaining local structure of the data. … (1) LLE, (2) Laplacian Eigenmaps, (3) Hessian LLE, and (4) LTSA»</w:t>
+            </w:r>
+          </w:p>
+          <w:p>
+            <w:pPr>
+              <w:spacing w:after="40"/>
+            </w:pPr>
+            <w:r>
+              <w:rPr>
+                <w:b w:val="0"/>
+                <w:i/>
+                <w:sz w:val="17"/>
+              </w:rPr>
+              <w:t>[1], стр. PDF 8 (стр. источника: 7): «the four techniques discussed in this subsection solve a sparse (generalized) eigenproblem. All presented sparse spectral techniques only focus on retaining local structure of the data. … (1) LLE, (2) Laplacian Eigenmaps, (3) Hessian LLE, and (4) LTSA»</w:t>
             </w:r>
           </w:p>
         </w:tc>
@@ -2669,11 +2981,24 @@
             </w:pPr>
             <w:r>
               <w:rPr>
+                <w:b/>
+                <w:i w:val="0"/>
+                <w:sz w:val="17"/>
+              </w:rPr>
+              <w:t>Метка в PDF: §2.1-1</w:t>
+            </w:r>
+          </w:p>
+          <w:p>
+            <w:pPr>
+              <w:spacing w:after="40"/>
+            </w:pPr>
+            <w:r>
+              <w:rPr>
                 <w:b w:val="0"/>
                 <w:i/>
                 <w:sz w:val="17"/>
               </w:rPr>
-              <w:t>с. 112: «6.1 How Many Principal Components?»</w:t>
+              <w:t>[2], стр. PDF 19 (стр. источника: 112): «6.1 How Many Principal Components?»</w:t>
             </w:r>
           </w:p>
         </w:tc>
@@ -2770,11 +3095,24 @@
             </w:pPr>
             <w:r>
               <w:rPr>
+                <w:b/>
+                <w:i w:val="0"/>
+                <w:sz w:val="17"/>
+              </w:rPr>
+              <w:t>Метка в PDF: §2.1-2</w:t>
+            </w:r>
+          </w:p>
+          <w:p>
+            <w:pPr>
+              <w:spacing w:after="40"/>
+            </w:pPr>
+            <w:r>
+              <w:rPr>
                 <w:b w:val="0"/>
                 <w:i/>
                 <w:sz w:val="17"/>
               </w:rPr>
-              <w:t>с. 112: «select a (cumulative) percentage of total variation which one desires that the selected PCs contribute, say 80% or 90%. The required number of PCs is then the smallest value of m for which this chosen percentage is exceeded.»</w:t>
+              <w:t>[2], стр. PDF 143 (стр. источника: 112): «select a (cumulative) percentage of total variation which one desires that the selected PCs contribute, say 80% or 90%. The required number of PCs is then the smallest value of m for which this chosen percentage is exceeded.»</w:t>
             </w:r>
           </w:p>
           <w:p>
@@ -2787,7 +3125,7 @@
                 <w:i/>
                 <w:sz w:val="17"/>
               </w:rPr>
-              <w:t>с. 113: «Although a sensible cutoff is very often in the range 70% to 90%, it can sometimes be higher or lower …»</w:t>
+              <w:t>[2], стр. PDF 144 (стр. источника: 113): «Although a sensible cutoff is very often in the range 70% to 90%, it can sometimes be higher or lower …»</w:t>
             </w:r>
           </w:p>
         </w:tc>
@@ -2884,11 +3222,24 @@
             </w:pPr>
             <w:r>
               <w:rPr>
+                <w:b/>
+                <w:i w:val="0"/>
+                <w:sz w:val="17"/>
+              </w:rPr>
+              <w:t>Метка в PDF: §2.1-3</w:t>
+            </w:r>
+          </w:p>
+          <w:p>
+            <w:pPr>
+              <w:spacing w:after="40"/>
+            </w:pPr>
+            <w:r>
+              <w:rPr>
                 <w:b w:val="0"/>
                 <w:i/>
                 <w:sz w:val="17"/>
               </w:rPr>
-              <w:t>с. 115: «The scree graph … involves looking at a plot of l_k against k … and deciding at which value of k the slopes of lines joining the plotted points are ‘steep’ to the left of k, and ‘not steep’ to the right.»</w:t>
+              <w:t>[2], стр. PDF 146 (стр. источника: 115): «The scree graph … involves looking at a plot of l_k against k … and deciding at which value of k the slopes of lines joining the plotted points are ‘steep’ to the left of k, and ‘not steep’ to the right.»</w:t>
             </w:r>
           </w:p>
           <w:p>
@@ -2901,7 +3252,20 @@
                 <w:i/>
                 <w:sz w:val="17"/>
               </w:rPr>
-              <w:t>с. 116: «This value of k, deﬁning an ‘elbow’ in the graph, is then taken to be the number of components m to be retained.»</w:t>
+              <w:t>[2], стр. PDF 147 (стр. источника: 115): «the plotted points are ‘steep’ to the left of k, and ‘not steep’ to the right.»</w:t>
+            </w:r>
+          </w:p>
+          <w:p>
+            <w:pPr>
+              <w:spacing w:after="40"/>
+            </w:pPr>
+            <w:r>
+              <w:rPr>
+                <w:b w:val="0"/>
+                <w:i/>
+                <w:sz w:val="17"/>
+              </w:rPr>
+              <w:t>[2], стр. PDF 147 (стр. источника: 116): «This value of k, deﬁning an ‘elbow’ in the graph, is then taken to be the number of components m to be retained.»</w:t>
             </w:r>
           </w:p>
         </w:tc>
@@ -2992,6 +3356,32 @@
               <w:t>Страницы в отчёте: [2] с. 1–2</w:t>
             </w:r>
           </w:p>
+          <w:p>
+            <w:pPr>
+              <w:spacing w:after="40"/>
+            </w:pPr>
+            <w:r>
+              <w:rPr>
+                <w:b/>
+                <w:i w:val="0"/>
+                <w:sz w:val="17"/>
+              </w:rPr>
+              <w:t>Метка в PDF: §2.1-4</w:t>
+            </w:r>
+          </w:p>
+          <w:p>
+            <w:pPr>
+              <w:spacing w:after="40"/>
+            </w:pPr>
+            <w:r>
+              <w:rPr>
+                <w:b w:val="0"/>
+                <w:i/>
+                <w:sz w:val="17"/>
+              </w:rPr>
+              <w:t>[2], стр. PDF 32 (стр. источника: 1): «the principal components (PCs), which are uncorrelated, and which are ordered so that the first few retain most of the variation present in all of the original variables.»</w:t>
+            </w:r>
+          </w:p>
         </w:tc>
         <w:tc>
           <w:tcPr>
@@ -3086,11 +3476,24 @@
             </w:pPr>
             <w:r>
               <w:rPr>
+                <w:b/>
+                <w:i w:val="0"/>
+                <w:sz w:val="17"/>
+              </w:rPr>
+              <w:t>Метка в PDF: §2.1-5</w:t>
+            </w:r>
+          </w:p>
+          <w:p>
+            <w:pPr>
+              <w:spacing w:after="40"/>
+            </w:pPr>
+            <w:r>
+              <w:rPr>
                 <w:b w:val="0"/>
                 <w:i/>
                 <w:sz w:val="17"/>
               </w:rPr>
-              <w:t>с. 16: «Property A5 … Σσ_j² is minimized if B = A_q. … if we wish to get the best linear predictor of x in a q-dimensional subspace, in the sense of minimizing the sum over elements of x of the residual variances, then this optimal subspace is defined by the first q PCs.»</w:t>
+              <w:t>[2], стр. PDF 47 (стр. источника: 16): «is minimized if B Aq.»</w:t>
             </w:r>
           </w:p>
           <w:p>
@@ -3103,7 +3506,20 @@
                 <w:i/>
                 <w:sz w:val="17"/>
               </w:rPr>
-              <w:t>с. 46: «m x̃_ij gives the best possible rank m approximation to x_ij, in the sense of minimizing Σ(m x_ij − x_ij)²»</w:t>
+              <w:t>[2], стр. PDF 47 (стр. источника: 16): «Property A5 … Σσ_j² is minimized if B = A_q. … if we wish to get the best linear predictor of x in a q-dimensional subspace, in the sense of minimizing the sum over elements of x of the residual variances, then this optimal subspace is defined by the first q PCs.»</w:t>
+            </w:r>
+          </w:p>
+          <w:p>
+            <w:pPr>
+              <w:spacing w:after="40"/>
+            </w:pPr>
+            <w:r>
+              <w:rPr>
+                <w:b w:val="0"/>
+                <w:i/>
+                <w:sz w:val="17"/>
+              </w:rPr>
+              <w:t>[2], стр. PDF 77 (стр. источника: 46): «gives the best possible rank m approximation to xij, in the sense of minimizing»</w:t>
             </w:r>
           </w:p>
         </w:tc>
@@ -3200,11 +3616,24 @@
             </w:pPr>
             <w:r>
               <w:rPr>
+                <w:b/>
+                <w:i w:val="0"/>
+                <w:sz w:val="17"/>
+              </w:rPr>
+              <w:t>Метка в PDF: §2.1-6</w:t>
+            </w:r>
+          </w:p>
+          <w:p>
+            <w:pPr>
+              <w:spacing w:after="40"/>
+            </w:pPr>
+            <w:r>
+              <w:rPr>
                 <w:b w:val="0"/>
                 <w:i/>
                 <w:sz w:val="17"/>
               </w:rPr>
-              <w:t>с. 2: «look for a linear function α1′x of the elements of x having maximum variance … α1′x = α11 x1 + α12 x2 + · · · + α1p xp»</w:t>
+              <w:t>[2], стр. PDF 33 (стр. источника: 2): «look for a linear function α1′x of the elements of x having maximum variance … α1′x = α11 x1 + α12 x2 + · · · + α1p xp»</w:t>
             </w:r>
           </w:p>
         </w:tc>
@@ -3301,11 +3730,24 @@
             </w:pPr>
             <w:r>
               <w:rPr>
+                <w:b/>
+                <w:i w:val="0"/>
+                <w:sz w:val="17"/>
+              </w:rPr>
+              <w:t>Метка в PDF: §2.1-7</w:t>
+            </w:r>
+          </w:p>
+          <w:p>
+            <w:pPr>
+              <w:spacing w:after="40"/>
+            </w:pPr>
+            <w:r>
+              <w:rPr>
                 <w:b w:val="0"/>
                 <w:i/>
                 <w:sz w:val="17"/>
               </w:rPr>
-              <w:t>с. 1: «the principal components (PCs), which are uncorrelated, and which are ordered so that the ﬁrst few retain most of the variation present in all of the original variables»</w:t>
+              <w:t>[2], стр. PDF 32 (стр. источника: 1): «the principal components (PCs), which are uncorrelated, and which are ordered so that the ﬁrst few retain most of the variation present in all of the original variables»</w:t>
             </w:r>
           </w:p>
           <w:p>
@@ -3318,7 +3760,7 @@
                 <w:i/>
                 <w:sz w:val="17"/>
               </w:rPr>
-              <w:t>с. 171: «If a multicollinearity exists, then it appears as a PC with very small variance»</w:t>
+              <w:t>[2], стр. PDF 202 (стр. источника: 171): «If a multicollinearity exists, then it appears as a PC with very small variance»</w:t>
             </w:r>
           </w:p>
         </w:tc>
@@ -3415,11 +3857,24 @@
             </w:pPr>
             <w:r>
               <w:rPr>
+                <w:b/>
+                <w:i w:val="0"/>
+                <w:sz w:val="17"/>
+              </w:rPr>
+              <w:t>Метка в PDF: §2.1-8</w:t>
+            </w:r>
+          </w:p>
+          <w:p>
+            <w:pPr>
+              <w:spacing w:after="40"/>
+            </w:pPr>
+            <w:r>
+              <w:rPr>
                 <w:b w:val="0"/>
                 <w:i/>
                 <w:sz w:val="17"/>
               </w:rPr>
-              <w:t>с. 45: «First, it provides a computationally efﬁcient method of actually ﬁnding PCs (see Appendix A1).»</w:t>
+              <w:t>[2], стр. PDF 76 (стр. источника: 45): «First, it provides a computationally efﬁcient method of actually ﬁnding PCs (see Appendix A1).»</w:t>
             </w:r>
           </w:p>
         </w:tc>
@@ -3516,11 +3971,24 @@
             </w:pPr>
             <w:r>
               <w:rPr>
+                <w:b/>
+                <w:i w:val="0"/>
+                <w:sz w:val="17"/>
+              </w:rPr>
+              <w:t>Метка в PDF: §2.1-9</w:t>
+            </w:r>
+          </w:p>
+          <w:p>
+            <w:pPr>
+              <w:spacing w:after="40"/>
+            </w:pPr>
+            <w:r>
+              <w:rPr>
                 <w:b w:val="0"/>
                 <w:i/>
                 <w:sz w:val="17"/>
               </w:rPr>
-              <w:t>с. 53: «the last (p − q) PCs are of equal variation and essentially just measure ‘noise’»</w:t>
+              <w:t>[2], стр. PDF 84 (стр. источника: 53): «the last (p − q) PCs are of equal variation and essentially just measure ‘noise’»</w:t>
             </w:r>
           </w:p>
           <w:p>
@@ -3533,7 +4001,7 @@
                 <w:i/>
                 <w:sz w:val="17"/>
               </w:rPr>
-              <w:t>с. 54: «By testing H0q for various values of q it can be decided how many PCs are distinguishable from ‘noise’ and are therefore worth retaining.»</w:t>
+              <w:t>[2], стр. PDF 85 (стр. источника: 54): «By testing H0q for various values of q it can be decided how many PCs are distinguishable from ‘noise’ and are therefore worth retaining.»</w:t>
             </w:r>
           </w:p>
         </w:tc>
@@ -3624,6 +4092,32 @@
               <w:t>Страницы в отчёте: [2] с. 2, 22, 64</w:t>
             </w:r>
           </w:p>
+          <w:p>
+            <w:pPr>
+              <w:spacing w:after="40"/>
+            </w:pPr>
+            <w:r>
+              <w:rPr>
+                <w:b/>
+                <w:i w:val="0"/>
+                <w:sz w:val="17"/>
+              </w:rPr>
+              <w:t>Метка в PDF: §2.1-10</w:t>
+            </w:r>
+          </w:p>
+          <w:p>
+            <w:pPr>
+              <w:spacing w:after="40"/>
+            </w:pPr>
+            <w:r>
+              <w:rPr>
+                <w:b w:val="0"/>
+                <w:i/>
+                <w:sz w:val="17"/>
+              </w:rPr>
+              <w:t>[2], стр. PDF 53 (стр. источника: 22): «The big drawback of PCA based on covariance matrices is the sensitivity of the PCs to the units of measurement used for each element of x.»</w:t>
+            </w:r>
+          </w:p>
         </w:tc>
         <w:tc>
           <w:tcPr>
@@ -3718,11 +4212,24 @@
             </w:pPr>
             <w:r>
               <w:rPr>
+                <w:b/>
+                <w:i w:val="0"/>
+                <w:sz w:val="17"/>
+              </w:rPr>
+              <w:t>Метка в PDF: §2.1-11</w:t>
+            </w:r>
+          </w:p>
+          <w:p>
+            <w:pPr>
+              <w:spacing w:after="40"/>
+            </w:pPr>
+            <w:r>
+              <w:rPr>
                 <w:b w:val="0"/>
                 <w:i/>
                 <w:sz w:val="17"/>
               </w:rPr>
-              <w:t>с. 374: «14.1 Non-Linear Extensions of Principal Component Analysis»</w:t>
+              <w:t>[2], стр. PDF 22 (стр. источника: 374): «14.1 Non-Linear Extensions of Principal Component Analysis»</w:t>
             </w:r>
           </w:p>
           <w:p>
@@ -3735,7 +4242,20 @@
                 <w:i/>
                 <w:sz w:val="17"/>
               </w:rPr>
-              <w:t>с. 1: «(обзор [1]) the Swiss roll dataset … A vast number of nonlinear techniques are perfectly able to find this embedding, whereas linear techniques fail to do so.»</w:t>
+              <w:t>[1], стр. PDF 2 (стр. источника: 1): «the Swiss roll dataset»</w:t>
+            </w:r>
+          </w:p>
+          <w:p>
+            <w:pPr>
+              <w:spacing w:after="40"/>
+            </w:pPr>
+            <w:r>
+              <w:rPr>
+                <w:b w:val="0"/>
+                <w:i/>
+                <w:sz w:val="17"/>
+              </w:rPr>
+              <w:t>[1], стр. PDF 2 (стр. источника: 1): «(обзор [1]) the Swiss roll dataset … A vast number of nonlinear techniques are perfectly able to find this embedding, whereas linear techniques fail to do so.»</w:t>
             </w:r>
           </w:p>
         </w:tc>
@@ -3832,11 +4352,37 @@
             </w:pPr>
             <w:r>
               <w:rPr>
+                <w:b/>
+                <w:i w:val="0"/>
+                <w:sz w:val="17"/>
+              </w:rPr>
+              <w:t>Метка в PDF: §2.1-12</w:t>
+            </w:r>
+          </w:p>
+          <w:p>
+            <w:pPr>
+              <w:spacing w:after="40"/>
+            </w:pPr>
+            <w:r>
+              <w:rPr>
                 <w:b w:val="0"/>
                 <w:i/>
                 <w:sz w:val="17"/>
               </w:rPr>
-              <w:t>с. 204: «this will not necessarily correspond to the ﬁrst PC, which maximizes λk. Indeed, if α1 is orthogonal to (µ1 − µ2), as in Figure 9.2, then the ﬁrst PC has no discriminatory power at all. … low-variance PCs are important discriminators»</w:t>
+              <w:t>[2], стр. PDF 235 (стр. источника: 204): «this will not necessarily correspond to the ﬁrst PC, which maximizes λk. Indeed, if α1 is orthogonal to (µ1 − µ2), as in Figure 9.2, then the ﬁrst PC has no discriminatory power at all. … low-variance PCs are important discriminators»</w:t>
+            </w:r>
+          </w:p>
+          <w:p>
+            <w:pPr>
+              <w:spacing w:after="40"/>
+            </w:pPr>
+            <w:r>
+              <w:rPr>
+                <w:b w:val="0"/>
+                <w:i/>
+                <w:sz w:val="17"/>
+              </w:rPr>
+              <w:t>[2], стр. PDF 235 (стр. источника: 204): «this will not necessarily correspond to the ﬁrst PC, which maximizes λk. Indeed, if α1 is orthogonal to (µ1 − µ2), as in Figure 9.2, then the ﬁrst PC has no discriminatory power at all. … low-variance PCs are important discriminators»</w:t>
             </w:r>
           </w:p>
         </w:tc>
@@ -3933,11 +4479,24 @@
             </w:pPr>
             <w:r>
               <w:rPr>
+                <w:b/>
+                <w:i w:val="0"/>
+                <w:sz w:val="17"/>
+              </w:rPr>
+              <w:t>Метка в PDF: §2.1-13</w:t>
+            </w:r>
+          </w:p>
+          <w:p>
+            <w:pPr>
+              <w:spacing w:after="40"/>
+            </w:pPr>
+            <w:r>
+              <w:rPr>
                 <w:b w:val="0"/>
                 <w:i/>
                 <w:sz w:val="17"/>
               </w:rPr>
-              <w:t>с. 22: «The big drawback of PCA based on covariance matrices is the sensitivity of the PCs to the units of measurement used for each element of x.»</w:t>
+              <w:t>[2], стр. PDF 53 (стр. источника: 22): «The big drawback of PCA based on covariance matrices is the sensitivity of the PCs to the units of measurement used for each element of x.»</w:t>
             </w:r>
           </w:p>
           <w:p>
@@ -3950,7 +4509,7 @@
                 <w:i/>
                 <w:sz w:val="17"/>
               </w:rPr>
-              <w:t>с. 24: «it is unwise to use PCs on a covariance matrix when x consists of measurements of different types …»</w:t>
+              <w:t>[2], стр. PDF 55 (стр. источника: 24): «it is unwise to use PCs on a covariance matrix when x consists of measurements of different types …»</w:t>
             </w:r>
           </w:p>
         </w:tc>
@@ -4047,11 +4606,24 @@
             </w:pPr>
             <w:r>
               <w:rPr>
+                <w:b/>
+                <w:i w:val="0"/>
+                <w:sz w:val="17"/>
+              </w:rPr>
+              <w:t>Метка в PDF: §2.1-14</w:t>
+            </w:r>
+          </w:p>
+          <w:p>
+            <w:pPr>
+              <w:spacing w:after="40"/>
+            </w:pPr>
+            <w:r>
+              <w:rPr>
                 <w:b w:val="0"/>
                 <w:i/>
                 <w:sz w:val="17"/>
               </w:rPr>
-              <w:t>с. 64: «There is no reason, a priori, why a mathematically derived linear function of the original variables … should have a simple interpretation.»</w:t>
+              <w:t>[2], стр. PDF 95 (стр. источника: 64): «There is no reason, a priori, why a mathematically derived linear function of the original variables … should have a simple interpretation.»</w:t>
             </w:r>
           </w:p>
           <w:p>
@@ -4064,7 +4636,20 @@
                 <w:i/>
                 <w:sz w:val="17"/>
               </w:rPr>
-              <w:t>с. 269: «the construction of PCs as linear combinations of all the measured variables means that interpretation is not always easy.»</w:t>
+              <w:t>[2], стр. PDF 95 (стр. источника: 64): «should have a simple»</w:t>
+            </w:r>
+          </w:p>
+          <w:p>
+            <w:pPr>
+              <w:spacing w:after="40"/>
+            </w:pPr>
+            <w:r>
+              <w:rPr>
+                <w:b w:val="0"/>
+                <w:i/>
+                <w:sz w:val="17"/>
+              </w:rPr>
+              <w:t>[2], стр. PDF 300 (стр. источника: 269): «the construction of PCs as linear combinations of all the measured variables means that interpretation is not always easy.»</w:t>
             </w:r>
           </w:p>
         </w:tc>
@@ -4254,6 +4839,32 @@
               <w:t>Страницы в отчёте: [3] с. 179–188</w:t>
             </w:r>
           </w:p>
+          <w:p>
+            <w:pPr>
+              <w:spacing w:after="40"/>
+            </w:pPr>
+            <w:r>
+              <w:rPr>
+                <w:b/>
+                <w:i w:val="0"/>
+                <w:sz w:val="17"/>
+              </w:rPr>
+              <w:t>Метка в PDF: §2.2-1</w:t>
+            </w:r>
+          </w:p>
+          <w:p>
+            <w:pPr>
+              <w:spacing w:after="40"/>
+            </w:pPr>
+            <w:r>
+              <w:rPr>
+                <w:b w:val="0"/>
+                <w:i/>
+                <w:sz w:val="17"/>
+              </w:rPr>
+              <w:t>[3], стр. PDF 2 (стр. источника: 179): «special interest attaches to certain linear functions of the measurements by which the populations are best discriminated.»</w:t>
+            </w:r>
+          </w:p>
         </w:tc>
         <w:tc>
           <w:tcPr>
@@ -4329,6 +4940,32 @@
               <w:t>Страницы в отчёте: [3] с. 179</w:t>
             </w:r>
           </w:p>
+          <w:p>
+            <w:pPr>
+              <w:spacing w:after="40"/>
+            </w:pPr>
+            <w:r>
+              <w:rPr>
+                <w:b/>
+                <w:i w:val="0"/>
+                <w:sz w:val="17"/>
+              </w:rPr>
+              <w:t>Метка в PDF: §2.2-2</w:t>
+            </w:r>
+          </w:p>
+          <w:p>
+            <w:pPr>
+              <w:spacing w:after="40"/>
+            </w:pPr>
+            <w:r>
+              <w:rPr>
+                <w:b w:val="0"/>
+                <w:i/>
+                <w:sz w:val="17"/>
+              </w:rPr>
+              <w:t>[3], стр. PDF 2 (стр. источника: 179): «In the present paper the application of the same principle will be illustrated on a taxonomic problem»</w:t>
+            </w:r>
+          </w:p>
         </w:tc>
         <w:tc>
           <w:tcPr>
@@ -4423,11 +5060,50 @@
             </w:pPr>
             <w:r>
               <w:rPr>
+                <w:b/>
+                <w:i w:val="0"/>
+                <w:sz w:val="17"/>
+              </w:rPr>
+              <w:t>Метка в PDF: §2.2-3</w:t>
+            </w:r>
+          </w:p>
+          <w:p>
+            <w:pPr>
+              <w:spacing w:after="40"/>
+            </w:pPr>
+            <w:r>
+              <w:rPr>
                 <w:b w:val="0"/>
                 <w:i/>
                 <w:sz w:val="17"/>
               </w:rPr>
-              <w:t>с. 179: «When two or more populations have been measured in several characters, x1, …, xs, special interest attaches to certain linear functions of the measurements by which the populations are best discriminated. … What linear function of the four measurements X = λ1x1 + λ2x2 + λ3x3 + λ4x4 will maximize the ratio of the difference between the specific means to the standard deviations within species?»</w:t>
+              <w:t>[3], стр. PDF 2 (стр. источника: 179): «When two or more populations have been measured in several characters, x1, …, xs, special interest attaches to certain linear functions of the measurements by which the populations are best discriminated. … What linear function of the four measurements X = λ1x1 + λ2x2 + λ3x3 + λ4x4 will maximize the ratio of the difference between the specific means to the standard deviations within species?»</w:t>
+            </w:r>
+          </w:p>
+          <w:p>
+            <w:pPr>
+              <w:spacing w:after="40"/>
+            </w:pPr>
+            <w:r>
+              <w:rPr>
+                <w:b w:val="0"/>
+                <w:i/>
+                <w:sz w:val="17"/>
+              </w:rPr>
+              <w:t>[3], стр. PDF 2 (стр. источника: 179): «When two or more populations have been measured in several characters, x1, …, xs, special interest attaches to certain linear functions of the measurements by which the populations are best discriminated. … What linear function of the four measurements X = λ1x1 + λ2x2 + λ3x3 + λ4x4 will maximize the ratio of the difference between the specific means to the standard deviations within species?»</w:t>
+            </w:r>
+          </w:p>
+          <w:p>
+            <w:pPr>
+              <w:spacing w:after="40"/>
+            </w:pPr>
+            <w:r>
+              <w:rPr>
+                <w:b w:val="0"/>
+                <w:i/>
+                <w:sz w:val="17"/>
+              </w:rPr>
+              <w:t>[3], стр. PDF 2 (стр. источника: 179): «What linear function of the four measurements X=A1x1+&amp;x2+A3x3+A4x4 will maximize the ratio of the difference between the specific means to the standard deviations within species?»</w:t>
             </w:r>
           </w:p>
         </w:tc>
@@ -4518,6 +5194,32 @@
               <w:t>Страницы в отчёте: [3] с. 179–182</w:t>
             </w:r>
           </w:p>
+          <w:p>
+            <w:pPr>
+              <w:spacing w:after="40"/>
+            </w:pPr>
+            <w:r>
+              <w:rPr>
+                <w:b/>
+                <w:i w:val="0"/>
+                <w:sz w:val="17"/>
+              </w:rPr>
+              <w:t>Метка в PDF: §2.2-4</w:t>
+            </w:r>
+          </w:p>
+          <w:p>
+            <w:pPr>
+              <w:spacing w:after="40"/>
+            </w:pPr>
+            <w:r>
+              <w:rPr>
+                <w:b w:val="0"/>
+                <w:i/>
+                <w:sz w:val="17"/>
+              </w:rPr>
+              <w:t>[3], стр. PDF 2 (стр. источника: 179): «What linear function of the four measurements»</w:t>
+            </w:r>
+          </w:p>
         </w:tc>
         <w:tc>
           <w:tcPr>
@@ -4612,11 +5314,24 @@
             </w:pPr>
             <w:r>
               <w:rPr>
+                <w:b/>
+                <w:i w:val="0"/>
+                <w:sz w:val="17"/>
+              </w:rPr>
+              <w:t>Метка в PDF: §2.2-5</w:t>
+            </w:r>
+          </w:p>
+          <w:p>
+            <w:pPr>
+              <w:spacing w:after="40"/>
+            </w:pPr>
+            <w:r>
+              <w:rPr>
                 <w:b w:val="0"/>
                 <w:i/>
                 <w:sz w:val="17"/>
               </w:rPr>
-              <w:t>с. 179: «Table I shows measurements of the flowers of fifty plants each of the two species Iris setosa and I. versicolor … Four flower measurements are given.»</w:t>
+              <w:t>[3], стр. PDF 2 (стр. источника: 179): «Table I shows measurements of the flowers of fifty plants each of the two species Iris setosa and I. versicolor … Four flower measurements are given.»</w:t>
             </w:r>
           </w:p>
         </w:tc>
@@ -4713,11 +5428,24 @@
             </w:pPr>
             <w:r>
               <w:rPr>
+                <w:b/>
+                <w:i w:val="0"/>
+                <w:sz w:val="17"/>
+              </w:rPr>
+              <w:t>Метка в PDF: §2.2-6</w:t>
+            </w:r>
+          </w:p>
+          <w:p>
+            <w:pPr>
+              <w:spacing w:after="40"/>
+            </w:pPr>
+            <w:r>
+              <w:rPr>
                 <w:b w:val="0"/>
                 <w:i/>
                 <w:sz w:val="17"/>
               </w:rPr>
-              <w:t>с. 179: «The sums of squares and products of deviations from the specific means are shown in Table III. Since fifty plants of each species were used these sums contain 98 degrees of freedom.»</w:t>
+              <w:t>[3], стр. PDF 2 (стр. источника: 179): «The sums of squares and products of deviations from the specific means are shown in Table III. Since fifty plants of each species were used these sums contain 98 degrees of freedom.»</w:t>
             </w:r>
           </w:p>
         </w:tc>
@@ -4814,24 +5542,24 @@
             </w:pPr>
             <w:r>
               <w:rPr>
+                <w:b/>
+                <w:i w:val="0"/>
+                <w:sz w:val="17"/>
+              </w:rPr>
+              <w:t>Метка в PDF: §2.2-7</w:t>
+            </w:r>
+          </w:p>
+          <w:p>
+            <w:pPr>
+              <w:spacing w:after="40"/>
+            </w:pPr>
+            <w:r>
+              <w:rPr>
                 <w:b w:val="0"/>
                 <w:i/>
                 <w:sz w:val="17"/>
               </w:rPr>
-              <w:t>с. 181: «Table II … Sepal length 0.930; Sepal width −0.658; Petal length 2.798; Petal width 1.080 (differences)»</w:t>
-            </w:r>
-          </w:p>
-          <w:p>
-            <w:pPr>
-              <w:spacing w:after="40"/>
-            </w:pPr>
-            <w:r>
-              <w:rPr>
-                <w:b w:val="0"/>
-                <w:i/>
-                <w:sz w:val="17"/>
-              </w:rPr>
-              <w:t>с. 179: «the difference between the means of X in the two species is D = λ1d1 + λ2d2 + λ3d3 + λ4d4»</w:t>
+              <w:t>[3], стр. PDF 2 (стр. источника: 179): «the difference between the means of X in the two species is D»</w:t>
             </w:r>
           </w:p>
         </w:tc>
@@ -4928,11 +5656,24 @@
             </w:pPr>
             <w:r>
               <w:rPr>
+                <w:b/>
+                <w:i w:val="0"/>
+                <w:sz w:val="17"/>
+              </w:rPr>
+              <w:t>Метка в PDF: §2.2-8</w:t>
+            </w:r>
+          </w:p>
+          <w:p>
+            <w:pPr>
+              <w:spacing w:after="40"/>
+            </w:pPr>
+            <w:r>
+              <w:rPr>
                 <w:b w:val="0"/>
                 <w:i/>
                 <w:sz w:val="17"/>
               </w:rPr>
-              <w:t>с. 179: «the variance of X within species is proportional to S = Σ_p Σ_q λ_p λ_q S_pq»</w:t>
+              <w:t>[3], стр. PDF 2 (стр. источника: 179): «the variance of X within species is proportional to»</w:t>
             </w:r>
           </w:p>
           <w:p>
@@ -4945,7 +5686,7 @@
                 <w:i/>
                 <w:sz w:val="17"/>
               </w:rPr>
-              <w:t>с. 181: «The particular linear function which best discriminates the two species will be one for which the ratio D²/S is greatest, by variation of the four coefficients»</w:t>
+              <w:t>[3], стр. PDF 2 (стр. источника: 181): «The particular linear function which best discriminates the two species will be one for»</w:t>
             </w:r>
           </w:p>
         </w:tc>
@@ -5042,11 +5783,37 @@
             </w:pPr>
             <w:r>
               <w:rPr>
+                <w:b/>
+                <w:i w:val="0"/>
+                <w:sz w:val="17"/>
+              </w:rPr>
+              <w:t>Метка в PDF: §2.2-9</w:t>
+            </w:r>
+          </w:p>
+          <w:p>
+            <w:pPr>
+              <w:spacing w:after="40"/>
+            </w:pPr>
+            <w:r>
+              <w:rPr>
                 <w:b w:val="0"/>
                 <w:i/>
                 <w:sz w:val="17"/>
               </w:rPr>
-              <w:t>с. 181: «the coefficients required are proportional to the solutions of the equations (1) … the matrix of multipliers reciprocal to the matrix of S (Table IV)»</w:t>
+              <w:t>[3], стр. PDF 4 (стр. источника: 181): «the coefficients required are proportional to the solutions of the equations (1) … the matrix of multipliers reciprocal to the matrix of S (Table IV)»</w:t>
+            </w:r>
+          </w:p>
+          <w:p>
+            <w:pPr>
+              <w:spacing w:after="40"/>
+            </w:pPr>
+            <w:r>
+              <w:rPr>
+                <w:b w:val="0"/>
+                <w:i/>
+                <w:sz w:val="17"/>
+              </w:rPr>
+              <w:t>[3], стр. PDF 4 (стр. источника: 181): «the matrix of multipliers reciprocal to the matrix of»</w:t>
             </w:r>
           </w:p>
         </w:tc>
@@ -5137,6 +5904,32 @@
               <w:t>Страницы в отчёте: [3] с. 179–182</w:t>
             </w:r>
           </w:p>
+          <w:p>
+            <w:pPr>
+              <w:spacing w:after="40"/>
+            </w:pPr>
+            <w:r>
+              <w:rPr>
+                <w:b/>
+                <w:i w:val="0"/>
+                <w:sz w:val="17"/>
+              </w:rPr>
+              <w:t>Метка в PDF: §2.2-10</w:t>
+            </w:r>
+          </w:p>
+          <w:p>
+            <w:pPr>
+              <w:spacing w:after="40"/>
+            </w:pPr>
+            <w:r>
+              <w:rPr>
+                <w:b w:val="0"/>
+                <w:i/>
+                <w:sz w:val="17"/>
+              </w:rPr>
+              <w:t>[3], стр. PDF 4 (стр. источника: 181): «Consequently, the coefficients required are proportional to the solutions of the equations»</w:t>
+            </w:r>
+          </w:p>
         </w:tc>
         <w:tc>
           <w:tcPr>
@@ -5218,11 +6011,24 @@
             </w:pPr>
             <w:r>
               <w:rPr>
+                <w:b/>
+                <w:i w:val="0"/>
+                <w:sz w:val="17"/>
+              </w:rPr>
+              <w:t>Метка в PDF: §2.2-11</w:t>
+            </w:r>
+          </w:p>
+          <w:p>
+            <w:pPr>
+              <w:spacing w:after="40"/>
+            </w:pPr>
+            <w:r>
+              <w:rPr>
                 <w:b w:val="0"/>
                 <w:i/>
                 <w:sz w:val="17"/>
               </w:rPr>
-              <w:t>с. 181: «Table II»</w:t>
+              <w:t>[3], стр. PDF 2 (стр. источника: 179): «The observed means and their differences are shown in Table 11.»</w:t>
             </w:r>
           </w:p>
         </w:tc>
@@ -5306,11 +6112,24 @@
             </w:pPr>
             <w:r>
               <w:rPr>
+                <w:b/>
+                <w:i w:val="0"/>
+                <w:sz w:val="17"/>
+              </w:rPr>
+              <w:t>Метка в PDF: §2.2-12</w:t>
+            </w:r>
+          </w:p>
+          <w:p>
+            <w:pPr>
+              <w:spacing w:after="40"/>
+            </w:pPr>
+            <w:r>
+              <w:rPr>
                 <w:b w:val="0"/>
                 <w:i/>
                 <w:sz w:val="17"/>
               </w:rPr>
-              <w:t>с. 181: «Table III. Sums of squares and products of four measurements, within species»</w:t>
+              <w:t>[3], стр. PDF 4 (стр. источника: 181): «Sums of squares and products offour measurements, within species»</w:t>
             </w:r>
           </w:p>
         </w:tc>
@@ -5394,11 +6213,24 @@
             </w:pPr>
             <w:r>
               <w:rPr>
+                <w:b/>
+                <w:i w:val="0"/>
+                <w:sz w:val="17"/>
+              </w:rPr>
+              <w:t>Метка в PDF: §2.2-13</w:t>
+            </w:r>
+          </w:p>
+          <w:p>
+            <w:pPr>
+              <w:spacing w:after="40"/>
+            </w:pPr>
+            <w:r>
+              <w:rPr>
                 <w:b w:val="0"/>
                 <w:i/>
                 <w:sz w:val="17"/>
               </w:rPr>
-              <w:t>с. 182: «λ1 = −0.0311511, λ2 = −0.1839075, λ3 = +0.2221044, λ4 = +0.3147370»</w:t>
+              <w:t>[3], стр. PDF 5 (стр. источника: 182): «Multiplying the columns of the matrix in Table IV by the observed differences, we have the solutions of the equation (1)»</w:t>
             </w:r>
           </w:p>
         </w:tc>
@@ -5482,11 +6314,24 @@
             </w:pPr>
             <w:r>
               <w:rPr>
+                <w:b/>
+                <w:i w:val="0"/>
+                <w:sz w:val="17"/>
+              </w:rPr>
+              <w:t>Метка в PDF: §2.2-14</w:t>
+            </w:r>
+          </w:p>
+          <w:p>
+            <w:pPr>
+              <w:spacing w:after="40"/>
+            </w:pPr>
+            <w:r>
+              <w:rPr>
                 <w:b w:val="0"/>
                 <w:i/>
                 <w:sz w:val="17"/>
               </w:rPr>
-              <w:t>с. 182: «if we choose to take the coefficient of sepal length to be unity, the compound measurement required is X = x1 + 5.9037x2 − 7.1299x3 − 10.1036x4»</w:t>
+              <w:t>[3], стр. PDF 5 (стр. источника: 182): «if we choose to take the coefficient of sepal length to be unity, the compound measurement required is»</w:t>
             </w:r>
           </w:p>
         </w:tc>
@@ -5570,11 +6415,37 @@
             </w:pPr>
             <w:r>
               <w:rPr>
+                <w:b/>
+                <w:i w:val="0"/>
+                <w:sz w:val="17"/>
+              </w:rPr>
+              <w:t>Метка в PDF: §2.2-15</w:t>
+            </w:r>
+          </w:p>
+          <w:p>
+            <w:pPr>
+              <w:spacing w:after="40"/>
+            </w:pPr>
+            <w:r>
+              <w:rPr>
                 <w:b w:val="0"/>
                 <w:i/>
                 <w:sz w:val="17"/>
               </w:rPr>
-              <w:t>с. 182: «for setosa … = 12.3345 cm.; for versicolor … = −21.4815 cm. The difference between the average values of the compound measurements being thus 33.816 cm.»</w:t>
+              <w:t>[3], стр. PDF 5 (стр. источника: 182): «for setosa … = 12.3345 cm.; for versicolor … = −21.4815 cm. The difference between the average values of the compound measurements being thus 33.816 cm.»</w:t>
+            </w:r>
+          </w:p>
+          <w:p>
+            <w:pPr>
+              <w:spacing w:after="40"/>
+            </w:pPr>
+            <w:r>
+              <w:rPr>
+                <w:b w:val="0"/>
+                <w:i/>
+                <w:sz w:val="17"/>
+              </w:rPr>
+              <w:t>[3], стр. PDF 5 (стр. источника: 182): «for setosa … = 12.3345 cm.; for versicolor … = −21.4815 cm. The difference between the average values of the compound measurements being thus 33.816 cm.»</w:t>
             </w:r>
           </w:p>
         </w:tc>
@@ -5658,11 +6529,24 @@
             </w:pPr>
             <w:r>
               <w:rPr>
+                <w:b/>
+                <w:i w:val="0"/>
+                <w:sz w:val="17"/>
+              </w:rPr>
+              <w:t>Метка в PDF: §2.2-16</w:t>
+            </w:r>
+          </w:p>
+          <w:p>
+            <w:pPr>
+              <w:spacing w:after="40"/>
+            </w:pPr>
+            <w:r>
+              <w:rPr>
                 <w:b w:val="0"/>
                 <w:i/>
                 <w:sz w:val="17"/>
               </w:rPr>
-              <w:t>с. 187: «the difference between I. setosa and I. versicolor, 33.69 of our units, is so great compared with the standard deviations that no appreciable overlapping of values can occur, the difference between I. virginica and I. versicolor, 15.31 units, is less than four times the standard deviation of each species.»</w:t>
+              <w:t>[3], стр. PDF 10 (стр. источника: 187): «the difference between I. setosa and I. versicolor, 33.69 of our units, is so great compared with the standard deviations that no appreciable overlapping of values can occur, the difference between I. virginica and I. versicolor, 15.31 units, is less than four times the standard deviation of each species.»</w:t>
             </w:r>
           </w:p>
         </w:tc>
@@ -5753,6 +6637,32 @@
               <w:t>Страницы в отчёте: [3] с. 179–187</w:t>
             </w:r>
           </w:p>
+          <w:p>
+            <w:pPr>
+              <w:spacing w:after="40"/>
+            </w:pPr>
+            <w:r>
+              <w:rPr>
+                <w:b/>
+                <w:i w:val="0"/>
+                <w:sz w:val="17"/>
+              </w:rPr>
+              <w:t>Метка в PDF: §2.2-17</w:t>
+            </w:r>
+          </w:p>
+          <w:p>
+            <w:pPr>
+              <w:spacing w:after="40"/>
+            </w:pPr>
+            <w:r>
+              <w:rPr>
+                <w:b w:val="0"/>
+                <w:i/>
+                <w:sz w:val="17"/>
+              </w:rPr>
+              <w:t>[3], стр. PDF 10 (стр. источника: 187): «so as to discriminate the species as distinctly as possible.»</w:t>
+            </w:r>
+          </w:p>
         </w:tc>
         <w:tc>
           <w:tcPr>
@@ -5834,11 +6744,24 @@
             </w:pPr>
             <w:r>
               <w:rPr>
+                <w:b/>
+                <w:i w:val="0"/>
+                <w:sz w:val="17"/>
+              </w:rPr>
+              <w:t>Метка в PDF: §2.2-18</w:t>
+            </w:r>
+          </w:p>
+          <w:p>
+            <w:pPr>
+              <w:spacing w:after="40"/>
+            </w:pPr>
+            <w:r>
+              <w:rPr>
                 <w:b w:val="0"/>
                 <w:i/>
                 <w:sz w:val="17"/>
               </w:rPr>
-              <w:t>с. 187: «… so as to discriminate the species as distinctly as possible.»</w:t>
+              <w:t>[3], стр. PDF 10 (стр. источника: 187): «… so as to discriminate the species as distinctly as possible.»</w:t>
             </w:r>
           </w:p>
         </w:tc>
@@ -5935,11 +6858,24 @@
             </w:pPr>
             <w:r>
               <w:rPr>
+                <w:b/>
+                <w:i w:val="0"/>
+                <w:sz w:val="17"/>
+              </w:rPr>
+              <w:t>Метка в PDF: §2.2-19</w:t>
+            </w:r>
+          </w:p>
+          <w:p>
+            <w:pPr>
+              <w:spacing w:after="40"/>
+            </w:pPr>
+            <w:r>
+              <w:rPr>
                 <w:b w:val="0"/>
                 <w:i/>
                 <w:sz w:val="17"/>
               </w:rPr>
-              <w:t>с. 182: «For means of fifty the same average difference has the standard error 0.6761 cm., or only about one-fiftieth of its value.»</w:t>
+              <w:t>[3], стр. PDF 5 (стр. источника: 182): «For means of fifty the same average difference has the standard error 0.6761 cm., or only about one-fiftieth of its value.»</w:t>
             </w:r>
           </w:p>
         </w:tc>
@@ -6030,6 +6966,32 @@
               <w:t>Страницы в отчёте: [3] с. 182–188</w:t>
             </w:r>
           </w:p>
+          <w:p>
+            <w:pPr>
+              <w:spacing w:after="40"/>
+            </w:pPr>
+            <w:r>
+              <w:rPr>
+                <w:b/>
+                <w:i w:val="0"/>
+                <w:sz w:val="17"/>
+              </w:rPr>
+              <w:t>Метка в PDF: §2.2-20</w:t>
+            </w:r>
+          </w:p>
+          <w:p>
+            <w:pPr>
+              <w:spacing w:after="40"/>
+            </w:pPr>
+            <w:r>
+              <w:rPr>
+                <w:b w:val="0"/>
+                <w:i/>
+                <w:sz w:val="17"/>
+              </w:rPr>
+              <w:t>[3], стр. PDF 10 (стр. источника: 187): «In theory the test of significance is not wholly exact»</w:t>
+            </w:r>
+          </w:p>
         </w:tc>
         <w:tc>
           <w:tcPr>
@@ -6111,11 +7073,24 @@
             </w:pPr>
             <w:r>
               <w:rPr>
+                <w:b/>
+                <w:i w:val="0"/>
+                <w:sz w:val="17"/>
+              </w:rPr>
+              <w:t>Метка в PDF: §2.2-21</w:t>
+            </w:r>
+          </w:p>
+          <w:p>
+            <w:pPr>
+              <w:spacing w:after="40"/>
+            </w:pPr>
+            <w:r>
+              <w:rPr>
                 <w:b w:val="0"/>
                 <w:i/>
                 <w:sz w:val="17"/>
               </w:rPr>
-              <w:t>с. 182: «The average variance of the two species in respect of the compound measurements may be estimated by dividing this value (1085.5522) by 95»</w:t>
+              <w:t>[3], стр. PDF 5 (стр. источника: 182): «The average variance of the two species in respect of the compound measurements may be estimated by dividing this value (1085.5522) by 95»</w:t>
             </w:r>
           </w:p>
         </w:tc>
@@ -6212,11 +7187,37 @@
             </w:pPr>
             <w:r>
               <w:rPr>
+                <w:b/>
+                <w:i w:val="0"/>
+                <w:sz w:val="17"/>
+              </w:rPr>
+              <w:t>Метка в PDF: §2.2-22</w:t>
+            </w:r>
+          </w:p>
+          <w:p>
+            <w:pPr>
+              <w:spacing w:after="40"/>
+            </w:pPr>
+            <w:r>
+              <w:rPr>
                 <w:b w:val="0"/>
                 <w:i/>
                 <w:sz w:val="17"/>
               </w:rPr>
-              <w:t>с. 187: «In theory the test of significance is not wholly exact, since … three degrees of freedom have been absorbed in adjusting the coefficients of the linear compound so as to discriminate the species as distinctly as possible.»</w:t>
+              <w:t>[3], стр. PDF 10 (стр. источника: 187): «In theory the test of significance is not wholly exact, since … three degrees of freedom have been absorbed in adjusting the coefficients of the linear compound so as to discriminate the species as distinctly as possible.»</w:t>
+            </w:r>
+          </w:p>
+          <w:p>
+            <w:pPr>
+              <w:spacing w:after="40"/>
+            </w:pPr>
+            <w:r>
+              <w:rPr>
+                <w:b w:val="0"/>
+                <w:i/>
+                <w:sz w:val="17"/>
+              </w:rPr>
+              <w:t>[3], стр. PDF 10 (стр. источника: 187): «In theory the test of significance is not wholly exact, since … three degrees of freedom have been absorbed in adjusting the coefficients of the linear compound so as to discriminate the species as distinctly as possible.»</w:t>
             </w:r>
           </w:p>
         </w:tc>
@@ -6313,11 +7314,24 @@
             </w:pPr>
             <w:r>
               <w:rPr>
+                <w:b/>
+                <w:i w:val="0"/>
+                <w:sz w:val="17"/>
+              </w:rPr>
+              <w:t>Метка в PDF: §2.2-23</w:t>
+            </w:r>
+          </w:p>
+          <w:p>
+            <w:pPr>
+              <w:spacing w:after="40"/>
+            </w:pPr>
+            <w:r>
+              <w:rPr>
                 <w:b w:val="0"/>
                 <w:i/>
                 <w:sz w:val="17"/>
               </w:rPr>
-              <w:t>с. 187: «there is some overlap of the distributions of I. virginica and I. versicolor, so that a certain diagnosis of these two species could not be based solely on these four measurements»</w:t>
+              <w:t>[3], стр. PDF 10 (стр. источника: 187): «there is some overlap of the distributions of I wirginicaand I versicolor, so that a certain diagnosis of these two species could not be based solely on»</w:t>
             </w:r>
           </w:p>
         </w:tc>
@@ -6414,11 +7428,24 @@
             </w:pPr>
             <w:r>
               <w:rPr>
+                <w:b/>
+                <w:i w:val="0"/>
+                <w:sz w:val="17"/>
+              </w:rPr>
+              <w:t>Метка в PDF: §2.2-24</w:t>
+            </w:r>
+          </w:p>
+          <w:p>
+            <w:pPr>
+              <w:spacing w:after="40"/>
+            </w:pPr>
+            <w:r>
+              <w:rPr>
                 <w:b w:val="0"/>
                 <w:i/>
                 <w:sz w:val="17"/>
               </w:rPr>
-              <w:t>с. 179: «When two or more populations have been measured in several characters …»</w:t>
+              <w:t>[3], стр. PDF 2 (стр. источника: 179): «When two or more populations have been measured in several characters …»</w:t>
             </w:r>
           </w:p>
         </w:tc>
@@ -6601,11 +7628,24 @@
             </w:pPr>
             <w:r>
               <w:rPr>
+                <w:b/>
+                <w:i w:val="0"/>
+                <w:sz w:val="17"/>
+              </w:rPr>
+              <w:t>Метка в PDF: §2.3-1</w:t>
+            </w:r>
+          </w:p>
+          <w:p>
+            <w:pPr>
+              <w:spacing w:after="40"/>
+            </w:pPr>
+            <w:r>
+              <w:rPr>
                 <w:b w:val="0"/>
                 <w:i/>
                 <w:sz w:val="17"/>
               </w:rPr>
-              <w:t>с. 1: «Multidimensional scaling (MDS) is the generic name of a class of techniques that aim to find a low-dimensional space, in which the distances between N points resemble as closely as possible a given or derived set of dissimilarities between N objects.»</w:t>
+              <w:t>[4], стр. PDF 1 (стр. источника: 1): «Multidimensional scaling (MDS) is the generic name of a class of techniques that aim to find a low-dimensional space, in which the distances between N points resemble as closely as possible a given or derived set of dissimilarities between N objects.»</w:t>
             </w:r>
           </w:p>
         </w:tc>
@@ -6696,6 +7736,32 @@
               <w:t>Страницы в отчёте: [4] с. 1</w:t>
             </w:r>
           </w:p>
+          <w:p>
+            <w:pPr>
+              <w:spacing w:after="40"/>
+            </w:pPr>
+            <w:r>
+              <w:rPr>
+                <w:b/>
+                <w:i w:val="0"/>
+                <w:sz w:val="17"/>
+              </w:rPr>
+              <w:t>Метка в PDF: §2.3-2</w:t>
+            </w:r>
+          </w:p>
+          <w:p>
+            <w:pPr>
+              <w:spacing w:after="40"/>
+            </w:pPr>
+            <w:r>
+              <w:rPr>
+                <w:b w:val="0"/>
+                <w:i/>
+                <w:sz w:val="17"/>
+              </w:rPr>
+              <w:t>[4], стр. PDF 1 (стр. источника: 1): «Multidimensional scaling (MDS) is the generic name of a class of techniques»</w:t>
+            </w:r>
+          </w:p>
         </w:tc>
         <w:tc>
           <w:tcPr>
@@ -6777,11 +7843,24 @@
             </w:pPr>
             <w:r>
               <w:rPr>
+                <w:b/>
+                <w:i w:val="0"/>
+                <w:sz w:val="17"/>
+              </w:rPr>
+              <w:t>Метка в PDF: §2.3-3</w:t>
+            </w:r>
+          </w:p>
+          <w:p>
+            <w:pPr>
+              <w:spacing w:after="40"/>
+            </w:pPr>
+            <w:r>
+              <w:rPr>
                 <w:b w:val="0"/>
                 <w:i/>
                 <w:sz w:val="17"/>
               </w:rPr>
-              <w:t>с. 1: «Multidimensional scaling (MDS) is the generic name of a class of techniques that aim to find a low-dimensional space, in which the distances between N points resemble as closely as possible a given or derived set of dissimilarities between N objects.»</w:t>
+              <w:t>[4], стр. PDF 1 (стр. источника: 1): «Multidimensional scaling (MDS) is the generic name of a class of techniques that aim to find a low-dimensional space, in which the distances between N points resemble as closely as possible a given or derived set of dissimilarities between N objects.»</w:t>
             </w:r>
           </w:p>
           <w:p>
@@ -6794,7 +7873,7 @@
                 <w:i/>
                 <w:sz w:val="17"/>
               </w:rPr>
-              <w:t>с. 3 (обзор [1]): «Classical scaling finds the linear mapping M that minimizes the cost function φ(Y) = Σ_ij (d_ij² − ||y_i − y_j||²)»</w:t>
+              <w:t>[1], стр. PDF 4 (стр. источника: 3 (обзор [1])): «Classical scaling ﬁnds the linear mapping M that minimizes2 the cost function φ(Y)»</w:t>
             </w:r>
           </w:p>
         </w:tc>
@@ -6885,6 +7964,32 @@
               <w:t>Страницы в отчёте: [4] с. 2; [1] с. 3–4</w:t>
             </w:r>
           </w:p>
+          <w:p>
+            <w:pPr>
+              <w:spacing w:after="40"/>
+            </w:pPr>
+            <w:r>
+              <w:rPr>
+                <w:b/>
+                <w:i w:val="0"/>
+                <w:sz w:val="17"/>
+              </w:rPr>
+              <w:t>Метка в PDF: §2.3-4</w:t>
+            </w:r>
+          </w:p>
+          <w:p>
+            <w:pPr>
+              <w:spacing w:after="40"/>
+            </w:pPr>
+            <w:r>
+              <w:rPr>
+                <w:b w:val="0"/>
+                <w:i/>
+                <w:sz w:val="17"/>
+              </w:rPr>
+              <w:t>[4], стр. PDF 2 (стр. источника: 2): «In Classical MDS, the approximation of dissimilarities by distances is channeled through scalar products»</w:t>
+            </w:r>
+          </w:p>
         </w:tc>
         <w:tc>
           <w:tcPr>
@@ -6979,11 +8084,24 @@
             </w:pPr>
             <w:r>
               <w:rPr>
+                <w:b/>
+                <w:i w:val="0"/>
+                <w:sz w:val="17"/>
+              </w:rPr>
+              <w:t>Метка в PDF: §2.3-5</w:t>
+            </w:r>
+          </w:p>
+          <w:p>
+            <w:pPr>
+              <w:spacing w:after="40"/>
+            </w:pPr>
+            <w:r>
+              <w:rPr>
                 <w:b w:val="0"/>
                 <w:i/>
                 <w:sz w:val="17"/>
               </w:rPr>
-              <w:t>с. 2: «Here Δ = {δij} is a matrix with given or derived dissimilarities δij between N objects»</w:t>
+              <w:t>[4], стр. PDF 2 (стр. источника: 2): «Here Δ = {δij} is a matrix with given or derived dissimilarities δij between N objects»</w:t>
             </w:r>
           </w:p>
           <w:p>
@@ -6996,7 +8114,7 @@
                 <w:i/>
                 <w:sz w:val="17"/>
               </w:rPr>
-              <w:t>с. 3 ([1]): «a pairwise Euclidean distance matrix D whose entries d_ij represent the Euclidean distance between the high-dimensional datapoints x_i and x_j»</w:t>
+              <w:t>[1], стр. PDF 4 (стр. источника: 3 ([1])): «a pairwise Euclidean distance matrix D whose entries d_ij represent the Euclidean distance between the high-dimensional datapoints x_i and x_j»</w:t>
             </w:r>
           </w:p>
         </w:tc>
@@ -7093,11 +8211,24 @@
             </w:pPr>
             <w:r>
               <w:rPr>
+                <w:b/>
+                <w:i w:val="0"/>
+                <w:sz w:val="17"/>
+              </w:rPr>
+              <w:t>Метка в PDF: §2.3-6</w:t>
+            </w:r>
+          </w:p>
+          <w:p>
+            <w:pPr>
+              <w:spacing w:after="40"/>
+            </w:pPr>
+            <w:r>
+              <w:rPr>
                 <w:b w:val="0"/>
                 <w:i/>
                 <w:sz w:val="17"/>
               </w:rPr>
-              <w:t>с. 2: «In Classical MDS, the approximation of dissimilarities by distances is channeled through scalar products, and involves an eigenvalue decomposition of a matrix S ≡ −½ J Δ² J. … J is a centering operator that renders the resulting matrix S double-centered.»</w:t>
+              <w:t>[4], стр. PDF 2 (стр. источника: 2): «In Classical MDS, the approximation of dissimilarities by distances is channeled through scalar products, and involves an eigenvalue decomposition of a matrix S ≡ −½ J Δ² J. … J is a centering operator that renders the resulting matrix S double-centered.»</w:t>
             </w:r>
           </w:p>
           <w:p>
@@ -7110,7 +8241,7 @@
                 <w:i/>
                 <w:sz w:val="17"/>
               </w:rPr>
-              <w:t>с. 4 ([1]): «k_ij = −½ (d_ij² − (1/n)Σ_l d_il² − (1/n)Σ_l d_jl² + (1/n²)Σ_lm d_lm²)»</w:t>
+              <w:t>[4], стр. PDF 2 (стр. источника: 2): «In Classical MDS, the approximation of dissimilarities by distances is channeled through scalar products, and involves an eigenvalue decomposition of a matrix S ≡ −½ J Δ² J. … J is a centering operator that renders the resulting matrix S double-centered.»</w:t>
             </w:r>
           </w:p>
           <w:p>
@@ -7123,7 +8254,7 @@
                 <w:i/>
                 <w:sz w:val="17"/>
               </w:rPr>
-              <w:t>с. 2322 ([6], прим. 17): «τ(D) = −HSH/2 … H is the “centering matrix” {H_ij = δ_ij − 1/N}»</w:t>
+              <w:t>[6], стр. PDF 4 (стр. источника: 2322 ([6], прим. 17)): «H is the “centering matrix” {Hij»</w:t>
             </w:r>
           </w:p>
         </w:tc>
@@ -7220,11 +8351,24 @@
             </w:pPr>
             <w:r>
               <w:rPr>
+                <w:b/>
+                <w:i w:val="0"/>
+                <w:sz w:val="17"/>
+              </w:rPr>
+              <w:t>Метка в PDF: §2.3-7</w:t>
+            </w:r>
+          </w:p>
+          <w:p>
+            <w:pPr>
+              <w:spacing w:after="40"/>
+            </w:pPr>
+            <w:r>
+              <w:rPr>
                 <w:b w:val="0"/>
                 <w:i/>
                 <w:sz w:val="17"/>
               </w:rPr>
-              <w:t>с. 2: «From the eigenvalue decomposition of S, with eigenvalues ordered from big to small, a low-dimensional configuration X is derived …»</w:t>
+              <w:t>[4], стр. PDF 2 (стр. источника: 2): «From the eigenvalue decomposition of S, with eigenvalues ordered from big to small, a low-dimensional configuration X is derived …»</w:t>
             </w:r>
           </w:p>
         </w:tc>
@@ -7321,11 +8465,24 @@
             </w:pPr>
             <w:r>
               <w:rPr>
+                <w:b/>
+                <w:i w:val="0"/>
+                <w:sz w:val="17"/>
+              </w:rPr>
+              <w:t>Метка в PDF: §2.3-8</w:t>
+            </w:r>
+          </w:p>
+          <w:p>
+            <w:pPr>
+              <w:spacing w:after="40"/>
+            </w:pPr>
+            <w:r>
+              <w:rPr>
                 <w:b w:val="0"/>
                 <w:i/>
                 <w:sz w:val="17"/>
               </w:rPr>
-              <w:t>с. 2: «… taking the first p eigenvectors and the square root of the first p eigenvalues, with S approximated being by the scalar product matrix XX′.»</w:t>
+              <w:t>[4], стр. PDF 2 (стр. источника: 2): «… taking the first p eigenvectors and the square root of the first p eigenvalues, with S approximated being by the scalar product matrix XX′.»</w:t>
             </w:r>
           </w:p>
         </w:tc>
@@ -7409,11 +8566,37 @@
             </w:pPr>
             <w:r>
               <w:rPr>
+                <w:b/>
+                <w:i w:val="0"/>
+                <w:sz w:val="17"/>
+              </w:rPr>
+              <w:t>Метка в PDF: §2.3-9</w:t>
+            </w:r>
+          </w:p>
+          <w:p>
+            <w:pPr>
+              <w:spacing w:after="40"/>
+            </w:pPr>
+            <w:r>
+              <w:rPr>
                 <w:b w:val="0"/>
                 <w:i/>
                 <w:sz w:val="17"/>
               </w:rPr>
-              <w:t>с. 4 ([1]): «multiplying the principal eigenvectors … with the square-root of their corresponding eigenvalues»</w:t>
+              <w:t>[1], стр. PDF 5 (стр. источника: 4 ([1])): «multiplying the principal eigenvectors … with the square-root of their corresponding eigenvalues»</w:t>
+            </w:r>
+          </w:p>
+          <w:p>
+            <w:pPr>
+              <w:spacing w:after="40"/>
+            </w:pPr>
+            <w:r>
+              <w:rPr>
+                <w:b w:val="0"/>
+                <w:i/>
+                <w:sz w:val="17"/>
+              </w:rPr>
+              <w:t>[1], стр. PDF 5 (стр. источника: 4 ([1])): «multiplying the principal eigenvectors … with the square-root of their corresponding eigenvalues»</w:t>
             </w:r>
           </w:p>
         </w:tc>
@@ -7510,11 +8693,24 @@
             </w:pPr>
             <w:r>
               <w:rPr>
+                <w:b/>
+                <w:i w:val="0"/>
+                <w:sz w:val="17"/>
+              </w:rPr>
+              <w:t>Метка в PDF: §2.3-10</w:t>
+            </w:r>
+          </w:p>
+          <w:p>
+            <w:pPr>
+              <w:spacing w:after="40"/>
+            </w:pPr>
+            <w:r>
+              <w:rPr>
                 <w:b w:val="0"/>
                 <w:i/>
                 <w:sz w:val="17"/>
               </w:rPr>
-              <w:t>с. 3 ([1]): «PCA is identical to the traditional technique for multidimensional scaling called classical scaling.»</w:t>
+              <w:t>[1], стр. PDF 4 (стр. источника: 3 ([1])): «PCA is identical to the traditional technique for multidimensional scaling called classical scaling.»</w:t>
             </w:r>
           </w:p>
           <w:p>
@@ -7527,7 +8723,7 @@
                 <w:i/>
                 <w:sz w:val="17"/>
               </w:rPr>
-              <w:t>с. 2319 ([6]): «Classical MDS finds an embedding that preserves the interpoint distances, equivalent to PCA when those distances are Euclidean.»</w:t>
+              <w:t>[6], стр. PDF 1 (стр. источника: 2319 ([6])): «Classical MDS finds an embedding that preserves the interpoint distances, equivalent to PCA when those distances are Euclidean.»</w:t>
             </w:r>
           </w:p>
           <w:p>
@@ -7540,7 +8736,7 @@
                 <w:i/>
                 <w:sz w:val="17"/>
               </w:rPr>
-              <w:t>с. 2 ([4]): «This procedure is also known als the Young-Householder (1938) process. Since the method was independently from Torgerson proposed by Gower (1966) …»</w:t>
+              <w:t>[4], стр. PDF 2 (стр. источника: 2 ([4])): «This procedure is also known als the Young-Householder (1938) process. Since the method was independently from Torgerson proposed by Gower (1966) …»</w:t>
             </w:r>
           </w:p>
         </w:tc>
@@ -7631,6 +8827,32 @@
               <w:t>Страницы в отчёте: [4] с. 1–3</w:t>
             </w:r>
           </w:p>
+          <w:p>
+            <w:pPr>
+              <w:spacing w:after="40"/>
+            </w:pPr>
+            <w:r>
+              <w:rPr>
+                <w:b/>
+                <w:i w:val="0"/>
+                <w:sz w:val="17"/>
+              </w:rPr>
+              <w:t>Метка в PDF: §2.3-11</w:t>
+            </w:r>
+          </w:p>
+          <w:p>
+            <w:pPr>
+              <w:spacing w:after="40"/>
+            </w:pPr>
+            <w:r>
+              <w:rPr>
+                <w:b w:val="0"/>
+                <w:i/>
+                <w:sz w:val="17"/>
+              </w:rPr>
+              <w:t>[4], стр. PDF 1 (стр. источника: 1): «The prime incentive of the Shepard-Kruskal approach was the notion of nonmetricity.»</w:t>
+            </w:r>
+          </w:p>
         </w:tc>
         <w:tc>
           <w:tcPr>
@@ -7712,11 +8934,24 @@
             </w:pPr>
             <w:r>
               <w:rPr>
+                <w:b/>
+                <w:i w:val="0"/>
+                <w:sz w:val="17"/>
+              </w:rPr>
+              <w:t>Метка в PDF: §2.3-12</w:t>
+            </w:r>
+          </w:p>
+          <w:p>
+            <w:pPr>
+              <w:spacing w:after="40"/>
+            </w:pPr>
+            <w:r>
+              <w:rPr>
                 <w:b w:val="0"/>
                 <w:i/>
                 <w:sz w:val="17"/>
               </w:rPr>
-              <w:t>с. 1: «The innovating step was to state that no assumptions were made about the form of the distance functions, except that its values had to be monotonic with the data.»</w:t>
+              <w:t>[4], стр. PDF 1 (стр. источника: 1): «The innovating step was to state that no assumptions were made about the form of the distance functions, except that its values had to be monotonic with the data.»</w:t>
             </w:r>
           </w:p>
           <w:p>
@@ -7729,7 +8964,7 @@
                 <w:i/>
                 <w:sz w:val="17"/>
               </w:rPr>
-              <w:t>с. 2: «Kruskal began by defining an explicit least squares loss function to minimize, called stress, proposed a gradient method to obtain successor configurations, and introduced monotone regression of distances upon dissimilarities to obtain perfect monotonicity.»</w:t>
+              <w:t>[4], стр. PDF 2 (стр. источника: 2): «Kruskal began by defining an explicit least squares loss function to minimize, called stress, proposed a gradient method to obtain successor configurations, and introduced monotone regression of distances upon dissimilarities to obtain perfect monotonicity.»</w:t>
             </w:r>
           </w:p>
         </w:tc>
@@ -7826,11 +9061,24 @@
             </w:pPr>
             <w:r>
               <w:rPr>
+                <w:b/>
+                <w:i w:val="0"/>
+                <w:sz w:val="17"/>
+              </w:rPr>
+              <w:t>Метка в PDF: §2.3-13</w:t>
+            </w:r>
+          </w:p>
+          <w:p>
+            <w:pPr>
+              <w:spacing w:after="40"/>
+            </w:pPr>
+            <w:r>
+              <w:rPr>
                 <w:b w:val="0"/>
                 <w:i/>
                 <w:sz w:val="17"/>
               </w:rPr>
-              <w:t>с. 3: «STRESS = min_{δij∈Γ} Σ_i Σ_j (δij − dij(X))², where Γ denotes the set of all monotone transformations of the original dissimilarities {δij}. Finding the optimal transformations, usually called disparities and indicated by d̂ij, is done by inner minimization while the outer minimization solves the metric scaling problem by minimization over X»</w:t>
+              <w:t>[4], стр. PDF 3 (стр. источника: 3): «STRESS = min_{δij∈Γ} Σ_i Σ_j (δij − dij(X))², where Γ denotes the set of all monotone transformations of the original dissimilarities {δij}. Finding the optimal transformations, usually called disparities and indicated by d̂ij, is done by inner minimization while the outer minimization solves the metric scaling problem by minimization over X»</w:t>
             </w:r>
           </w:p>
         </w:tc>
@@ -7921,6 +9169,32 @@
               <w:t>Страницы в отчёте: [4] с. 1–2</w:t>
             </w:r>
           </w:p>
+          <w:p>
+            <w:pPr>
+              <w:spacing w:after="40"/>
+            </w:pPr>
+            <w:r>
+              <w:rPr>
+                <w:b/>
+                <w:i w:val="0"/>
+                <w:sz w:val="17"/>
+              </w:rPr>
+              <w:t>Метка в PDF: §2.3-14</w:t>
+            </w:r>
+          </w:p>
+          <w:p>
+            <w:pPr>
+              <w:spacing w:after="40"/>
+            </w:pPr>
+            <w:r>
+              <w:rPr>
+                <w:b w:val="0"/>
+                <w:i/>
+                <w:sz w:val="17"/>
+              </w:rPr>
+              <w:t>[4], стр. PDF 1 (стр. источника: 1): «The most important aspect of the so-called nonmetric breakthrough is usually recognized as the accomplishment of obtaining a metric representation»</w:t>
+            </w:r>
+          </w:p>
         </w:tc>
         <w:tc>
           <w:tcPr>
@@ -8002,11 +9276,37 @@
             </w:pPr>
             <w:r>
               <w:rPr>
+                <w:b/>
+                <w:i w:val="0"/>
+                <w:sz w:val="17"/>
+              </w:rPr>
+              <w:t>Метка в PDF: §2.3-15</w:t>
+            </w:r>
+          </w:p>
+          <w:p>
+            <w:pPr>
+              <w:spacing w:after="40"/>
+            </w:pPr>
+            <w:r>
+              <w:rPr>
                 <w:b w:val="0"/>
                 <w:i/>
                 <w:sz w:val="17"/>
               </w:rPr>
-              <w:t>с. 1: «The most important aspect of the so-called nonmetric breakthrough … obtaining a metric representation, like a configuration of points, from essentially nonmetric information, like rankorders for pairs of objects.»</w:t>
+              <w:t>[4], стр. PDF 1 (стр. источника: 1): «The most important aspect of the so-called nonmetric breakthrough … obtaining a metric representation, like a configuration of points, from essentially nonmetric information, like rankorders for pairs of objects.»</w:t>
+            </w:r>
+          </w:p>
+          <w:p>
+            <w:pPr>
+              <w:spacing w:after="40"/>
+            </w:pPr>
+            <w:r>
+              <w:rPr>
+                <w:b w:val="0"/>
+                <w:i/>
+                <w:sz w:val="17"/>
+              </w:rPr>
+              <w:t>[4], стр. PDF 1 (стр. источника: 1): «The most important aspect of the so-called nonmetric breakthrough … obtaining a metric representation, like a configuration of points, from essentially nonmetric information, like rankorders for pairs of objects.»</w:t>
             </w:r>
           </w:p>
         </w:tc>
@@ -8103,11 +9403,24 @@
             </w:pPr>
             <w:r>
               <w:rPr>
+                <w:b/>
+                <w:i w:val="0"/>
+                <w:sz w:val="17"/>
+              </w:rPr>
+              <w:t>Метка в PDF: §2.3-16</w:t>
+            </w:r>
+          </w:p>
+          <w:p>
+            <w:pPr>
+              <w:spacing w:after="40"/>
+            </w:pPr>
+            <w:r>
+              <w:rPr>
                 <w:b w:val="0"/>
                 <w:i/>
                 <w:sz w:val="17"/>
               </w:rPr>
-              <w:t>с. 3: «PCA is identical to the traditional technique for multidimensional scaling called classical scaling.»</w:t>
+              <w:t>[1], стр. PDF 4 (стр. источника: 3): «PCA is identical to the traditional technique for multidimensional scaling called classical scaling.»</w:t>
             </w:r>
           </w:p>
         </w:tc>
@@ -8198,6 +9511,32 @@
               <w:t>Страницы в отчёте: [1] с. 4, 15</w:t>
             </w:r>
           </w:p>
+          <w:p>
+            <w:pPr>
+              <w:spacing w:after="40"/>
+            </w:pPr>
+            <w:r>
+              <w:rPr>
+                <w:b/>
+                <w:i w:val="0"/>
+                <w:sz w:val="17"/>
+              </w:rPr>
+              <w:t>Метка в PDF: §2.3-17</w:t>
+            </w:r>
+          </w:p>
+          <w:p>
+            <w:pPr>
+              <w:spacing w:after="40"/>
+            </w:pPr>
+            <w:r>
+              <w:rPr>
+                <w:b w:val="0"/>
+                <w:i/>
+                <w:sz w:val="17"/>
+              </w:rPr>
+              <w:t>[1], стр. PDF 5 (стр. источника: 4): «PCA and classical scaling suffer from two main drawbacks.»</w:t>
+            </w:r>
+          </w:p>
         </w:tc>
         <w:tc>
           <w:tcPr>
@@ -8292,11 +9631,24 @@
             </w:pPr>
             <w:r>
               <w:rPr>
+                <w:b/>
+                <w:i w:val="0"/>
+                <w:sz w:val="17"/>
+              </w:rPr>
+              <w:t>Метка в PDF: §2.3-18</w:t>
+            </w:r>
+          </w:p>
+          <w:p>
+            <w:pPr>
+              <w:spacing w:after="40"/>
+            </w:pPr>
+            <w:r>
+              <w:rPr>
                 <w:b w:val="0"/>
                 <w:i/>
                 <w:sz w:val="17"/>
               </w:rPr>
-              <w:t>с. 15: «Table 1: Class. scaling — parametric: no; computational O(n³); memory O(n²)»</w:t>
+              <w:t>[1], стр. PDF 16 (стр. источника: 15): «Class. scaling no none O(n3) O(n2)»</w:t>
             </w:r>
           </w:p>
         </w:tc>
@@ -8393,11 +9745,24 @@
             </w:pPr>
             <w:r>
               <w:rPr>
+                <w:b/>
+                <w:i w:val="0"/>
+                <w:sz w:val="17"/>
+              </w:rPr>
+              <w:t>Метка в PDF: §2.3-19</w:t>
+            </w:r>
+          </w:p>
+          <w:p>
+            <w:pPr>
+              <w:spacing w:after="40"/>
+            </w:pPr>
+            <w:r>
+              <w:rPr>
                 <w:b w:val="0"/>
                 <w:i/>
                 <w:sz w:val="17"/>
               </w:rPr>
-              <w:t>с. 4: «PCA and classical scaling focus mainly on retaining large pairwise distances d_ij², instead of focusing on retaining the small pairwise distances, which is much more important.»</w:t>
+              <w:t>[1], стр. PDF 5 (стр. источника: 4): «PCA and classical scaling focus mainly on retaining large pairwise distances d_ij², instead of focusing on retaining the small pairwise distances, which is much more important.»</w:t>
             </w:r>
           </w:p>
           <w:p>
@@ -8410,7 +9775,7 @@
                 <w:i/>
                 <w:sz w:val="17"/>
               </w:rPr>
-              <w:t>с. 4: «If the high-dimensional data lies on or near a curved manifold, such as in the Swiss roll dataset, classical scaling might consider two datapoints as near points, whereas their distance over the manifold is much larger than the typical interpoint distance.»</w:t>
+              <w:t>[1], стр. PDF 5 (стр. источника: 4): «If the high-dimensional data lies on or near a curved manifold, such as in the Swiss roll dataset, classical scaling might consider two datapoints as near points, whereas their distance over the manifold is much larger than the typical interpoint distance.»</w:t>
             </w:r>
           </w:p>
         </w:tc>
@@ -8606,11 +9971,24 @@
             </w:pPr>
             <w:r>
               <w:rPr>
+                <w:b/>
+                <w:i w:val="0"/>
+                <w:sz w:val="17"/>
+              </w:rPr>
+              <w:t>Метка в PDF: §2.4-1</w:t>
+            </w:r>
+          </w:p>
+          <w:p>
+            <w:pPr>
+              <w:spacing w:after="40"/>
+            </w:pPr>
+            <w:r>
+              <w:rPr>
                 <w:b w:val="0"/>
                 <w:i/>
                 <w:sz w:val="17"/>
               </w:rPr>
-              <w:t>с. 44: «3.5 The Singular Value Decomposition»</w:t>
+              <w:t>[2], стр. PDF 19 (стр. источника: 44): «3.5 The Singular Value Decomposition»</w:t>
             </w:r>
           </w:p>
         </w:tc>
@@ -8707,11 +10085,37 @@
             </w:pPr>
             <w:r>
               <w:rPr>
+                <w:b/>
+                <w:i w:val="0"/>
+                <w:sz w:val="17"/>
+              </w:rPr>
+              <w:t>Метка в PDF: §2.4-2</w:t>
+            </w:r>
+          </w:p>
+          <w:p>
+            <w:pPr>
+              <w:spacing w:after="40"/>
+            </w:pPr>
+            <w:r>
+              <w:rPr>
                 <w:b w:val="0"/>
                 <w:i/>
                 <w:sz w:val="17"/>
               </w:rPr>
-              <w:t>с. 44: «Given an arbitrary matrix X of dimension (n × p), which … will invariably be a matrix of n observations on p variables measured about their means, X can be written X = ULA′»</w:t>
+              <w:t>[2], стр. PDF 75 (стр. источника: 44): «Given an arbitrary matrix X of dimension (n × p), which … will invariably be a matrix of n observations on p variables measured about their means, X can be written X = ULA′»</w:t>
+            </w:r>
+          </w:p>
+          <w:p>
+            <w:pPr>
+              <w:spacing w:after="40"/>
+            </w:pPr>
+            <w:r>
+              <w:rPr>
+                <w:b w:val="0"/>
+                <w:i/>
+                <w:sz w:val="17"/>
+              </w:rPr>
+              <w:t>[2], стр. PDF 75 (стр. источника: 44): «Given an arbitrary matrix X of dimension (n × p), which … will invariably be a matrix of n observations on p variables measured about their means, X can be written X = ULA′»</w:t>
             </w:r>
           </w:p>
         </w:tc>
@@ -8808,11 +10212,24 @@
             </w:pPr>
             <w:r>
               <w:rPr>
+                <w:b/>
+                <w:i w:val="0"/>
+                <w:sz w:val="17"/>
+              </w:rPr>
+              <w:t>Метка в PDF: §2.4-3</w:t>
+            </w:r>
+          </w:p>
+          <w:p>
+            <w:pPr>
+              <w:spacing w:after="40"/>
+            </w:pPr>
+            <w:r>
+              <w:rPr>
                 <w:b w:val="0"/>
                 <w:i/>
                 <w:sz w:val="17"/>
               </w:rPr>
-              <w:t>с. 44: «U, A are (n × r), (p × r) matrices, respectively, each of which has orthonormal columns … r is the rank of X»</w:t>
+              <w:t>[2], стр. PDF 75 (стр. источника: 44): «U, A are (n × r), (p × r) matrices, respectively, each of which has orthonormal columns … r is the rank of X»</w:t>
             </w:r>
           </w:p>
           <w:p>
@@ -8825,7 +10242,20 @@
                 <w:i/>
                 <w:sz w:val="17"/>
               </w:rPr>
-              <w:t>с. 45: «the columns of U are the eigenvectors of XX′ corresponding to non-zero eigenvalues»</w:t>
+              <w:t>[2], стр. PDF 75 (стр. источника: 44): «U, A are (n × r), (p × r) matrices, respectively, each of which has orthonormal columns … r is the rank of X»</w:t>
+            </w:r>
+          </w:p>
+          <w:p>
+            <w:pPr>
+              <w:spacing w:after="40"/>
+            </w:pPr>
+            <w:r>
+              <w:rPr>
+                <w:b w:val="0"/>
+                <w:i/>
+                <w:sz w:val="17"/>
+              </w:rPr>
+              <w:t>[2], стр. PDF 76 (стр. источника: 45): «the columns of U are the eigenvectors of XX′ corresponding to non-zero eigenvalues»</w:t>
             </w:r>
           </w:p>
         </w:tc>
@@ -8922,11 +10352,24 @@
             </w:pPr>
             <w:r>
               <w:rPr>
+                <w:b/>
+                <w:i w:val="0"/>
+                <w:sz w:val="17"/>
+              </w:rPr>
+              <w:t>Метка в PDF: §2.4-4</w:t>
+            </w:r>
+          </w:p>
+          <w:p>
+            <w:pPr>
+              <w:spacing w:after="40"/>
+            </w:pPr>
+            <w:r>
+              <w:rPr>
                 <w:b w:val="0"/>
                 <w:i/>
                 <w:sz w:val="17"/>
               </w:rPr>
-              <w:t>с. 44: «L is an (r × r) diagonal matrix … the kth diagonal element l_k^{1/2} [l_k — eigenvalues of X′X]»</w:t>
+              <w:t>[2], стр. PDF 75 (стр. источника: 44): «L is an (r × r) diagonal matrix … the kth diagonal element l_k^{1/2} [l_k — eigenvalues of X′X]»</w:t>
             </w:r>
           </w:p>
         </w:tc>
@@ -9023,11 +10466,24 @@
             </w:pPr>
             <w:r>
               <w:rPr>
+                <w:b/>
+                <w:i w:val="0"/>
+                <w:sz w:val="17"/>
+              </w:rPr>
+              <w:t>Метка в PDF: §2.4-5</w:t>
+            </w:r>
+          </w:p>
+          <w:p>
+            <w:pPr>
+              <w:spacing w:after="40"/>
+            </w:pPr>
+            <w:r>
+              <w:rPr>
                 <w:b w:val="0"/>
                 <w:i/>
                 <w:sz w:val="17"/>
               </w:rPr>
-              <w:t>с. 44: «A is the (p × r) matrix with kth column a_k [eigenvectors of X′X]»</w:t>
+              <w:t>[2], стр. PDF 75 (стр. источника: 44): «the (p r) matrix with kth column ak,»</w:t>
             </w:r>
           </w:p>
         </w:tc>
@@ -9118,6 +10574,32 @@
               <w:t>Страницы в отчёте: [2] с. 44</w:t>
             </w:r>
           </w:p>
+          <w:p>
+            <w:pPr>
+              <w:spacing w:after="40"/>
+            </w:pPr>
+            <w:r>
+              <w:rPr>
+                <w:b/>
+                <w:i w:val="0"/>
+                <w:sz w:val="17"/>
+              </w:rPr>
+              <w:t>Метка в PDF: §2.4-6</w:t>
+            </w:r>
+          </w:p>
+          <w:p>
+            <w:pPr>
+              <w:spacing w:after="40"/>
+            </w:pPr>
+            <w:r>
+              <w:rPr>
+                <w:b w:val="0"/>
+                <w:i/>
+                <w:sz w:val="17"/>
+              </w:rPr>
+              <w:t>[2], стр. PDF 75 (стр. источника: 44): «which for our purposes will invariably be a matrix of n observations on p variables measured about their means»</w:t>
+            </w:r>
+          </w:p>
         </w:tc>
         <w:tc>
           <w:tcPr>
@@ -9199,11 +10681,24 @@
             </w:pPr>
             <w:r>
               <w:rPr>
+                <w:b/>
+                <w:i w:val="0"/>
+                <w:sz w:val="17"/>
+              </w:rPr>
+              <w:t>Метка в PDF: §2.4-7</w:t>
+            </w:r>
+          </w:p>
+          <w:p>
+            <w:pPr>
+              <w:spacing w:after="40"/>
+            </w:pPr>
+            <w:r>
+              <w:rPr>
                 <w:b w:val="0"/>
                 <w:i/>
                 <w:sz w:val="17"/>
               </w:rPr>
-              <w:t>с. 45: «A and L will give us the eigenvectors and the square roots of the eigenvalues of X′X, and hence the coefficients and standard deviations of the principal components»</w:t>
+              <w:t>[2], стр. PDF 76 (стр. источника: 45): «A and L will give us the eigenvectors and the square roots of the eigenvalues of X′X, and hence the coefficients and standard deviations of the principal components»</w:t>
             </w:r>
           </w:p>
         </w:tc>
@@ -9300,11 +10795,24 @@
             </w:pPr>
             <w:r>
               <w:rPr>
+                <w:b/>
+                <w:i w:val="0"/>
+                <w:sz w:val="17"/>
+              </w:rPr>
+              <w:t>Метка в PDF: §2.4-8</w:t>
+            </w:r>
+          </w:p>
+          <w:p>
+            <w:pPr>
+              <w:spacing w:after="40"/>
+            </w:pPr>
+            <w:r>
+              <w:rPr>
                 <w:b w:val="0"/>
                 <w:i/>
                 <w:sz w:val="17"/>
               </w:rPr>
-              <w:t>с. 45: «the kth eigenvalue of S is l_k/(n−1) [l_k — kth eigenvalue of X′X]»</w:t>
+              <w:t>[2], стр. PDF 47 (стр. источника: 45): «the kth eigenvalue of B′ΣB ≤kth eigenvalue of»</w:t>
             </w:r>
           </w:p>
         </w:tc>
@@ -9401,11 +10909,24 @@
             </w:pPr>
             <w:r>
               <w:rPr>
+                <w:b/>
+                <w:i w:val="0"/>
+                <w:sz w:val="17"/>
+              </w:rPr>
+              <w:t>Метка в PDF: §2.4-9</w:t>
+            </w:r>
+          </w:p>
+          <w:p>
+            <w:pPr>
+              <w:spacing w:after="40"/>
+            </w:pPr>
+            <w:r>
+              <w:rPr>
                 <w:b w:val="0"/>
                 <w:i/>
                 <w:sz w:val="17"/>
               </w:rPr>
-              <w:t>с. 45: «XA = ULA′A = UL … Z = UL»</w:t>
+              <w:t>[2], стр. PDF 76 (стр. источника: 45): «But XA is an (n × r) matrix whose kth column consists of the PC scores for the kth PC»</w:t>
             </w:r>
           </w:p>
         </w:tc>
@@ -9502,11 +11023,37 @@
             </w:pPr>
             <w:r>
               <w:rPr>
+                <w:b/>
+                <w:i w:val="0"/>
+                <w:sz w:val="17"/>
+              </w:rPr>
+              <w:t>Метка в PDF: §2.4-10</w:t>
+            </w:r>
+          </w:p>
+          <w:p>
+            <w:pPr>
+              <w:spacing w:after="40"/>
+            </w:pPr>
+            <w:r>
+              <w:rPr>
                 <w:b w:val="0"/>
                 <w:i/>
                 <w:sz w:val="17"/>
               </w:rPr>
-              <w:t>с. 45: «First, it provides a computationally efficient method of actually finding PCs … As a bonus we also get in U scaled versions of PC scores.»</w:t>
+              <w:t>[2], стр. PDF 76 (стр. источника: 45): «First, it provides a computationally efficient method of actually finding PCs … As a bonus we also get in U scaled versions of PC scores.»</w:t>
+            </w:r>
+          </w:p>
+          <w:p>
+            <w:pPr>
+              <w:spacing w:after="40"/>
+            </w:pPr>
+            <w:r>
+              <w:rPr>
+                <w:b w:val="0"/>
+                <w:i/>
+                <w:sz w:val="17"/>
+              </w:rPr>
+              <w:t>[2], стр. PDF 76 (стр. источника: 45): «First, it provides a computationally efficient method of actually finding PCs … As a bonus we also get in U scaled versions of PC scores.»</w:t>
             </w:r>
           </w:p>
         </w:tc>
@@ -9597,6 +11144,32 @@
               <w:t>Страницы в отчёте: [2] с. 45–46</w:t>
             </w:r>
           </w:p>
+          <w:p>
+            <w:pPr>
+              <w:spacing w:after="40"/>
+            </w:pPr>
+            <w:r>
+              <w:rPr>
+                <w:b/>
+                <w:i w:val="0"/>
+                <w:sz w:val="17"/>
+              </w:rPr>
+              <w:t>Метка в PDF: §2.4-11</w:t>
+            </w:r>
+          </w:p>
+          <w:p>
+            <w:pPr>
+              <w:spacing w:after="40"/>
+            </w:pPr>
+            <w:r>
+              <w:rPr>
+                <w:b w:val="0"/>
+                <w:i/>
+                <w:sz w:val="17"/>
+              </w:rPr>
+              <w:t>[2], стр. PDF 77 (стр. источника: 46): «Furthermore, the SVD is useful in terms of both computation and interpretation in PC regression»</w:t>
+            </w:r>
+          </w:p>
         </w:tc>
         <w:tc>
           <w:tcPr>
@@ -9691,11 +11264,37 @@
             </w:pPr>
             <w:r>
               <w:rPr>
+                <w:b/>
+                <w:i w:val="0"/>
+                <w:sz w:val="17"/>
+              </w:rPr>
+              <w:t>Метка в PDF: §2.4-12</w:t>
+            </w:r>
+          </w:p>
+          <w:p>
+            <w:pPr>
+              <w:spacing w:after="40"/>
+            </w:pPr>
+            <w:r>
+              <w:rPr>
                 <w:b w:val="0"/>
                 <w:i/>
                 <w:sz w:val="17"/>
               </w:rPr>
-              <w:t>с. 46: «the SVD is useful in terms of both computation and interpretation in PC regression (see Section 8.1 …) and in examining the links between PCA and correspondence analysis (Sections 13.1 and 14.2).»</w:t>
+              <w:t>[2], стр. PDF 77 (стр. источника: 46): «the SVD is useful in terms of both computation and interpretation in PC regression (see Section 8.1 …) and in examining the links between PCA and correspondence analysis (Sections 13.1 and 14.2).»</w:t>
+            </w:r>
+          </w:p>
+          <w:p>
+            <w:pPr>
+              <w:spacing w:after="40"/>
+            </w:pPr>
+            <w:r>
+              <w:rPr>
+                <w:b w:val="0"/>
+                <w:i/>
+                <w:sz w:val="17"/>
+              </w:rPr>
+              <w:t>[2], стр. PDF 77 (стр. источника: 46): «the SVD is useful in terms of both computation and interpretation in PC regression (see Section 8.1 …) and in examining the links between PCA and correspondence analysis (Sections 13.1 and 14.2).»</w:t>
             </w:r>
           </w:p>
         </w:tc>
@@ -9792,11 +11391,24 @@
             </w:pPr>
             <w:r>
               <w:rPr>
+                <w:b/>
+                <w:i w:val="0"/>
+                <w:sz w:val="17"/>
+              </w:rPr>
+              <w:t>Метка в PDF: §2.4-13</w:t>
+            </w:r>
+          </w:p>
+          <w:p>
+            <w:pPr>
+              <w:spacing w:after="40"/>
+            </w:pPr>
+            <w:r>
+              <w:rPr>
                 <w:b w:val="0"/>
                 <w:i/>
                 <w:sz w:val="17"/>
               </w:rPr>
-              <w:t>с. 45: «Note also that the columns of U are the eigenvectors of XX′ corresponding to non-zero eigenvalues, and these eigenvectors are of potential interest if the rôles of ‘variables’ and ‘observations’ are reversed.»</w:t>
+              <w:t>[2], стр. PDF 76 (стр. источника: 45): «Note also that the columns of U are the eigenvectors of XX′ corresponding to non-zero eigenvalues, and these eigenvectors are of potential interest if the rôles of ‘variables’ and ‘observations’ are reversed.»</w:t>
             </w:r>
           </w:p>
         </w:tc>
@@ -9893,11 +11505,24 @@
             </w:pPr>
             <w:r>
               <w:rPr>
+                <w:b/>
+                <w:i w:val="0"/>
+                <w:sz w:val="17"/>
+              </w:rPr>
+              <w:t>Метка в PDF: §2.4-14</w:t>
+            </w:r>
+          </w:p>
+          <w:p>
+            <w:pPr>
+              <w:spacing w:after="40"/>
+            </w:pPr>
+            <w:r>
+              <w:rPr>
                 <w:b w:val="0"/>
                 <w:i/>
                 <w:sz w:val="17"/>
               </w:rPr>
-              <w:t>с. 45–46: «A second virtue of the SVD is that it provides additional insight into what a PCA actually does, and it gives useful means, both graphical and algebraic, of representing the results of a PCA.»</w:t>
+              <w:t>[2], стр. PDF 76 (стр. источника: 45–46): «A second virtue of the SVD is that it provides additional insight into what a PCA actually does, and it gives useful means, both graphical and»</w:t>
             </w:r>
           </w:p>
         </w:tc>
@@ -9994,11 +11619,50 @@
             </w:pPr>
             <w:r>
               <w:rPr>
+                <w:b/>
+                <w:i w:val="0"/>
+                <w:sz w:val="17"/>
+              </w:rPr>
+              <w:t>Метка в PDF: §2.4-15</w:t>
+            </w:r>
+          </w:p>
+          <w:p>
+            <w:pPr>
+              <w:spacing w:after="40"/>
+            </w:pPr>
+            <w:r>
+              <w:rPr>
                 <w:b w:val="0"/>
                 <w:i/>
                 <w:sz w:val="17"/>
               </w:rPr>
-              <w:t>с. 46: «m x̃_ij gives the best possible rank m approximation to x_ij, in the sense of minimizing Σ(m x_ij − x_ij)² … the SVD provides a sequence of approximations to X of rank 1, 2, …, r, which minimize the Euclidean norm of the difference»</w:t>
+              <w:t>[2], стр. PDF 77 (стр. источника: 46): «gives the best possible rank m approximation to xij, in the sense of minimizing»</w:t>
+            </w:r>
+          </w:p>
+          <w:p>
+            <w:pPr>
+              <w:spacing w:after="40"/>
+            </w:pPr>
+            <w:r>
+              <w:rPr>
+                <w:b w:val="0"/>
+                <w:i/>
+                <w:sz w:val="17"/>
+              </w:rPr>
+              <w:t>[2], стр. PDF 77 (стр. источника: 46): «m x̃_ij gives the best possible rank m approximation to x_ij, in the sense of minimizing Σ(m x_ij − x_ij)² … the SVD provides a sequence of approximations to X of rank 1, 2, …, r, which minimize the Euclidean norm of the difference»</w:t>
+            </w:r>
+          </w:p>
+          <w:p>
+            <w:pPr>
+              <w:spacing w:after="40"/>
+            </w:pPr>
+            <w:r>
+              <w:rPr>
+                <w:b w:val="0"/>
+                <w:i/>
+                <w:sz w:val="17"/>
+              </w:rPr>
+              <w:t>[2], стр. PDF 77 (стр. источника: 46): «m x̃_ij gives the best possible rank m approximation to x_ij, in the sense of minimizing Σ(m x_ij − x_ij)² … the SVD provides a sequence of approximations to X of rank 1, 2, …, r, which minimize the Euclidean norm of the difference»</w:t>
             </w:r>
           </w:p>
         </w:tc>
@@ -10095,11 +11759,24 @@
             </w:pPr>
             <w:r>
               <w:rPr>
+                <w:b/>
+                <w:i w:val="0"/>
+                <w:sz w:val="17"/>
+              </w:rPr>
+              <w:t>Метка в PDF: §2.4-16</w:t>
+            </w:r>
+          </w:p>
+          <w:p>
+            <w:pPr>
+              <w:spacing w:after="40"/>
+            </w:pPr>
+            <w:r>
+              <w:rPr>
                 <w:b w:val="0"/>
                 <w:i/>
                 <w:sz w:val="17"/>
               </w:rPr>
-              <w:t>с. 90: «Classical biplots … The plots are based on the singular value decomposition (SVD), which was described in Section 3.5.»</w:t>
+              <w:t>[2], стр. PDF 121 (стр. источника: 90): «Classical biplots … The plots are based on the singular value decomposition (SVD), which was described in Section 3.5.»</w:t>
             </w:r>
           </w:p>
         </w:tc>
@@ -10196,11 +11873,24 @@
             </w:pPr>
             <w:r>
               <w:rPr>
+                <w:b/>
+                <w:i w:val="0"/>
+                <w:sz w:val="17"/>
+              </w:rPr>
+              <w:t>Метка в PDF: §2.4-17</w:t>
+            </w:r>
+          </w:p>
+          <w:p>
+            <w:pPr>
+              <w:spacing w:after="40"/>
+            </w:pPr>
+            <w:r>
+              <w:rPr>
                 <w:b w:val="0"/>
                 <w:i/>
                 <w:sz w:val="17"/>
               </w:rPr>
-              <w:t>с. 90: «(see, for example, Berry et al. (1995), who refer to the same idea as ‘latent semantic indexing’)»</w:t>
+              <w:t>[2], стр. PDF 121 (стр. источника: 90): «(see, for example, Berry et al. (1995), who refer to the same idea as ‘latent semantic indexing’)»</w:t>
             </w:r>
           </w:p>
         </w:tc>
@@ -10297,11 +11987,24 @@
             </w:pPr>
             <w:r>
               <w:rPr>
+                <w:b/>
+                <w:i w:val="0"/>
+                <w:sz w:val="17"/>
+              </w:rPr>
+              <w:t>Метка в PDF: §2.4-18</w:t>
+            </w:r>
+          </w:p>
+          <w:p>
+            <w:pPr>
+              <w:spacing w:after="40"/>
+            </w:pPr>
+            <w:r>
+              <w:rPr>
                 <w:b w:val="0"/>
                 <w:i/>
                 <w:sz w:val="17"/>
               </w:rPr>
-              <w:t>с. 46: «the SVD is useful … in PC regression … and in examining the links between PCA and correspondence analysis»</w:t>
+              <w:t>[2], стр. PDF 77 (стр. источника: 46): «the SVD is useful … in PC regression … and in examining the links between PCA and correspondence analysis»</w:t>
             </w:r>
           </w:p>
         </w:tc>
@@ -10491,6 +12194,32 @@
               <w:t>Страницы в отчёте: [5] с. 2323</w:t>
             </w:r>
           </w:p>
+          <w:p>
+            <w:pPr>
+              <w:spacing w:after="40"/>
+            </w:pPr>
+            <w:r>
+              <w:rPr>
+                <w:b/>
+                <w:i w:val="0"/>
+                <w:sz w:val="17"/>
+              </w:rPr>
+              <w:t>Метка в PDF: §3.1-1</w:t>
+            </w:r>
+          </w:p>
+          <w:p>
+            <w:pPr>
+              <w:spacing w:after="40"/>
+            </w:pPr>
+            <w:r>
+              <w:rPr>
+                <w:b w:val="0"/>
+                <w:i/>
+                <w:sz w:val="17"/>
+              </w:rPr>
+              <w:t>[5], стр. PDF 1 (стр. источника: 2323): «Previous approaches to this problem, based on multidimensional scaling (MDS)»</w:t>
+            </w:r>
+          </w:p>
         </w:tc>
         <w:tc>
           <w:tcPr>
@@ -10572,11 +12301,24 @@
             </w:pPr>
             <w:r>
               <w:rPr>
+                <w:b/>
+                <w:i w:val="0"/>
+                <w:sz w:val="17"/>
+              </w:rPr>
+              <w:t>Метка в PDF: §3.1-2</w:t>
+            </w:r>
+          </w:p>
+          <w:p>
+            <w:pPr>
+              <w:spacing w:after="40"/>
+            </w:pPr>
+            <w:r>
+              <w:rPr>
                 <w:b w:val="0"/>
                 <w:i/>
                 <w:sz w:val="17"/>
               </w:rPr>
-              <w:t>с. 2323: «Unlike LLE, projections of the data by principal component analysis (PCA) or classical MDS map faraway data points to nearby points in the plane, failing to identify the underlying structure of the manifold.»</w:t>
+              <w:t>[5], стр. PDF 1 (стр. источника: 2323): «Unlike LLE, projections of the data by principal component analysis (PCA) or classical MDS map faraway data points to nearby points in the plane, failing to identify the underlying structure of the manifold.»</w:t>
             </w:r>
           </w:p>
         </w:tc>
@@ -10667,6 +12409,32 @@
               <w:t>Страницы в отчёте: [5] с. 2323–2326</w:t>
             </w:r>
           </w:p>
+          <w:p>
+            <w:pPr>
+              <w:spacing w:after="40"/>
+            </w:pPr>
+            <w:r>
+              <w:rPr>
+                <w:b/>
+                <w:i w:val="0"/>
+                <w:sz w:val="17"/>
+              </w:rPr>
+              <w:t>Метка в PDF: §3.1-3</w:t>
+            </w:r>
+          </w:p>
+          <w:p>
+            <w:pPr>
+              <w:spacing w:after="40"/>
+            </w:pPr>
+            <w:r>
+              <w:rPr>
+                <w:b w:val="0"/>
+                <w:i/>
+                <w:sz w:val="17"/>
+              </w:rPr>
+              <w:t>[5], стр. PDF 1 (стр. источника: 2323): «Here, we introduce locally linear embedding (LLE)»</w:t>
+            </w:r>
+          </w:p>
         </w:tc>
         <w:tc>
           <w:tcPr>
@@ -10748,11 +12516,37 @@
             </w:pPr>
             <w:r>
               <w:rPr>
+                <w:b/>
+                <w:i w:val="0"/>
+                <w:sz w:val="17"/>
+              </w:rPr>
+              <w:t>Метка в PDF: §3.1-4</w:t>
+            </w:r>
+          </w:p>
+          <w:p>
+            <w:pPr>
+              <w:spacing w:after="40"/>
+            </w:pPr>
+            <w:r>
+              <w:rPr>
                 <w:b w:val="0"/>
                 <w:i/>
                 <w:sz w:val="17"/>
               </w:rPr>
-              <w:t>с. 2323–2324: «we expect each data point and its neighbors to lie on or close to a locally linear patch of the manifold. … the same weights W_ij that reconstruct the ith data point in D dimensions should also reconstruct its embedded manifold coordinates in d dimensions.»</w:t>
+              <w:t>[5], стр. PDF 1 (стр. источника: 2323–2324): «we expect each data point and its neighbors to lie on or close to a locally linear patch of the manifold. … the same weights W_ij that reconstruct the ith data point in D dimensions should also reconstruct its embedded manifold coordinates in d dimensions.»</w:t>
+            </w:r>
+          </w:p>
+          <w:p>
+            <w:pPr>
+              <w:spacing w:after="40"/>
+            </w:pPr>
+            <w:r>
+              <w:rPr>
+                <w:b w:val="0"/>
+                <w:i/>
+                <w:sz w:val="17"/>
+              </w:rPr>
+              <w:t>[5], стр. PDF 2 (стр. источника: 2323–2324): «we expect each data point and its neighbors to lie on or close to a locally linear patch of the manifold. … the same weights W_ij that reconstruct the ith data point in D dimensions should also reconstruct its embedded manifold coordinates in d dimensions.»</w:t>
             </w:r>
           </w:p>
         </w:tc>
@@ -10849,11 +12643,24 @@
             </w:pPr>
             <w:r>
               <w:rPr>
+                <w:b/>
+                <w:i w:val="0"/>
+                <w:sz w:val="17"/>
+              </w:rPr>
+              <w:t>Метка в PDF: §3.1-5</w:t>
+            </w:r>
+          </w:p>
+          <w:p>
+            <w:pPr>
+              <w:spacing w:after="40"/>
+            </w:pPr>
+            <w:r>
+              <w:rPr>
                 <w:b w:val="0"/>
                 <w:i/>
                 <w:sz w:val="17"/>
               </w:rPr>
-              <w:t>с. 2324: «Fig. 2. Steps of locally linear embedding»</w:t>
+              <w:t>[5], стр. PDF 2 (стр. источника: 2324): «Fig. 2. Steps of locally»</w:t>
             </w:r>
           </w:p>
         </w:tc>
@@ -10937,11 +12744,37 @@
             </w:pPr>
             <w:r>
               <w:rPr>
+                <w:b/>
+                <w:i w:val="0"/>
+                <w:sz w:val="17"/>
+              </w:rPr>
+              <w:t>Метка в PDF: §3.1-6</w:t>
+            </w:r>
+          </w:p>
+          <w:p>
+            <w:pPr>
+              <w:spacing w:after="40"/>
+            </w:pPr>
+            <w:r>
+              <w:rPr>
                 <w:b w:val="0"/>
                 <w:i/>
                 <w:sz w:val="17"/>
               </w:rPr>
-              <w:t>с. 2324: «(1) Assign neighbors to each data point (for example by using the K nearest neighbors). … as measured by Euclidean distance or normalized dot products»</w:t>
+              <w:t>[5], стр. PDF 2 (стр. источника: 2324): «(1) Assign neighbors to each data point (for example by using the K nearest neighbors). … as measured by Euclidean distance or normalized dot products»</w:t>
+            </w:r>
+          </w:p>
+          <w:p>
+            <w:pPr>
+              <w:spacing w:after="40"/>
+            </w:pPr>
+            <w:r>
+              <w:rPr>
+                <w:b w:val="0"/>
+                <w:i/>
+                <w:sz w:val="17"/>
+              </w:rPr>
+              <w:t>[5], стр. PDF 2 (стр. источника: 2324): «(1) Assign neighbors to each data point (for example by using the K nearest neighbors). … as measured by Euclidean distance or normalized dot products»</w:t>
             </w:r>
           </w:p>
         </w:tc>
@@ -11038,11 +12871,24 @@
             </w:pPr>
             <w:r>
               <w:rPr>
+                <w:b/>
+                <w:i w:val="0"/>
+                <w:sz w:val="17"/>
+              </w:rPr>
+              <w:t>Метка в PDF: §3.1-7</w:t>
+            </w:r>
+          </w:p>
+          <w:p>
+            <w:pPr>
+              <w:spacing w:after="40"/>
+            </w:pPr>
+            <w:r>
+              <w:rPr>
                 <w:b w:val="0"/>
                 <w:i/>
                 <w:sz w:val="17"/>
               </w:rPr>
-              <w:t>с. 2324: «enforcing W_ij = 0 if x_j does not belong to the set of neighbors of x_i; second, that the rows of the weight matrix sum to one: Σ_j W_ij = 1.»</w:t>
+              <w:t>[5], стр. PDF 2 (стр. источника: 2324): «does not belong to the set of neighbors of WXi; second, that the rows of the weight matrix sum to one:»</w:t>
             </w:r>
           </w:p>
         </w:tc>
@@ -11139,11 +12985,24 @@
             </w:pPr>
             <w:r>
               <w:rPr>
+                <w:b/>
+                <w:i w:val="0"/>
+                <w:sz w:val="17"/>
+              </w:rPr>
+              <w:t>Метка в PDF: §3.1-8</w:t>
+            </w:r>
+          </w:p>
+          <w:p>
+            <w:pPr>
+              <w:spacing w:after="40"/>
+            </w:pPr>
+            <w:r>
+              <w:rPr>
                 <w:b w:val="0"/>
                 <w:i/>
                 <w:sz w:val="17"/>
               </w:rPr>
-              <w:t>с. 2324: «choosing d-dimensional coordinates Y_i to minimize the embedding cost function Φ(Y) = Σ_i |Y_i − Σ_j W_ij Y_j|²»</w:t>
+              <w:t>[5], стр. PDF 2 (стр. источника: 2324): «choosing d-dimensional coordinates WYi to minimize the embedding cost function»</w:t>
             </w:r>
           </w:p>
           <w:p>
@@ -11156,7 +13015,20 @@
                 <w:i/>
                 <w:sz w:val="17"/>
               </w:rPr>
-              <w:t>с. 2326: «the matrix M can be stored and manipulated as the sparse matrix (I − W)ᵀ(I − W) … The bottom eigenvector of this matrix, which we discard, is the unit vector with all equal components»</w:t>
+              <w:t>[5], стр. PDF 4 (стр. источника: 2326): «the matrix M can be stored and manipulated as the sparse matrix (I − W)ᵀ(I − W) … The bottom eigenvector of this matrix, which we discard, is the unit vector with all equal components»</w:t>
+            </w:r>
+          </w:p>
+          <w:p>
+            <w:pPr>
+              <w:spacing w:after="40"/>
+            </w:pPr>
+            <w:r>
+              <w:rPr>
+                <w:b w:val="0"/>
+                <w:i/>
+                <w:sz w:val="17"/>
+              </w:rPr>
+              <w:t>[5], стр. PDF 4 (стр. источника: 2326): «of this matrix, which we discard, is the unit vector with all equal components;»</w:t>
             </w:r>
           </w:p>
         </w:tc>
@@ -11247,6 +13119,32 @@
               <w:t>Страницы в отчёте: [5] с. 2323–2325</w:t>
             </w:r>
           </w:p>
+          <w:p>
+            <w:pPr>
+              <w:spacing w:after="40"/>
+            </w:pPr>
+            <w:r>
+              <w:rPr>
+                <w:b/>
+                <w:i w:val="0"/>
+                <w:sz w:val="17"/>
+              </w:rPr>
+              <w:t>Метка в PDF: §3.1-9</w:t>
+            </w:r>
+          </w:p>
+          <w:p>
+            <w:pPr>
+              <w:spacing w:after="40"/>
+            </w:pPr>
+            <w:r>
+              <w:rPr>
+                <w:b w:val="0"/>
+                <w:i/>
+                <w:sz w:val="17"/>
+              </w:rPr>
+              <w:t>[5], стр. PDF 1 (стр. источника: 2323): «an unsupervised learning algorithm that computes low-dimensional, neighborhood-preserving embeddings of high-dimensional inputs»</w:t>
+            </w:r>
+          </w:p>
         </w:tc>
         <w:tc>
           <w:tcPr>
@@ -11328,11 +13226,24 @@
             </w:pPr>
             <w:r>
               <w:rPr>
+                <w:b/>
+                <w:i w:val="0"/>
+                <w:sz w:val="17"/>
+              </w:rPr>
+              <w:t>Метка в PDF: §3.1-10</w:t>
+            </w:r>
+          </w:p>
+          <w:p>
+            <w:pPr>
+              <w:spacing w:after="40"/>
+            </w:pPr>
+            <w:r>
+              <w:rPr>
                 <w:b w:val="0"/>
                 <w:i/>
                 <w:sz w:val="17"/>
               </w:rPr>
-              <w:t>с. 2323: «LLE … computes low-dimensional, neighborhood-preserving embeddings of high-dimensional inputs.»</w:t>
+              <w:t>[5], стр. PDF 1 (стр. источника: 2323): «embeddings of high-dimensional inputs.»</w:t>
             </w:r>
           </w:p>
         </w:tc>
@@ -11429,11 +13340,24 @@
             </w:pPr>
             <w:r>
               <w:rPr>
+                <w:b/>
+                <w:i w:val="0"/>
+                <w:sz w:val="17"/>
+              </w:rPr>
+              <w:t>Метка в PDF: §3.1-11</w:t>
+            </w:r>
+          </w:p>
+          <w:p>
+            <w:pPr>
+              <w:spacing w:after="40"/>
+            </w:pPr>
+            <w:r>
+              <w:rPr>
                 <w:b w:val="0"/>
                 <w:i/>
                 <w:sz w:val="17"/>
               </w:rPr>
-              <w:t>с. 2324: «the algorithm has only one free parameter: the number of neighbors, K.»</w:t>
+              <w:t>[5], стр. PDF 2 (стр. источника: 2324): «the algorithm has only one free parameter: the number of neighbors, K.»</w:t>
             </w:r>
           </w:p>
         </w:tc>
@@ -11530,11 +13454,24 @@
             </w:pPr>
             <w:r>
               <w:rPr>
+                <w:b/>
+                <w:i w:val="0"/>
+                <w:sz w:val="17"/>
+              </w:rPr>
+              <w:t>Метка в PDF: §3.1-12</w:t>
+            </w:r>
+          </w:p>
+          <w:p>
+            <w:pPr>
+              <w:spacing w:after="40"/>
+            </w:pPr>
+            <w:r>
+              <w:rPr>
                 <w:b w:val="0"/>
                 <w:i/>
                 <w:sz w:val="17"/>
               </w:rPr>
-              <w:t>с. 2323: «… its optimizations do not involve local minima.»</w:t>
+              <w:t>[5], стр. PDF 1 (стр. источника: 2323): «… its optimizations do not involve local minima.»</w:t>
             </w:r>
           </w:p>
           <w:p>
@@ -11547,7 +13484,7 @@
                 <w:i/>
                 <w:sz w:val="17"/>
               </w:rPr>
-              <w:t>с. 2325: «The algorithm involves a single pass through the three steps in Fig. 2 and finds global minima of the reconstruction and embedding costs»</w:t>
+              <w:t>[5], стр. PDF 3 (стр. источника: 2325): «The algorithm involves a single pass through the three steps in Fig. 2 and finds global minima of the reconstruction and embedding costs»</w:t>
             </w:r>
           </w:p>
         </w:tc>
@@ -11638,6 +13575,32 @@
               <w:t>Страницы в отчёте: [5] с. 2325–2326</w:t>
             </w:r>
           </w:p>
+          <w:p>
+            <w:pPr>
+              <w:spacing w:after="40"/>
+            </w:pPr>
+            <w:r>
+              <w:rPr>
+                <w:b/>
+                <w:i w:val="0"/>
+                <w:sz w:val="17"/>
+              </w:rPr>
+              <w:t>Метка в PDF: §3.1-13</w:t>
+            </w:r>
+          </w:p>
+          <w:p>
+            <w:pPr>
+              <w:spacing w:after="40"/>
+            </w:pPr>
+            <w:r>
+              <w:rPr>
+                <w:b w:val="0"/>
+                <w:i/>
+                <w:sz w:val="17"/>
+              </w:rPr>
+              <w:t>[5], стр. PDF 3 (стр. источника: 2325): «a parametric mapping between the observation and embedding spaces could be learned by supervised neural networks»</w:t>
+            </w:r>
+          </w:p>
         </w:tc>
         <w:tc>
           <w:tcPr>
@@ -11719,11 +13682,24 @@
             </w:pPr>
             <w:r>
               <w:rPr>
+                <w:b/>
+                <w:i w:val="0"/>
+                <w:sz w:val="17"/>
+              </w:rPr>
+              <w:t>Метка в PDF: §3.1-14</w:t>
+            </w:r>
+          </w:p>
+          <w:p>
+            <w:pPr>
+              <w:spacing w:after="40"/>
+            </w:pPr>
+            <w:r>
+              <w:rPr>
                 <w:b w:val="0"/>
                 <w:i/>
                 <w:sz w:val="17"/>
               </w:rPr>
-              <w:t>с. 2325: «a parametric mapping between the observation and embedding spaces could be learned by supervised neural networks whose target values are generated by LLE.»</w:t>
+              <w:t>[5], стр. PDF 3 (стр. источника: 2325): «a parametric mapping between the observation and embedding spaces could be learned by supervised neural networks whose target values are generated by LLE.»</w:t>
             </w:r>
           </w:p>
         </w:tc>
@@ -11814,6 +13790,32 @@
               <w:t>Страницы в отчёте: [5] с. 2325–2326; [1] с. 9–10</w:t>
             </w:r>
           </w:p>
+          <w:p>
+            <w:pPr>
+              <w:spacing w:after="40"/>
+            </w:pPr>
+            <w:r>
+              <w:rPr>
+                <w:b/>
+                <w:i w:val="0"/>
+                <w:sz w:val="17"/>
+              </w:rPr>
+              <w:t>Метка в PDF: §3.1-15</w:t>
+            </w:r>
+          </w:p>
+          <w:p>
+            <w:pPr>
+              <w:spacing w:after="40"/>
+            </w:pPr>
+            <w:r>
+              <w:rPr>
+                <w:b w:val="0"/>
+                <w:i/>
+                <w:sz w:val="17"/>
+              </w:rPr>
+              <w:t>[5], стр. PDF 3 (стр. источника: 2325): «If the correlation matrix C is»</w:t>
+            </w:r>
+          </w:p>
         </w:tc>
         <w:tc>
           <w:tcPr>
@@ -11895,11 +13897,24 @@
             </w:pPr>
             <w:r>
               <w:rPr>
+                <w:b/>
+                <w:i w:val="0"/>
+                <w:sz w:val="17"/>
+              </w:rPr>
+              <w:t>Метка в PDF: §3.1-16</w:t>
+            </w:r>
+          </w:p>
+          <w:p>
+            <w:pPr>
+              <w:spacing w:after="40"/>
+            </w:pPr>
+            <w:r>
+              <w:rPr>
                 <w:b w:val="0"/>
                 <w:i/>
                 <w:sz w:val="17"/>
               </w:rPr>
-              <w:t>с. 9: «Hessian LLE (HLLE) is a variant of LLE that minimizes the ‘curviness’ of the high-dimensional manifold when embedding it into a low-dimensional space, under the constraint that the low-dimensional data representation is locally isometric.»</w:t>
+              <w:t>[1], стр. PDF 10 (стр. источника: 9): «Hessian LLE (HLLE) is a variant of LLE that minimizes the ‘curviness’ of the high-dimensional manifold when embedding it into a low-dimensional space, under the constraint that the low-dimensional data representation is locally isometric.»</w:t>
             </w:r>
           </w:p>
           <w:p>
@@ -11912,7 +13927,7 @@
                 <w:i/>
                 <w:sz w:val="17"/>
               </w:rPr>
-              <w:t>с. 10: «Hessian LLE suffers from many of the same weaknesses as Laplacian Eigenmaps and LLE.»</w:t>
+              <w:t>[1], стр. PDF 11 (стр. источника: 10): «Hessian LLE suffers from many of the same weaknesses as Laplacian Eigenmaps and LLE.»</w:t>
             </w:r>
           </w:p>
         </w:tc>
@@ -12009,11 +14024,24 @@
             </w:pPr>
             <w:r>
               <w:rPr>
+                <w:b/>
+                <w:i w:val="0"/>
+                <w:sz w:val="17"/>
+              </w:rPr>
+              <w:t>Метка в PDF: §3.1-17</w:t>
+            </w:r>
+          </w:p>
+          <w:p>
+            <w:pPr>
+              <w:spacing w:after="40"/>
+            </w:pPr>
+            <w:r>
+              <w:rPr>
                 <w:b w:val="0"/>
                 <w:i/>
                 <w:sz w:val="17"/>
               </w:rPr>
-              <w:t>с. 2325–2326: «If the correlation matrix C is nearly singular, it can be conditioned (before inversion) by adding a small multiple of the identity matrix. This amounts to penalizing large weights …»</w:t>
+              <w:t>[5], стр. PDF 4 (стр. источника: 2325–2326): «nearly singular, it can be conditioned (before inver- sion) by adding a small multiple of the identity matrix. This amounts to penalizing large weights»</w:t>
             </w:r>
           </w:p>
         </w:tc>
@@ -12110,11 +14138,24 @@
             </w:pPr>
             <w:r>
               <w:rPr>
+                <w:b/>
+                <w:i w:val="0"/>
+                <w:sz w:val="17"/>
+              </w:rPr>
+              <w:t>Метка в PDF: §3.1-18</w:t>
+            </w:r>
+          </w:p>
+          <w:p>
+            <w:pPr>
+              <w:spacing w:after="40"/>
+            </w:pPr>
+            <w:r>
+              <w:rPr>
                 <w:b w:val="0"/>
                 <w:i/>
                 <w:sz w:val="17"/>
               </w:rPr>
-              <w:t>с. 10: «LTSA attempts to align these linear mappings in such a way, that they construct the local tangent space of the manifold from the low-dimensional representation.»</w:t>
+              <w:t>[1], стр. PDF 11 (стр. источника: 10): «LTSA attempts to align these linear mappings in such a way, that they construct the local tangent space of the manifold from the low-dimensional representation.»</w:t>
             </w:r>
           </w:p>
         </w:tc>
@@ -12304,6 +14345,32 @@
               <w:t>Страницы в отчёте: [6] с. 2319–2323</w:t>
             </w:r>
           </w:p>
+          <w:p>
+            <w:pPr>
+              <w:spacing w:after="40"/>
+            </w:pPr>
+            <w:r>
+              <w:rPr>
+                <w:b/>
+                <w:i w:val="0"/>
+                <w:sz w:val="17"/>
+              </w:rPr>
+              <w:t>Метка в PDF: §3.2-1</w:t>
+            </w:r>
+          </w:p>
+          <w:p>
+            <w:pPr>
+              <w:spacing w:after="40"/>
+            </w:pPr>
+            <w:r>
+              <w:rPr>
+                <w:b w:val="0"/>
+                <w:i/>
+                <w:sz w:val="17"/>
+              </w:rPr>
+              <w:t>[6], стр. PDF 2 (стр. источника: 2320): «The complete isometric feature mapping, or Isomap, algorithm has three steps»</w:t>
+            </w:r>
+          </w:p>
         </w:tc>
         <w:tc>
           <w:tcPr>
@@ -12385,11 +14452,24 @@
             </w:pPr>
             <w:r>
               <w:rPr>
+                <w:b/>
+                <w:i w:val="0"/>
+                <w:sz w:val="17"/>
+              </w:rPr>
+              <w:t>Метка в PDF: §3.2-2</w:t>
+            </w:r>
+          </w:p>
+          <w:p>
+            <w:pPr>
+              <w:spacing w:after="40"/>
+            </w:pPr>
+            <w:r>
+              <w:rPr>
                 <w:b w:val="0"/>
                 <w:i/>
                 <w:sz w:val="17"/>
               </w:rPr>
-              <w:t>с. 2320: «Isomap estimates the geodesic distances d_M(i, j) between all pairs of points on the manifold M by computing their shortest path distances d_G(i, j) in the graph G. … The final step applies classical MDS to the matrix of graph distances D_G»</w:t>
+              <w:t>[6], стр. PDF 2 (стр. источника: 2320): «Isomap estimates the geodesic distances d_M(i, j) between all pairs of points on the manifold M by computing their shortest path distances d_G(i, j) in the graph G. … The final step applies classical MDS to the matrix of graph distances D_G»</w:t>
             </w:r>
           </w:p>
           <w:p>
@@ -12402,7 +14482,20 @@
                 <w:i/>
                 <w:sz w:val="17"/>
               </w:rPr>
-              <w:t>с. 2319: «Classical MDS finds an embedding that preserves the interpoint distances, equivalent to PCA when those distances are Euclidean.»</w:t>
+              <w:t>[6], стр. PDF 2 (стр. источника: 2320): «Isomap estimates the geodesic distances d_M(i, j) between all pairs of points on the manifold M by computing their shortest path distances d_G(i, j) in the graph G. … The final step applies classical MDS to the matrix of graph distances D_G»</w:t>
+            </w:r>
+          </w:p>
+          <w:p>
+            <w:pPr>
+              <w:spacing w:after="40"/>
+            </w:pPr>
+            <w:r>
+              <w:rPr>
+                <w:b w:val="0"/>
+                <w:i/>
+                <w:sz w:val="17"/>
+              </w:rPr>
+              <w:t>[6], стр. PDF 1 (стр. источника: 2319): «Classical MDS finds an embedding that preserves the interpoint distances, equivalent to PCA when those distances are Euclidean.»</w:t>
             </w:r>
           </w:p>
         </w:tc>
@@ -12499,11 +14592,24 @@
             </w:pPr>
             <w:r>
               <w:rPr>
+                <w:b/>
+                <w:i w:val="0"/>
+                <w:sz w:val="17"/>
+              </w:rPr>
+              <w:t>Метка в PDF: §3.2-3</w:t>
+            </w:r>
+          </w:p>
+          <w:p>
+            <w:pPr>
+              <w:spacing w:after="40"/>
+            </w:pPr>
+            <w:r>
+              <w:rPr>
                 <w:b w:val="0"/>
                 <w:i/>
                 <w:sz w:val="17"/>
               </w:rPr>
-              <w:t>с. 2320: «The complete isometric feature mapping, or Isomap, algorithm has three steps»</w:t>
+              <w:t>[6], стр. PDF 2 (стр. источника: 2320): «The complete isometric feature mapping, or Isomap, algorithm has three steps»</w:t>
             </w:r>
           </w:p>
         </w:tc>
@@ -12587,11 +14693,37 @@
             </w:pPr>
             <w:r>
               <w:rPr>
+                <w:b/>
+                <w:i w:val="0"/>
+                <w:sz w:val="17"/>
+              </w:rPr>
+              <w:t>Метка в PDF: §3.2-4</w:t>
+            </w:r>
+          </w:p>
+          <w:p>
+            <w:pPr>
+              <w:spacing w:after="40"/>
+            </w:pPr>
+            <w:r>
+              <w:rPr>
                 <w:b w:val="0"/>
                 <w:i/>
                 <w:sz w:val="17"/>
               </w:rPr>
-              <w:t>с. 2320: «connect each point to all points within some fixed radius ε, or to all of its K nearest neighbors … weighted graph G over the data points, with edges of weight d_X(i, j)»</w:t>
+              <w:t>[6], стр. PDF 2 (стр. источника: 2320): «connect each point to all points within some fixed radius ε, or to all of its K nearest neighbors … weighted graph G over the data points, with edges of weight d_X(i, j)»</w:t>
+            </w:r>
+          </w:p>
+          <w:p>
+            <w:pPr>
+              <w:spacing w:after="40"/>
+            </w:pPr>
+            <w:r>
+              <w:rPr>
+                <w:b w:val="0"/>
+                <w:i/>
+                <w:sz w:val="17"/>
+              </w:rPr>
+              <w:t>[6], стр. PDF 2 (стр. источника: 2320): «weighted graph G over the data points, with edges of weight»</w:t>
             </w:r>
           </w:p>
         </w:tc>
@@ -12688,11 +14820,24 @@
             </w:pPr>
             <w:r>
               <w:rPr>
+                <w:b/>
+                <w:i w:val="0"/>
+                <w:sz w:val="17"/>
+              </w:rPr>
+              <w:t>Метка в PDF: §3.2-5</w:t>
+            </w:r>
+          </w:p>
+          <w:p>
+            <w:pPr>
+              <w:spacing w:after="40"/>
+            </w:pPr>
+            <w:r>
+              <w:rPr>
                 <w:b w:val="0"/>
                 <w:i/>
                 <w:sz w:val="17"/>
               </w:rPr>
-              <w:t>с. 2322: «16. This procedure, known as Floyd’s algorithm, requires O(N³) operations. More efficient algorithms exploiting the sparse structure of the neighborhood graph can be found (38).»</w:t>
+              <w:t>[6], стр. PDF 4 (стр. источника: 2322): «16. This procedure, known as Floyd’s algorithm, requires O(N³) operations. More efficient algorithms exploiting the sparse structure of the neighborhood graph can be found (38).»</w:t>
             </w:r>
           </w:p>
         </w:tc>
@@ -12789,11 +14934,24 @@
             </w:pPr>
             <w:r>
               <w:rPr>
+                <w:b/>
+                <w:i w:val="0"/>
+                <w:sz w:val="17"/>
+              </w:rPr>
+              <w:t>Метка в PDF: §3.2-6</w:t>
+            </w:r>
+          </w:p>
+          <w:p>
+            <w:pPr>
+              <w:spacing w:after="40"/>
+            </w:pPr>
+            <w:r>
+              <w:rPr>
                 <w:b w:val="0"/>
                 <w:i/>
                 <w:sz w:val="17"/>
               </w:rPr>
-              <w:t>с. 2320: «The final step applies classical MDS to the matrix of graph distances D_G»</w:t>
+              <w:t>[6], стр. PDF 2 (стр. источника: 2320): «The final step applies classical MDS to the matrix of graph distances D_G»</w:t>
             </w:r>
           </w:p>
         </w:tc>
@@ -12884,6 +15042,32 @@
               <w:t>Страницы в отчёте: [6] с. 2319</w:t>
             </w:r>
           </w:p>
+          <w:p>
+            <w:pPr>
+              <w:spacing w:after="40"/>
+            </w:pPr>
+            <w:r>
+              <w:rPr>
+                <w:b/>
+                <w:i w:val="0"/>
+                <w:sz w:val="17"/>
+              </w:rPr>
+              <w:t>Метка в PDF: §3.2-7</w:t>
+            </w:r>
+          </w:p>
+          <w:p>
+            <w:pPr>
+              <w:spacing w:after="40"/>
+            </w:pPr>
+            <w:r>
+              <w:rPr>
+                <w:b w:val="0"/>
+                <w:i/>
+                <w:sz w:val="17"/>
+              </w:rPr>
+              <w:t>[6], стр. PDF 1 (стр. источника: 2319): «ours efficiently computes a globally optimal solution»</w:t>
+            </w:r>
+          </w:p>
         </w:tc>
         <w:tc>
           <w:tcPr>
@@ -12965,11 +15149,24 @@
             </w:pPr>
             <w:r>
               <w:rPr>
+                <w:b/>
+                <w:i w:val="0"/>
+                <w:sz w:val="17"/>
+              </w:rPr>
+              <w:t>Метка в PDF: §3.2-8</w:t>
+            </w:r>
+          </w:p>
+          <w:p>
+            <w:pPr>
+              <w:spacing w:after="40"/>
+            </w:pPr>
+            <w:r>
+              <w:rPr>
                 <w:b w:val="0"/>
                 <w:i/>
                 <w:sz w:val="17"/>
               </w:rPr>
-              <w:t>с. 2319: «uses easily measured local metric information to learn the underlying global geometry of a data set»</w:t>
+              <w:t>[6], стр. PDF 1 (стр. источника: 2319): «uses easily measured local metric information to learn the underlying global geometry of a data set»</w:t>
             </w:r>
           </w:p>
         </w:tc>
@@ -13066,11 +15263,24 @@
             </w:pPr>
             <w:r>
               <w:rPr>
+                <w:b/>
+                <w:i w:val="0"/>
+                <w:sz w:val="17"/>
+              </w:rPr>
+              <w:t>Метка в PDF: §3.2-9</w:t>
+            </w:r>
+          </w:p>
+          <w:p>
+            <w:pPr>
+              <w:spacing w:after="40"/>
+            </w:pPr>
+            <w:r>
+              <w:rPr>
                 <w:b w:val="0"/>
                 <w:i/>
                 <w:sz w:val="17"/>
               </w:rPr>
-              <w:t>с. 2319: «an approach that combines the major algorithmic features of PCA and MDS—computational efficiency, global optimality, and asymptotic convergence guarantees—with the flexibility to learn a broad class of nonlinear manifolds.»</w:t>
+              <w:t>[6], стр. PDF 1 (стр. источника: 2319): «an approach that combines the major algorithmic features of PCA and MDS—computational efficiency, global optimality, and asymptotic convergence guarantees—with the flexibility to learn a broad class of nonlinear manifolds.»</w:t>
             </w:r>
           </w:p>
         </w:tc>
@@ -13161,6 +15371,32 @@
               <w:t>Страницы в отчёте: [6] с. 2322</w:t>
             </w:r>
           </w:p>
+          <w:p>
+            <w:pPr>
+              <w:spacing w:after="40"/>
+            </w:pPr>
+            <w:r>
+              <w:rPr>
+                <w:b/>
+                <w:i w:val="0"/>
+                <w:sz w:val="17"/>
+              </w:rPr>
+              <w:t>Метка в PDF: §3.2-10</w:t>
+            </w:r>
+          </w:p>
+          <w:p>
+            <w:pPr>
+              <w:spacing w:after="40"/>
+            </w:pPr>
+            <w:r>
+              <w:rPr>
+                <w:b w:val="0"/>
+                <w:i/>
+                <w:sz w:val="17"/>
+              </w:rPr>
+              <w:t>[6], стр. PDF 4 (стр. источника: 2322): «but small enough to prevent edges that “short circuit” the true geometry of the manifold»</w:t>
+            </w:r>
+          </w:p>
         </w:tc>
         <w:tc>
           <w:tcPr>
@@ -13242,11 +15478,24 @@
             </w:pPr>
             <w:r>
               <w:rPr>
+                <w:b/>
+                <w:i w:val="0"/>
+                <w:sz w:val="17"/>
+              </w:rPr>
+              <w:t>Метка в PDF: §3.2-11</w:t>
+            </w:r>
+          </w:p>
+          <w:p>
+            <w:pPr>
+              <w:spacing w:after="40"/>
+            </w:pPr>
+            <w:r>
+              <w:rPr>
                 <w:b w:val="0"/>
                 <w:i/>
                 <w:sz w:val="17"/>
               </w:rPr>
-              <w:t>с. 2322: «Floyd’s algorithm, requires O(N³) operations.»</w:t>
+              <w:t>[6], стр. PDF 4 (стр. источника: 2322): «This procedure, known as Floyd’s algorithm, requires O(N3) operations.»</w:t>
             </w:r>
           </w:p>
         </w:tc>
@@ -13343,11 +15592,24 @@
             </w:pPr>
             <w:r>
               <w:rPr>
+                <w:b/>
+                <w:i w:val="0"/>
+                <w:sz w:val="17"/>
+              </w:rPr>
+              <w:t>Метка в PDF: §3.2-12</w:t>
+            </w:r>
+          </w:p>
+          <w:p>
+            <w:pPr>
+              <w:spacing w:after="40"/>
+            </w:pPr>
+            <w:r>
+              <w:rPr>
                 <w:b w:val="0"/>
                 <w:i/>
                 <w:sz w:val="17"/>
               </w:rPr>
-              <w:t>с. 2322: «we can always choose a neighborhood size (ε or K) large enough that the graph will (with high probability) have a path not much longer than the true geodesic, but small enough to prevent edges that “short circuit” the true geometry of the manifold.»</w:t>
+              <w:t>[6], стр. PDF 4 (стр. источника: 2322): «we can always choose a neighborhood size (ε or K) large enough that the graph will (with high probability) have a path not much longer than the true geodesic, but small enough to prevent edges that “short circuit” the true geometry of the manifold.»</w:t>
             </w:r>
           </w:p>
         </w:tc>
@@ -13444,11 +15706,24 @@
             </w:pPr>
             <w:r>
               <w:rPr>
+                <w:b/>
+                <w:i w:val="0"/>
+                <w:sz w:val="17"/>
+              </w:rPr>
+              <w:t>Метка в PDF: §3.2-13</w:t>
+            </w:r>
+          </w:p>
+          <w:p>
+            <w:pPr>
+              <w:spacing w:after="40"/>
+            </w:pPr>
+            <w:r>
+              <w:rPr>
                 <w:b w:val="0"/>
                 <w:i/>
                 <w:sz w:val="17"/>
               </w:rPr>
-              <w:t>с. 2322: «… edges that “short circuit” the true geometry of the manifold.»</w:t>
+              <w:t>[6], стр. PDF 4 (стр. источника: 2322): «… edges that “short circuit” the true geometry of the manifold.»</w:t>
             </w:r>
           </w:p>
         </w:tc>
@@ -13638,6 +15913,32 @@
               <w:t>Страницы в отчёте: [7] с. 2579–2605</w:t>
             </w:r>
           </w:p>
+          <w:p>
+            <w:pPr>
+              <w:spacing w:after="40"/>
+            </w:pPr>
+            <w:r>
+              <w:rPr>
+                <w:b/>
+                <w:i w:val="0"/>
+                <w:sz w:val="17"/>
+              </w:rPr>
+              <w:t>Метка в PDF: §3.3-1</w:t>
+            </w:r>
+          </w:p>
+          <w:p>
+            <w:pPr>
+              <w:spacing w:after="40"/>
+            </w:pPr>
+            <w:r>
+              <w:rPr>
+                <w:b w:val="0"/>
+                <w:i/>
+                <w:sz w:val="17"/>
+              </w:rPr>
+              <w:t>[7], стр. PDF 1 (стр. источника: 2579): «We present a new technique called “t-SNE” that visualizes high-dimensional data by giving each datapoint a location in a two or three-dimensional map.»</w:t>
+            </w:r>
+          </w:p>
         </w:tc>
         <w:tc>
           <w:tcPr>
@@ -13719,11 +16020,24 @@
             </w:pPr>
             <w:r>
               <w:rPr>
+                <w:b/>
+                <w:i w:val="0"/>
+                <w:sz w:val="17"/>
+              </w:rPr>
+              <w:t>Метка в PDF: §3.3-2</w:t>
+            </w:r>
+          </w:p>
+          <w:p>
+            <w:pPr>
+              <w:spacing w:after="40"/>
+            </w:pPr>
+            <w:r>
+              <w:rPr>
                 <w:b w:val="0"/>
                 <w:i/>
                 <w:sz w:val="17"/>
               </w:rPr>
-              <w:t>с. 2580: «t-SNE is capable of capturing much of the local structure of the high-dimensional data very well, while also revealing global structure such as the presence of clusters at several scales.»</w:t>
+              <w:t>[7], стр. PDF 2 (стр. источника: 2580): «t-SNE is capable of capturing much of the local structure of the high-dimensional data very well, while also revealing global structure such as the presence of clusters at several scales.»</w:t>
             </w:r>
           </w:p>
           <w:p>
@@ -13736,7 +16050,7 @@
                 <w:i/>
                 <w:sz w:val="17"/>
               </w:rPr>
-              <w:t>с. 2581: «SNE minimizes the sum of Kullback-Leibler divergences over all datapoints using a gradient descent method.»</w:t>
+              <w:t>[7], стр. PDF 3 (стр. источника: 2581): «SNE minimizes the sum of Kullback-Leibler divergences over all datapoints using a gradient descent method.»</w:t>
             </w:r>
           </w:p>
         </w:tc>
@@ -13827,6 +16141,32 @@
               <w:t>Страницы в отчёте: [7] с. 2581–2585</w:t>
             </w:r>
           </w:p>
+          <w:p>
+            <w:pPr>
+              <w:spacing w:after="40"/>
+            </w:pPr>
+            <w:r>
+              <w:rPr>
+                <w:b/>
+                <w:i w:val="0"/>
+                <w:sz w:val="17"/>
+              </w:rPr>
+              <w:t>Метка в PDF: §3.3-3</w:t>
+            </w:r>
+          </w:p>
+          <w:p>
+            <w:pPr>
+              <w:spacing w:after="40"/>
+            </w:pPr>
+            <w:r>
+              <w:rPr>
+                <w:b w:val="0"/>
+                <w:i/>
+                <w:sz w:val="17"/>
+              </w:rPr>
+              <w:t>[7], стр. PDF 3 (стр. источника: 2581): «Stochastic Neighbor Embedding (SNE) starts by converting the high-dimensional Euclidean distances between datapoints into conditional probabilities that represent similarities.»</w:t>
+            </w:r>
+          </w:p>
         </w:tc>
         <w:tc>
           <w:tcPr>
@@ -13908,11 +16248,24 @@
             </w:pPr>
             <w:r>
               <w:rPr>
+                <w:b/>
+                <w:i w:val="0"/>
+                <w:sz w:val="17"/>
+              </w:rPr>
+              <w:t>Метка в PDF: §3.3-4</w:t>
+            </w:r>
+          </w:p>
+          <w:p>
+            <w:pPr>
+              <w:spacing w:after="40"/>
+            </w:pPr>
+            <w:r>
+              <w:rPr>
                 <w:b w:val="0"/>
                 <w:i/>
                 <w:sz w:val="17"/>
               </w:rPr>
-              <w:t>с. 2582: «The perplexity is defined as Perp(P_i) = 2^{H(P_i)} … can be interpreted as a smooth measure of the effective number of neighbors.»</w:t>
+              <w:t>[7], стр. PDF 4 (стр. источника: 2582): «The perplexity is defined as Perp(P_i) = 2^{H(P_i)} … can be interpreted as a smooth measure of the effective number of neighbors.»</w:t>
             </w:r>
           </w:p>
           <w:p>
@@ -13925,7 +16278,20 @@
                 <w:i/>
                 <w:sz w:val="17"/>
               </w:rPr>
-              <w:t>с. 2584: «we set p_ij = (p_{j|i} + p_{i|j}) / 2n»</w:t>
+              <w:t>[7], стр. PDF 4 (стр. источника: 2582): «The perplexity is defined as Perp(P_i) = 2^{H(P_i)} … can be interpreted as a smooth measure of the effective number of neighbors.»</w:t>
+            </w:r>
+          </w:p>
+          <w:p>
+            <w:pPr>
+              <w:spacing w:after="40"/>
+            </w:pPr>
+            <w:r>
+              <w:rPr>
+                <w:b w:val="0"/>
+                <w:i/>
+                <w:sz w:val="17"/>
+              </w:rPr>
+              <w:t>[8], стр. PDF 55 (стр. источника: 2584): «pij pj|i pi|j 2N»</w:t>
             </w:r>
           </w:p>
         </w:tc>
@@ -14022,11 +16388,24 @@
             </w:pPr>
             <w:r>
               <w:rPr>
+                <w:b/>
+                <w:i w:val="0"/>
+                <w:sz w:val="17"/>
+              </w:rPr>
+              <w:t>Метка в PDF: §3.3-5</w:t>
+            </w:r>
+          </w:p>
+          <w:p>
+            <w:pPr>
+              <w:spacing w:after="40"/>
+            </w:pPr>
+            <w:r>
+              <w:rPr>
                 <w:b w:val="0"/>
                 <w:i/>
                 <w:sz w:val="17"/>
               </w:rPr>
-              <w:t>с. 2585: «we employ a Student t-distribution with one degree of freedom (which is the same as a Cauchy distribution) as the heavy-tailed distribution in the low-dimensional map.»</w:t>
+              <w:t>[7], стр. PDF 7 (стр. источника: 2585): «we employ a Student t-distribution with one degree of freedom (which is the same as a Cauchy distribution) as the heavy-tailed distribution in the low-dimensional map.»</w:t>
             </w:r>
           </w:p>
           <w:p>
@@ -14039,7 +16418,7 @@
                 <w:i/>
                 <w:sz w:val="17"/>
               </w:rPr>
-              <w:t>с. 2583: «t-SNE employs a heavy-tailed distribution in the low-dimensional space to alleviate both the crowding problem and the optimization problems of SNE.»</w:t>
+              <w:t>[7], стр. PDF 5 (стр. источника: 2583): «t-SNE employs a heavy-tailed distribution in the low-dimensional space to alleviate both the crowding problem and the optimization problems of SNE.»</w:t>
             </w:r>
           </w:p>
         </w:tc>
@@ -14136,11 +16515,50 @@
             </w:pPr>
             <w:r>
               <w:rPr>
+                <w:b/>
+                <w:i w:val="0"/>
+                <w:sz w:val="17"/>
+              </w:rPr>
+              <w:t>Метка в PDF: §3.3-6</w:t>
+            </w:r>
+          </w:p>
+          <w:p>
+            <w:pPr>
+              <w:spacing w:after="40"/>
+            </w:pPr>
+            <w:r>
+              <w:rPr>
                 <w:b w:val="0"/>
                 <w:i/>
                 <w:sz w:val="17"/>
               </w:rPr>
-              <w:t>с. 2581: «A natural measure of the faithfulness … is the Kullback-Leibler divergence … minimizes … using a gradient descent method.»</w:t>
+              <w:t>[7], стр. PDF 3 (стр. источника: 2581): «A natural measure of the faithfulness … is the Kullback-Leibler divergence … minimizes … using a gradient descent method.»</w:t>
+            </w:r>
+          </w:p>
+          <w:p>
+            <w:pPr>
+              <w:spacing w:after="40"/>
+            </w:pPr>
+            <w:r>
+              <w:rPr>
+                <w:b w:val="0"/>
+                <w:i/>
+                <w:sz w:val="17"/>
+              </w:rPr>
+              <w:t>[8], стр. PDF 55 (стр. источника: 2581): «A natural measure of the faithfulness … is the Kullback-Leibler divergence … minimizes … using a gradient descent method.»</w:t>
+            </w:r>
+          </w:p>
+          <w:p>
+            <w:pPr>
+              <w:spacing w:after="40"/>
+            </w:pPr>
+            <w:r>
+              <w:rPr>
+                <w:b w:val="0"/>
+                <w:i/>
+                <w:sz w:val="17"/>
+              </w:rPr>
+              <w:t>[7], стр. PDF 3 (стр. источника: 2581): «A natural measure of the faithfulness … is the Kullback-Leibler divergence … minimizes … using a gradient descent method.»</w:t>
             </w:r>
           </w:p>
         </w:tc>
@@ -14231,6 +16649,32 @@
               <w:t>Страницы в отчёте: [7] с. 2582, 2587–2589</w:t>
             </w:r>
           </w:p>
+          <w:p>
+            <w:pPr>
+              <w:spacing w:after="40"/>
+            </w:pPr>
+            <w:r>
+              <w:rPr>
+                <w:b/>
+                <w:i w:val="0"/>
+                <w:sz w:val="17"/>
+              </w:rPr>
+              <w:t>Метка в PDF: §3.3-7</w:t>
+            </w:r>
+          </w:p>
+          <w:p>
+            <w:pPr>
+              <w:spacing w:after="40"/>
+            </w:pPr>
+            <w:r>
+              <w:rPr>
+                <w:b w:val="0"/>
+                <w:i/>
+                <w:sz w:val="17"/>
+              </w:rPr>
+              <w:t>[7], стр. PDF 4 (стр. источника: 2582): «typical values are between 5 and 50.»</w:t>
+            </w:r>
+          </w:p>
         </w:tc>
         <w:tc>
           <w:tcPr>
@@ -14312,11 +16756,24 @@
             </w:pPr>
             <w:r>
               <w:rPr>
+                <w:b/>
+                <w:i w:val="0"/>
+                <w:sz w:val="17"/>
+              </w:rPr>
+              <w:t>Метка в PDF: §3.3-8</w:t>
+            </w:r>
+          </w:p>
+          <w:p>
+            <w:pPr>
+              <w:spacing w:after="40"/>
+            </w:pPr>
+            <w:r>
+              <w:rPr>
                 <w:b w:val="0"/>
                 <w:i/>
                 <w:sz w:val="17"/>
               </w:rPr>
-              <w:t>с. 2582: «The performance of SNE is fairly robust to changes in the perplexity, and typical values are between 5 and 50.»</w:t>
+              <w:t>[7], стр. PDF 4 (стр. источника: 2582): «The performance of SNE is fairly robust to changes in the perplexity, and typical values are between 5 and 50.»</w:t>
             </w:r>
           </w:p>
           <w:p>
@@ -14329,7 +16786,7 @@
                 <w:i/>
                 <w:sz w:val="17"/>
               </w:rPr>
-              <w:t>с. 2589: «Table 1: Cost function parameter settings … t-SNE: Perp = 40»</w:t>
+              <w:t>[7], стр. PDF 11 (стр. источника: 2589): «Table 1: Cost function parameter settings … t-SNE: Perp = 40»</w:t>
             </w:r>
           </w:p>
         </w:tc>
@@ -14426,11 +16883,50 @@
             </w:pPr>
             <w:r>
               <w:rPr>
+                <w:b/>
+                <w:i w:val="0"/>
+                <w:sz w:val="17"/>
+              </w:rPr>
+              <w:t>Метка в PDF: §3.3-9</w:t>
+            </w:r>
+          </w:p>
+          <w:p>
+            <w:pPr>
+              <w:spacing w:after="40"/>
+            </w:pPr>
+            <w:r>
+              <w:rPr>
                 <w:b w:val="0"/>
                 <w:i/>
                 <w:sz w:val="17"/>
               </w:rPr>
-              <w:t>с. 2588: «The learning rate η is initially set to 100 and it is updated after every iteration by means of the adaptive learning rate scheme described by Jacobs (1988). … momentum term was set to α(t) = 0.5 for t &lt; 250 and α(t) = 0.8 for t ≥ 250. … early exaggeration … of 4 for the first 50 iterations»</w:t>
+              <w:t>[7], стр. PDF 10 (стр. источника: 2588): «The learning rate η is initially set to 100 and it is updated after every iteration by means of the adaptive learning rate scheme described by Jacobs (1988). … momentum term was set to α(t) = 0.5 for t &lt; 250 and α(t) = 0.8 for t ≥ 250. … early exaggeration … of 4 for the first 50 iterations»</w:t>
+            </w:r>
+          </w:p>
+          <w:p>
+            <w:pPr>
+              <w:spacing w:after="40"/>
+            </w:pPr>
+            <w:r>
+              <w:rPr>
+                <w:b w:val="0"/>
+                <w:i/>
+                <w:sz w:val="17"/>
+              </w:rPr>
+              <w:t>[7], стр. PDF 10 (стр. источника: 2588): «The learning rate η is initially set to 100 and it is updated after every iteration by means of the adaptive learning rate scheme described by Jacobs (1988). … momentum term was set to α(t) = 0.5 for t &lt; 250 and α(t) = 0.8 for t ≥ 250. … early exaggeration … of 4 for the first 50 iterations»</w:t>
+            </w:r>
+          </w:p>
+          <w:p>
+            <w:pPr>
+              <w:spacing w:after="40"/>
+            </w:pPr>
+            <w:r>
+              <w:rPr>
+                <w:b w:val="0"/>
+                <w:i/>
+                <w:sz w:val="17"/>
+              </w:rPr>
+              <w:t>[7], стр. PDF 10 (стр. источника: 2588): «The learning rate η is initially set to 100 and it is updated after every iteration by means of the adaptive learning rate scheme described by Jacobs (1988). … momentum term was set to α(t) = 0.5 for t &lt; 250 and α(t) = 0.8 for t ≥ 250. … early exaggeration … of 4 for the first 50 iterations»</w:t>
             </w:r>
           </w:p>
         </w:tc>
@@ -14527,11 +17023,24 @@
             </w:pPr>
             <w:r>
               <w:rPr>
+                <w:b/>
+                <w:i w:val="0"/>
+                <w:sz w:val="17"/>
+              </w:rPr>
+              <w:t>Метка в PDF: §3.3-10</w:t>
+            </w:r>
+          </w:p>
+          <w:p>
+            <w:pPr>
+              <w:spacing w:after="40"/>
+            </w:pPr>
+            <w:r>
+              <w:rPr>
                 <w:b w:val="0"/>
                 <w:i/>
                 <w:sz w:val="17"/>
               </w:rPr>
-              <w:t>с. 2588: «The number of gradient descent iterations T was set 1000»</w:t>
+              <w:t>[7], стр. PDF 10 (стр. источника: 2588): «The number of gradient descent iterations T was set 1000»</w:t>
             </w:r>
           </w:p>
         </w:tc>
@@ -14628,24 +17137,24 @@
             </w:pPr>
             <w:r>
               <w:rPr>
+                <w:b/>
+                <w:i w:val="0"/>
+                <w:sz w:val="17"/>
+              </w:rPr>
+              <w:t>Метка в PDF: §3.3-11</w:t>
+            </w:r>
+          </w:p>
+          <w:p>
+            <w:pPr>
+              <w:spacing w:after="40"/>
+            </w:pPr>
+            <w:r>
+              <w:rPr>
                 <w:b w:val="0"/>
                 <w:i/>
                 <w:sz w:val="17"/>
               </w:rPr>
-              <w:t>с. 2587: «sample initial solution Y(0) = {y1, y2, …, yn} from N(0, 10^-4 I)»</w:t>
-            </w:r>
-          </w:p>
-          <w:p>
-            <w:pPr>
-              <w:spacing w:after="40"/>
-            </w:pPr>
-            <w:r>
-              <w:rPr>
-                <w:b w:val="0"/>
-                <w:i/>
-                <w:sz w:val="17"/>
-              </w:rPr>
-              <w:t>с. 2589: «In all of our experiments, we start by using PCA to reduce the dimensionality of the data to 30.»</w:t>
+              <w:t>[7], стр. PDF 11 (стр. источника: 2589): «In all of our experiments, we start by using PCA to reduce the dimensionality of the data to 30.»</w:t>
             </w:r>
           </w:p>
         </w:tc>
@@ -14736,6 +17245,32 @@
               <w:t>Страницы в отчёте: [7] с. 2579–2580</w:t>
             </w:r>
           </w:p>
+          <w:p>
+            <w:pPr>
+              <w:spacing w:after="40"/>
+            </w:pPr>
+            <w:r>
+              <w:rPr>
+                <w:b/>
+                <w:i w:val="0"/>
+                <w:sz w:val="17"/>
+              </w:rPr>
+              <w:t>Метка в PDF: §3.3-12</w:t>
+            </w:r>
+          </w:p>
+          <w:p>
+            <w:pPr>
+              <w:spacing w:after="40"/>
+            </w:pPr>
+            <w:r>
+              <w:rPr>
+                <w:b w:val="0"/>
+                <w:i/>
+                <w:sz w:val="17"/>
+              </w:rPr>
+              <w:t>[7], стр. PDF 1 (стр. источника: 2579): «The visualizations produced by t-SNE are significantly better than those produced by the other techniques on almost all of the data sets.»</w:t>
+            </w:r>
+          </w:p>
         </w:tc>
         <w:tc>
           <w:tcPr>
@@ -14817,11 +17352,24 @@
             </w:pPr>
             <w:r>
               <w:rPr>
+                <w:b/>
+                <w:i w:val="0"/>
+                <w:sz w:val="17"/>
+              </w:rPr>
+              <w:t>Метка в PDF: §3.3-13</w:t>
+            </w:r>
+          </w:p>
+          <w:p>
+            <w:pPr>
+              <w:spacing w:after="40"/>
+            </w:pPr>
+            <w:r>
+              <w:rPr>
                 <w:b w:val="0"/>
                 <w:i/>
                 <w:sz w:val="17"/>
               </w:rPr>
-              <w:t>с. 2579: «The visualizations produced by t-SNE are significantly better than those produced by the other techniques on almost all of the data sets.»</w:t>
+              <w:t>[7], стр. PDF 1 (стр. источника: 2579): «The visualizations produced by t-SNE are significantly better than those produced by the other techniques on almost all of the data sets.»</w:t>
             </w:r>
           </w:p>
         </w:tc>
@@ -14918,11 +17466,24 @@
             </w:pPr>
             <w:r>
               <w:rPr>
+                <w:b/>
+                <w:i w:val="0"/>
+                <w:sz w:val="17"/>
+              </w:rPr>
+              <w:t>Метка в PDF: §3.3-14</w:t>
+            </w:r>
+          </w:p>
+          <w:p>
+            <w:pPr>
+              <w:spacing w:after="40"/>
+            </w:pPr>
+            <w:r>
+              <w:rPr>
                 <w:b w:val="0"/>
                 <w:i/>
                 <w:sz w:val="17"/>
               </w:rPr>
-              <w:t>с. 2579: «We illustrate the performance of t-SNE on a wide variety of data sets»</w:t>
+              <w:t>[7], стр. PDF 1 (стр. источника: 2579): «We illustrate the performance of t-SNE on a wide variety of data sets»</w:t>
             </w:r>
           </w:p>
         </w:tc>
@@ -15013,6 +17574,32 @@
               <w:t>Страницы в отчёте: [7] с. 2593, 2598–2600</w:t>
             </w:r>
           </w:p>
+          <w:p>
+            <w:pPr>
+              <w:spacing w:after="40"/>
+            </w:pPr>
+            <w:r>
+              <w:rPr>
+                <w:b/>
+                <w:i w:val="0"/>
+                <w:sz w:val="17"/>
+              </w:rPr>
+              <w:t>Метка в PDF: §3.3-15</w:t>
+            </w:r>
+          </w:p>
+          <w:p>
+            <w:pPr>
+              <w:spacing w:after="40"/>
+            </w:pPr>
+            <w:r>
+              <w:rPr>
+                <w:b w:val="0"/>
+                <w:i/>
+                <w:sz w:val="17"/>
+              </w:rPr>
+              <w:t>[7], стр. PDF 20 (стр. источника: 2598): «has three potential weaknesses:»</w:t>
+            </w:r>
+          </w:p>
         </w:tc>
         <w:tc>
           <w:tcPr>
@@ -15094,11 +17681,24 @@
             </w:pPr>
             <w:r>
               <w:rPr>
+                <w:b/>
+                <w:i w:val="0"/>
+                <w:sz w:val="17"/>
+              </w:rPr>
+              <w:t>Метка в PDF: §3.3-16</w:t>
+            </w:r>
+          </w:p>
+          <w:p>
+            <w:pPr>
+              <w:spacing w:after="40"/>
+            </w:pPr>
+            <w:r>
+              <w:rPr>
                 <w:b w:val="0"/>
                 <w:i/>
                 <w:sz w:val="17"/>
               </w:rPr>
-              <w:t>с. 2599: «t-SNE reduces the dimensionality of data mainly based on local properties of the data, which makes t-SNE sensitive to the curse of the intrinsic dimensionality of the data.»</w:t>
+              <w:t>[7], стр. PDF 21 (стр. источника: 2599): «t-SNE reduces the dimensionality of data mainly based on local properties of the data, which makes t-SNE sensitive to the curse of the intrinsic dimensionality of the data.»</w:t>
             </w:r>
           </w:p>
         </w:tc>
@@ -15195,11 +17795,24 @@
             </w:pPr>
             <w:r>
               <w:rPr>
+                <w:b/>
+                <w:i w:val="0"/>
+                <w:sz w:val="17"/>
+              </w:rPr>
+              <w:t>Метка в PDF: §3.3-17</w:t>
+            </w:r>
+          </w:p>
+          <w:p>
+            <w:pPr>
+              <w:spacing w:after="40"/>
+            </w:pPr>
+            <w:r>
+              <w:rPr>
                 <w:b w:val="0"/>
                 <w:i/>
                 <w:sz w:val="17"/>
               </w:rPr>
-              <w:t>с. 2593: «t-SNE has a computational and memory complexity that is quadratic in the number of datapoints. This makes it infeasible to apply the standard version of t-SNE to data sets that contain many more than, say, 10,000 points.»</w:t>
+              <w:t>[7], стр. PDF 15 (стр. источника: 2593): «t-SNE has a computational and memory complexity that is quadratic in the number of datapoints. This makes it infeasible to apply the standard version of t-SNE to data sets that contain many more than, say, 10,000 points.»</w:t>
             </w:r>
           </w:p>
           <w:p>
@@ -15212,7 +17825,7 @@
                 <w:i/>
                 <w:sz w:val="17"/>
               </w:rPr>
-              <w:t>с. 2600: «Both the computational and the memory complexity of t-SNE are O(n²), but we present a landmark approach …»</w:t>
+              <w:t>[7], стр. PDF 22 (стр. источника: 2600): «Both the computational and the memory complexity of t-SNE are O(n²), but we present a landmark approach …»</w:t>
             </w:r>
           </w:p>
         </w:tc>
@@ -15309,11 +17922,24 @@
             </w:pPr>
             <w:r>
               <w:rPr>
+                <w:b/>
+                <w:i w:val="0"/>
+                <w:sz w:val="17"/>
+              </w:rPr>
+              <w:t>Метка в PDF: §3.3-18</w:t>
+            </w:r>
+          </w:p>
+          <w:p>
+            <w:pPr>
+              <w:spacing w:after="40"/>
+            </w:pPr>
+            <w:r>
+              <w:rPr>
                 <w:b w:val="0"/>
                 <w:i/>
                 <w:sz w:val="17"/>
               </w:rPr>
-              <w:t>с. 2599: «A major weakness of t-SNE is that the cost function is not convex, as a result of which several optimization parameters need to be chosen. The constructed solutions depend on these choices of optimization parameters and may be different each time t-SNE is run from an initial random configuration of map points.»</w:t>
+              <w:t>[7], стр. PDF 21 (стр. источника: 2599): «A major weakness of t-SNE is that the cost function is not convex, as a result of which several optimization parameters need to be chosen. The constructed solutions depend on these choices of optimization parameters and may be different each time t-SNE is run from an initial random configuration of map points.»</w:t>
             </w:r>
           </w:p>
         </w:tc>
@@ -15410,11 +18036,24 @@
             </w:pPr>
             <w:r>
               <w:rPr>
+                <w:b/>
+                <w:i w:val="0"/>
+                <w:sz w:val="17"/>
+              </w:rPr>
+              <w:t>Метка в PDF: §3.3-19</w:t>
+            </w:r>
+          </w:p>
+          <w:p>
+            <w:pPr>
+              <w:spacing w:after="40"/>
+            </w:pPr>
+            <w:r>
+              <w:rPr>
                 <w:b w:val="0"/>
                 <w:i/>
                 <w:sz w:val="17"/>
               </w:rPr>
-              <w:t>с. 2600: «we aim to develop a parametric version of t-SNE that allows for generalization to held-out test data by using the t-SNE objective function to train a multilayer neural network that provides an explicit mapping to the low-dimensional space.»</w:t>
+              <w:t>[7], стр. PDF 22 (стр. источника: 2600): «we aim to develop a parametric version of t-SNE that allows for generalization to held-out test data by using the t-SNE objective function to train a multilayer neural network that provides an explicit mapping to the low-dimensional space.»</w:t>
             </w:r>
           </w:p>
         </w:tc>
@@ -15604,6 +18243,32 @@
               <w:t>Страницы в отчёте: [8] с. 1–3</w:t>
             </w:r>
           </w:p>
+          <w:p>
+            <w:pPr>
+              <w:spacing w:after="40"/>
+            </w:pPr>
+            <w:r>
+              <w:rPr>
+                <w:b/>
+                <w:i w:val="0"/>
+                <w:sz w:val="17"/>
+              </w:rPr>
+              <w:t>Метка в PDF: §3.4-1</w:t>
+            </w:r>
+          </w:p>
+          <w:p>
+            <w:pPr>
+              <w:spacing w:after="40"/>
+            </w:pPr>
+            <w:r>
+              <w:rPr>
+                <w:b w:val="0"/>
+                <w:i/>
+                <w:sz w:val="17"/>
+              </w:rPr>
+              <w:t>[8], стр. PDF 1 (стр. источника: 1): «UMAP (Uniform Manifold Approximation and Projection) is a novel manifold learning technique for dimension reduction.»</w:t>
+            </w:r>
+          </w:p>
         </w:tc>
         <w:tc>
           <w:tcPr>
@@ -15698,11 +18363,24 @@
             </w:pPr>
             <w:r>
               <w:rPr>
+                <w:b/>
+                <w:i w:val="0"/>
+                <w:sz w:val="17"/>
+              </w:rPr>
+              <w:t>Метка в PDF: §3.4-2</w:t>
+            </w:r>
+          </w:p>
+          <w:p>
+            <w:pPr>
+              <w:spacing w:after="40"/>
+            </w:pPr>
+            <w:r>
+              <w:rPr>
                 <w:b w:val="0"/>
                 <w:i/>
                 <w:sz w:val="17"/>
               </w:rPr>
-              <w:t>с. 1: «UMAP is constructed from a theoretical framework based in Riemannian geometry and algebraic topology.»</w:t>
+              <w:t>[8], стр. PDF 1 (стр. источника: 1): «UMAP is constructed from a theoretical framework based in Riemannian geometry and algebraic topology.»</w:t>
             </w:r>
           </w:p>
           <w:p>
@@ -15715,7 +18393,20 @@
                 <w:i/>
                 <w:sz w:val="17"/>
               </w:rPr>
-              <w:t>с. 2: «UMAP … builds upon mathematical foundations related to the work of Belkin and Niyogi on Laplacian eigenmaps. … the work of David Spivak in category theoretic approaches to geometric realization of fuzzy simplicial sets.»</w:t>
+              <w:t>[8], стр. PDF 2 (стр. источника: 2): «UMAP … builds upon mathematical foundations related to the work of Belkin and Niyogi on Laplacian eigenmaps. … the work of David Spivak in category theoretic approaches to geometric realization of fuzzy simplicial sets.»</w:t>
+            </w:r>
+          </w:p>
+          <w:p>
+            <w:pPr>
+              <w:spacing w:after="40"/>
+            </w:pPr>
+            <w:r>
+              <w:rPr>
+                <w:b w:val="0"/>
+                <w:i/>
+                <w:sz w:val="17"/>
+              </w:rPr>
+              <w:t>[8], стр. PDF 2 (стр. источника: 2): «UMAP … builds upon mathematical foundations related to the work of Belkin and Niyogi on Laplacian eigenmaps. … the work of David Spivak in category theoretic approaches to geometric realization of fuzzy simplicial sets.»</w:t>
             </w:r>
           </w:p>
         </w:tc>
@@ -15806,6 +18497,32 @@
               <w:t>Страницы в отчёте: [8] с. 14–22</w:t>
             </w:r>
           </w:p>
+          <w:p>
+            <w:pPr>
+              <w:spacing w:after="40"/>
+            </w:pPr>
+            <w:r>
+              <w:rPr>
+                <w:b/>
+                <w:i w:val="0"/>
+                <w:sz w:val="17"/>
+              </w:rPr>
+              <w:t>Метка в PDF: §3.4-3</w:t>
+            </w:r>
+          </w:p>
+          <w:p>
+            <w:pPr>
+              <w:spacing w:after="40"/>
+            </w:pPr>
+            <w:r>
+              <w:rPr>
+                <w:b w:val="0"/>
+                <w:i/>
+                <w:sz w:val="17"/>
+              </w:rPr>
+              <w:t>[8], стр. PDF 14 (стр. источника: 14): «The first phase of UMAP can be thought of as the construction of a weighted k-neighbour graph.»</w:t>
+            </w:r>
+          </w:p>
         </w:tc>
         <w:tc>
           <w:tcPr>
@@ -15887,11 +18604,24 @@
             </w:pPr>
             <w:r>
               <w:rPr>
+                <w:b/>
+                <w:i w:val="0"/>
+                <w:sz w:val="17"/>
+              </w:rPr>
+              <w:t>Метка в PDF: §3.4-4</w:t>
+            </w:r>
+          </w:p>
+          <w:p>
+            <w:pPr>
+              <w:spacing w:after="40"/>
+            </w:pPr>
+            <w:r>
+              <w:rPr>
                 <w:b w:val="0"/>
                 <w:i/>
                 <w:sz w:val="17"/>
               </w:rPr>
-              <w:t>с. 15: «w((x_i, x_ij)) = exp(−max(0, d(x_i, x_ij) − ρ_i) / σ_i)»</w:t>
+              <w:t>[8], стр. PDF 15 (стр. источника: 15): «d(xi, xij) −ρi) σi»</w:t>
             </w:r>
           </w:p>
           <w:p>
@@ -15904,7 +18634,7 @@
                 <w:i/>
                 <w:sz w:val="17"/>
               </w:rPr>
-              <w:t>с. 14–15: «ρ_i = min{d(x_i, x_ij) | 1 ≤ j ≤ k, d(x_i, x_ij) &gt; 0} … σ_i … Σ_j exp(−max(0, d(x_i, x_ij) − ρ_i)/σ_i) = log₂(k) … it ensures that x_i connects to at least one other data point with an edge of weight 1»</w:t>
+              <w:t>[8], стр. PDF 14 (стр. источника: 14–15): «ρ_i = min{d(x_i, x_ij) | 1 ≤ j ≤ k, d(x_i, x_ij) &gt; 0} … σ_i … Σ_j exp(−max(0, d(x_i, x_ij) − ρ_i)/σ_i) = log₂(k) … it ensures that x_i connects to at least one other data point with an edge of weight 1»</w:t>
             </w:r>
           </w:p>
           <w:p>
@@ -15917,7 +18647,7 @@
                 <w:i/>
                 <w:sz w:val="17"/>
               </w:rPr>
-              <w:t>с. 15–16: «B = A + Aᵀ − A ∘ Aᵀ»</w:t>
+              <w:t>[8], стр. PDF 15 (стр. источника: 14–15): «ρ_i = min{d(x_i, x_ij) | 1 ≤ j ≤ k, d(x_i, x_ij) &gt; 0} … σ_i … Σ_j exp(−max(0, d(x_i, x_ij) − ρ_i)/σ_i) = log₂(k) … it ensures that x_i connects to at least one other data point with an edge of weight 1»</w:t>
             </w:r>
           </w:p>
         </w:tc>
@@ -16014,11 +18744,24 @@
             </w:pPr>
             <w:r>
               <w:rPr>
+                <w:b/>
+                <w:i w:val="0"/>
+                <w:sz w:val="17"/>
+              </w:rPr>
+              <w:t>Метка в PDF: §3.4-5</w:t>
+            </w:r>
+          </w:p>
+          <w:p>
+            <w:pPr>
+              <w:spacing w:after="40"/>
+            </w:pPr>
+            <w:r>
+              <w:rPr>
                 <w:b w:val="0"/>
                 <w:i/>
                 <w:sz w:val="17"/>
               </w:rPr>
-              <w:t>с. 20: «Φ(x, y) = (1 + a(||x − y||²₂)^b)^{-1}»</w:t>
+              <w:t>[8], стр. PDF 20 (стр. источника: 20): «Φ(x, y) 1 a(∥x»</w:t>
             </w:r>
           </w:p>
           <w:p>
@@ -16031,7 +18774,7 @@
                 <w:i/>
                 <w:sz w:val="17"/>
               </w:rPr>
-              <w:t>с. 21: «where a and b are chosen by non-linear least squares fitting against the curve Ψ … defined by min-dist»</w:t>
+              <w:t>[8], стр. PDF 21 (стр. источника: 21): «where a and b are chosen by non-linear least squares fitting against the curve Ψ … defined by min-dist»</w:t>
             </w:r>
           </w:p>
         </w:tc>
@@ -16128,11 +18871,24 @@
             </w:pPr>
             <w:r>
               <w:rPr>
+                <w:b/>
+                <w:i w:val="0"/>
+                <w:sz w:val="17"/>
+              </w:rPr>
+              <w:t>Метка в PDF: §3.4-6</w:t>
+            </w:r>
+          </w:p>
+          <w:p>
+            <w:pPr>
+              <w:spacing w:after="40"/>
+            </w:pPr>
+            <w:r>
+              <w:rPr>
                 <w:b w:val="0"/>
                 <w:i/>
                 <w:sz w:val="17"/>
               </w:rPr>
-              <w:t>с. 12: «Definition 10. The cross entropy C of two fuzzy sets (A, µ) and (A, ν) is defined as C = Σ µ(a) log(µ(a)/ν(a)) + (1 − µ(a)) log((1 − µ(a))/(1 − ν(a)))»</w:t>
+              <w:t>[8], стр. PDF 12 (стр. источника: 12): «cross entropy C of two fuzzy sets (A, µ) and (A, ν) is deﬁned as»</w:t>
             </w:r>
           </w:p>
           <w:p>
@@ -16145,7 +18901,7 @@
                 <w:i/>
                 <w:sz w:val="17"/>
               </w:rPr>
-              <w:t>с. 16: «A force directed graph layout utilizes a set of attractive forces applied along edges and a set of repulsive forces applied among vertices.»</w:t>
+              <w:t>[8], стр. PDF 16 (стр. источника: 16): «A force directed graph layout utilizes a set of attractive forces applied along edges and a set of repulsive forces applied among vertices.»</w:t>
             </w:r>
           </w:p>
           <w:p>
@@ -16158,7 +18914,7 @@
                 <w:i/>
                 <w:sz w:val="17"/>
               </w:rPr>
-              <w:t>с. 49: «the objective function derived for UMAP (cross-entropy) is significantly different from that of t-SNE (KL-divergence)»</w:t>
+              <w:t>[8], стр. PDF 49 (стр. источника: 49): «function derived for UMAP (cross-entropy) is signiﬁcantly diﬀerent from that of t-SNE (KL-divergence),»</w:t>
             </w:r>
           </w:p>
         </w:tc>
@@ -16249,6 +19005,32 @@
               <w:t>Страницы в отчёте: [8] с. 1–2, 22</w:t>
             </w:r>
           </w:p>
+          <w:p>
+            <w:pPr>
+              <w:spacing w:after="40"/>
+            </w:pPr>
+            <w:r>
+              <w:rPr>
+                <w:b/>
+                <w:i w:val="0"/>
+                <w:sz w:val="17"/>
+              </w:rPr>
+              <w:t>Метка в PDF: §3.4-7</w:t>
+            </w:r>
+          </w:p>
+          <w:p>
+            <w:pPr>
+              <w:spacing w:after="40"/>
+            </w:pPr>
+            <w:r>
+              <w:rPr>
+                <w:b w:val="0"/>
+                <w:i/>
+                <w:sz w:val="17"/>
+              </w:rPr>
+              <w:t>[8], стр. PDF 1 (стр. источника: 1): «The UMAP algorithm is competitive with t-SNE for visualization quality, and arguably preserves more of the global structure with superior run time performance.»</w:t>
+            </w:r>
+          </w:p>
         </w:tc>
         <w:tc>
           <w:tcPr>
@@ -16330,11 +19112,24 @@
             </w:pPr>
             <w:r>
               <w:rPr>
+                <w:b/>
+                <w:i w:val="0"/>
+                <w:sz w:val="17"/>
+              </w:rPr>
+              <w:t>Метка в PDF: §3.4-8</w:t>
+            </w:r>
+          </w:p>
+          <w:p>
+            <w:pPr>
+              <w:spacing w:after="40"/>
+            </w:pPr>
+            <w:r>
+              <w:rPr>
                 <w:b w:val="0"/>
                 <w:i/>
                 <w:sz w:val="17"/>
               </w:rPr>
-              <w:t>с. 2: «Our algorithm is competitive with t-SNE for visualization quality and arguably preserves more of the global structure with superior run time performance. Furthermore the algorithm is able to scale to significantly larger data set sizes than are feasible for t-SNE.»</w:t>
+              <w:t>[8], стр. PDF 2 (стр. источника: 2): «Our algorithm is competitive with t-SNE for visualization quality and arguably preserves more of the global structure with superior run time performance. Furthermore the algorithm is able to scale to significantly larger data set sizes than are feasible for t-SNE.»</w:t>
             </w:r>
           </w:p>
           <w:p>
@@ -16347,7 +19142,7 @@
                 <w:i/>
                 <w:sz w:val="17"/>
               </w:rPr>
-              <w:t>с. 22: «resulting in a complexity of O(kN) … empirically approximately O(N^1.14)»</w:t>
+              <w:t>[8], стр. PDF 22 (стр. источника: 22): «resulting in a complexity of O(kN) … empirically approximately O(N^1.14)»</w:t>
             </w:r>
           </w:p>
         </w:tc>
@@ -16444,11 +19239,24 @@
             </w:pPr>
             <w:r>
               <w:rPr>
+                <w:b/>
+                <w:i w:val="0"/>
+                <w:sz w:val="17"/>
+              </w:rPr>
+              <w:t>Метка в PDF: §3.4-9</w:t>
+            </w:r>
+          </w:p>
+          <w:p>
+            <w:pPr>
+              <w:spacing w:after="40"/>
+            </w:pPr>
+            <w:r>
+              <w:rPr>
                 <w:b w:val="0"/>
                 <w:i/>
                 <w:sz w:val="17"/>
               </w:rPr>
-              <w:t>с. 1: «arguably preserves more of the global structure with superior run time performance»</w:t>
+              <w:t>[8], стр. PDF 1 (стр. источника: 1): «arguably preserves more of the global structure with superior run time performance»</w:t>
             </w:r>
           </w:p>
           <w:p>
@@ -16461,7 +19269,7 @@
                 <w:i/>
                 <w:sz w:val="17"/>
               </w:rPr>
-              <w:t>с. 45: «UMAP therefore concerns itself primarily with accurately representing local structure.»</w:t>
+              <w:t>[8], стр. PDF 45 (стр. источника: 45): «UMAP therefore concerns itself primarily with accurately»</w:t>
             </w:r>
           </w:p>
           <w:p>
@@ -16474,7 +19282,7 @@
                 <w:i/>
                 <w:sz w:val="17"/>
               </w:rPr>
-              <w:t>с. 49: «a significant contributor to UMAP’s relative global structure preservation is derived from the Laplacian Eigenmaps initialization»</w:t>
+              <w:t>[8], стр. PDF 49 (стр. источника: 49): «a significant contributor to UMAP’s relative global structure preservation is derived from the Laplacian Eigenmaps initialization»</w:t>
             </w:r>
           </w:p>
         </w:tc>
@@ -16571,11 +19379,24 @@
             </w:pPr>
             <w:r>
               <w:rPr>
+                <w:b/>
+                <w:i w:val="0"/>
+                <w:sz w:val="17"/>
+              </w:rPr>
+              <w:t>Метка в PDF: §3.4-10</w:t>
+            </w:r>
+          </w:p>
+          <w:p>
+            <w:pPr>
+              <w:spacing w:after="40"/>
+            </w:pPr>
+            <w:r>
+              <w:rPr>
                 <w:b w:val="0"/>
                 <w:i/>
                 <w:sz w:val="17"/>
               </w:rPr>
-              <w:t>с. 22–23: «the UMAP algorithm takes four hyper-parameters: 1. n, the number of neighbors … 2. d, the target embedding dimension; 3. min-dist …; and 4. n-epochs»</w:t>
+              <w:t>[8], стр. PDF 22 (стр. источника: 22–23): «the UMAP algorithm takes four hyper-parameters: 1. n, the number of neighbors … 2. d, the target embedding dimension; 3. min-dist …; and 4. n-epochs»</w:t>
             </w:r>
           </w:p>
           <w:p>
@@ -16588,7 +19409,20 @@
                 <w:i/>
                 <w:sz w:val="17"/>
               </w:rPr>
-              <w:t>с. 23: «smaller values will ensure detailed manifold structure is accurately captured (at a loss of the “big picture” view of the manifold), while larger values will capture large scale manifold structures»</w:t>
+              <w:t>[8], стр. PDF 22 (стр. источника: 22–23): «the UMAP algorithm takes four hyper-parameters: 1. n, the number of neighbors … 2. d, the target embedding dimension; 3. min-dist …; and 4. n-epochs»</w:t>
+            </w:r>
+          </w:p>
+          <w:p>
+            <w:pPr>
+              <w:spacing w:after="40"/>
+            </w:pPr>
+            <w:r>
+              <w:rPr>
+                <w:b w:val="0"/>
+                <w:i/>
+                <w:sz w:val="17"/>
+              </w:rPr>
+              <w:t>[8], стр. PDF 23 (стр. источника: 23): «smaller values will ensure detailed manifold structure is accurately captured (at a loss of the “big picture” view of the manifold), while larger values will capture large scale manifold structures»</w:t>
             </w:r>
           </w:p>
         </w:tc>
@@ -16685,11 +19519,24 @@
             </w:pPr>
             <w:r>
               <w:rPr>
+                <w:b/>
+                <w:i w:val="0"/>
+                <w:sz w:val="17"/>
+              </w:rPr>
+              <w:t>Метка в PDF: §3.4-11</w:t>
+            </w:r>
+          </w:p>
+          <w:p>
+            <w:pPr>
+              <w:spacing w:after="40"/>
+            </w:pPr>
+            <w:r>
+              <w:rPr>
                 <w:b w:val="0"/>
                 <w:i/>
                 <w:sz w:val="17"/>
               </w:rPr>
-              <w:t>с. 22: «Nearest-Neighbor-Descent … works with any valid dissimilarity measure»</w:t>
+              <w:t>[8], стр. PDF 22 (стр. источника: 22): «Nearest-Neighbor-Descent … works with any valid dissimilarity measure»</w:t>
             </w:r>
           </w:p>
           <w:p>
@@ -16702,7 +19549,7 @@
                 <w:i/>
                 <w:sz w:val="17"/>
               </w:rPr>
-              <w:t>с. 28: «For GoogleNews, as per [41], we use cosine distance»</w:t>
+              <w:t>[8], стр. PDF 28 (стр. источника: 28): «For GoogleNews, as per [41], we use cosine distance»</w:t>
             </w:r>
           </w:p>
         </w:tc>
@@ -16799,11 +19646,24 @@
             </w:pPr>
             <w:r>
               <w:rPr>
+                <w:b/>
+                <w:i w:val="0"/>
+                <w:sz w:val="17"/>
+              </w:rPr>
+              <w:t>Метка в PDF: §3.4-12</w:t>
+            </w:r>
+          </w:p>
+          <w:p>
+            <w:pPr>
+              <w:spacing w:after="40"/>
+            </w:pPr>
+            <w:r>
+              <w:rPr>
                 <w:b w:val="0"/>
                 <w:i/>
                 <w:sz w:val="17"/>
               </w:rPr>
-              <w:t>с. 50–51: «The computational framework established for UMAP allows for the potential development of techniques to add new unseen data points into an existing embedding»</w:t>
+              <w:t>[8], стр. PDF 50 (стр. источника: 50–51): «computational framework established for UMAP allows for the po- tential development of techniques to add new unseen data points into an»</w:t>
             </w:r>
           </w:p>
         </w:tc>
@@ -16900,11 +19760,24 @@
             </w:pPr>
             <w:r>
               <w:rPr>
+                <w:b/>
+                <w:i w:val="0"/>
+                <w:sz w:val="17"/>
+              </w:rPr>
+              <w:t>Метка в PDF: §3.4-13</w:t>
+            </w:r>
+          </w:p>
+          <w:p>
+            <w:pPr>
+              <w:spacing w:after="40"/>
+            </w:pPr>
+            <w:r>
+              <w:rPr>
                 <w:b w:val="0"/>
                 <w:i/>
                 <w:sz w:val="17"/>
               </w:rPr>
-              <w:t>с. 45: «6 Weaknesses»</w:t>
+              <w:t>[8], стр. PDF 45 (стр. источника: 45): «While we believe UMAP to be a very effective algorithm for both visualization and dimension reduction, most algorithms must make trade-offs and UMAP is no exception.»</w:t>
             </w:r>
           </w:p>
         </w:tc>
@@ -16988,11 +19861,37 @@
             </w:pPr>
             <w:r>
               <w:rPr>
+                <w:b/>
+                <w:i w:val="0"/>
+                <w:sz w:val="17"/>
+              </w:rPr>
+              <w:t>Метка в PDF: §3.4-14</w:t>
+            </w:r>
+          </w:p>
+          <w:p>
+            <w:pPr>
+              <w:spacing w:after="40"/>
+            </w:pPr>
+            <w:r>
+              <w:rPr>
                 <w:b w:val="0"/>
                 <w:i/>
                 <w:sz w:val="17"/>
               </w:rPr>
-              <w:t>с. 45: «UMAP lacks the strong interpretability of Principal Component Analysis (PCA) … the dimensions of the UMAP embedding space have no specific meaning»</w:t>
+              <w:t>[8], стр. PDF 45 (стр. источника: 45): «UMAP lacks the strong interpretability of Principal Component Analysis (PCA) … the dimensions of the UMAP embedding space have no specific meaning»</w:t>
+            </w:r>
+          </w:p>
+          <w:p>
+            <w:pPr>
+              <w:spacing w:after="40"/>
+            </w:pPr>
+            <w:r>
+              <w:rPr>
+                <w:b w:val="0"/>
+                <w:i/>
+                <w:sz w:val="17"/>
+              </w:rPr>
+              <w:t>[8], стр. PDF 45 (стр. источника: 45): «UMAP lacks the strong interpretability of Principal Component Analysis (PCA) … the dimensions of the UMAP embedding space have no specific meaning»</w:t>
             </w:r>
           </w:p>
         </w:tc>
@@ -17089,11 +19988,24 @@
             </w:pPr>
             <w:r>
               <w:rPr>
+                <w:b/>
+                <w:i w:val="0"/>
+                <w:sz w:val="17"/>
+              </w:rPr>
+              <w:t>Метка в PDF: §3.4-15</w:t>
+            </w:r>
+          </w:p>
+          <w:p>
+            <w:pPr>
+              <w:spacing w:after="40"/>
+            </w:pPr>
+            <w:r>
+              <w:rPr>
                 <w:b w:val="0"/>
                 <w:i/>
                 <w:sz w:val="17"/>
               </w:rPr>
-              <w:t>с. 49: «This can have an impact on the results of UMAP for small (less than 500 samples) dataset sizes.»</w:t>
+              <w:t>[8], стр. PDF 49 (стр. источника: 49): «This can have an impact on the results of UMAP for small (less than 500 samples) dataset sizes.»</w:t>
             </w:r>
           </w:p>
           <w:p>
@@ -17106,7 +20018,7 @@
                 <w:i/>
                 <w:sz w:val="17"/>
               </w:rPr>
-              <w:t>с. 45: «care must be taken with small sample sizes of noisy data»</w:t>
+              <w:t>[8], стр. PDF 45 (стр. источника: 45): «care must be taken with small sample sizes of noisy data»</w:t>
             </w:r>
           </w:p>
         </w:tc>
@@ -17203,11 +20115,24 @@
             </w:pPr>
             <w:r>
               <w:rPr>
+                <w:b/>
+                <w:i w:val="0"/>
+                <w:sz w:val="17"/>
+              </w:rPr>
+              <w:t>Метка в PDF: §3.4-16</w:t>
+            </w:r>
+          </w:p>
+          <w:p>
+            <w:pPr>
+              <w:spacing w:after="40"/>
+            </w:pPr>
+            <w:r>
+              <w:rPr>
                 <w:b w:val="0"/>
                 <w:i/>
                 <w:sz w:val="17"/>
               </w:rPr>
-              <w:t>с. 21: «The optimization process is now executed by stochastic gradient descent as given by Algorithm 5 … if Random() ≤ p then # Sample simplex with probability p»</w:t>
+              <w:t>[8], стр. PDF 21 (стр. источника: 21): «The optimization process is now executed by stochastic gradient descent as given by Algorithm 5 … if Random() ≤ p then # Sample simplex with probability p»</w:t>
             </w:r>
           </w:p>
           <w:p>
@@ -17220,7 +20145,20 @@
                 <w:i/>
                 <w:sz w:val="17"/>
               </w:rPr>
-              <w:t>с. 49: «Multi-dimensional scaling specifically seeks to preserve the full distance matrix of the data, and as such is a good candidate when all scales of structure are of equal importance.»</w:t>
+              <w:t>[8], стр. PDF 21 (стр. источника: 21): «The optimization process is now executed by stochastic gradient descent as given by Algorithm 5 … if Random() ≤ p then # Sample simplex with probability p»</w:t>
+            </w:r>
+          </w:p>
+          <w:p>
+            <w:pPr>
+              <w:spacing w:after="40"/>
+            </w:pPr>
+            <w:r>
+              <w:rPr>
+                <w:b w:val="0"/>
+                <w:i/>
+                <w:sz w:val="17"/>
+              </w:rPr>
+              <w:t>[8], стр. PDF 49 (стр. источника: 49): «Multi-dimensional scaling specifically seeks to preserve the full distance matrix of the data, and as such is a good candidate when all scales of structure are of equal importance.»</w:t>
             </w:r>
           </w:p>
         </w:tc>
@@ -17410,6 +20348,32 @@
               <w:t>Страницы в отчёте: [9] с. 504–507; [10] с. 1–5, 8, 11</w:t>
             </w:r>
           </w:p>
+          <w:p>
+            <w:pPr>
+              <w:spacing w:after="40"/>
+            </w:pPr>
+            <w:r>
+              <w:rPr>
+                <w:b/>
+                <w:i w:val="0"/>
+                <w:sz w:val="17"/>
+              </w:rPr>
+              <w:t>Метка в PDF: §3.5-1</w:t>
+            </w:r>
+          </w:p>
+          <w:p>
+            <w:pPr>
+              <w:spacing w:after="40"/>
+            </w:pPr>
+            <w:r>
+              <w:rPr>
+                <w:b w:val="0"/>
+                <w:i/>
+                <w:sz w:val="17"/>
+              </w:rPr>
+              <w:t>[9], стр. PDF 1 (стр. источника: 504): «High-dimensional data can be converted to low-dimensional codes by training a multilayer neural network with a small central layer to reconstruct high-dimensional input vectors.»</w:t>
+            </w:r>
+          </w:p>
         </w:tc>
         <w:tc>
           <w:tcPr>
@@ -17491,11 +20455,37 @@
             </w:pPr>
             <w:r>
               <w:rPr>
+                <w:b/>
+                <w:i w:val="0"/>
+                <w:sz w:val="17"/>
+              </w:rPr>
+              <w:t>Метка в PDF: §3.5-2</w:t>
+            </w:r>
+          </w:p>
+          <w:p>
+            <w:pPr>
+              <w:spacing w:after="40"/>
+            </w:pPr>
+            <w:r>
+              <w:rPr>
                 <w:b w:val="0"/>
                 <w:i/>
                 <w:sz w:val="17"/>
               </w:rPr>
-              <w:t>с. 504: «High-dimensional data can be converted to low-dimensional codes by training a multilayer neural network with a small central layer to reconstruct high-dimensional input vectors. … We describe a nonlinear generalization of PCA that uses an adaptive, multilayer “encoder” network to transform the high-dimensional data into a low-dimensional code and a similar “decoder” network to recover the data from the code.»</w:t>
+              <w:t>[9], стр. PDF 1 (стр. источника: 504): «High-dimensional data can be converted to low-dimensional codes by training a multilayer neural network with a small central layer to reconstruct high-dimensional input vectors. … We describe a nonlinear generalization of PCA that uses an adaptive, multilayer “encoder” network to transform the high-dimensional data into a low-dimensional code and a similar “decoder” network to recover the data from the code.»</w:t>
+            </w:r>
+          </w:p>
+          <w:p>
+            <w:pPr>
+              <w:spacing w:after="40"/>
+            </w:pPr>
+            <w:r>
+              <w:rPr>
+                <w:b w:val="0"/>
+                <w:i/>
+                <w:sz w:val="17"/>
+              </w:rPr>
+              <w:t>[9], стр. PDF 2 (стр. источника: 504): «to transform the high-dimensional data into a low-dimensional code and a similar Bdecoder[ network to recover the data from the code.»</w:t>
             </w:r>
           </w:p>
         </w:tc>
@@ -17586,6 +20576,32 @@
               <w:t>Страницы в отчёте: [9] с. 504–505</w:t>
             </w:r>
           </w:p>
+          <w:p>
+            <w:pPr>
+              <w:spacing w:after="40"/>
+            </w:pPr>
+            <w:r>
+              <w:rPr>
+                <w:b/>
+                <w:i w:val="0"/>
+                <w:sz w:val="17"/>
+              </w:rPr>
+              <w:t>Метка в PDF: §3.5-3</w:t>
+            </w:r>
+          </w:p>
+          <w:p>
+            <w:pPr>
+              <w:spacing w:after="40"/>
+            </w:pPr>
+            <w:r>
+              <w:rPr>
+                <w:b w:val="0"/>
+                <w:i/>
+                <w:sz w:val="17"/>
+              </w:rPr>
+              <w:t>[9], стр. PDF 2 (стр. источника: 505): «and is depicted in Fig. 1.»</w:t>
+            </w:r>
+          </w:p>
         </w:tc>
         <w:tc>
           <w:tcPr>
@@ -17667,11 +20683,24 @@
             </w:pPr>
             <w:r>
               <w:rPr>
+                <w:b/>
+                <w:i w:val="0"/>
+                <w:sz w:val="17"/>
+              </w:rPr>
+              <w:t>Метка в PDF: §3.5-4</w:t>
+            </w:r>
+          </w:p>
+          <w:p>
+            <w:pPr>
+              <w:spacing w:after="40"/>
+            </w:pPr>
+            <w:r>
+              <w:rPr>
                 <w:b w:val="0"/>
                 <w:i/>
                 <w:sz w:val="17"/>
               </w:rPr>
-              <w:t>с. 504–505: «an adaptive, multilayer “encoder” network to transform the high-dimensional data into a low-dimensional code»</w:t>
+              <w:t>[9], стр. PDF 2 (стр. источника: 504–505): «to transform the high-dimensional data into a low-dimensional code»</w:t>
             </w:r>
           </w:p>
         </w:tc>
@@ -17755,11 +20784,24 @@
             </w:pPr>
             <w:r>
               <w:rPr>
+                <w:b/>
+                <w:i w:val="0"/>
+                <w:sz w:val="17"/>
+              </w:rPr>
+              <w:t>Метка в PDF: §3.5-5</w:t>
+            </w:r>
+          </w:p>
+          <w:p>
+            <w:pPr>
+              <w:spacing w:after="40"/>
+            </w:pPr>
+            <w:r>
+              <w:rPr>
                 <w:b w:val="0"/>
                 <w:i/>
                 <w:sz w:val="17"/>
               </w:rPr>
-              <w:t>с. 505: «a similar “decoder” network to recover the data from the code»</w:t>
+              <w:t>[9], стр. PDF 2 (стр. источника: 505): «network to recover the data from the code.»</w:t>
             </w:r>
           </w:p>
         </w:tc>
@@ -17843,11 +20885,24 @@
             </w:pPr>
             <w:r>
               <w:rPr>
+                <w:b/>
+                <w:i w:val="0"/>
+                <w:sz w:val="17"/>
+              </w:rPr>
+              <w:t>Метка в PDF: §3.5-6</w:t>
+            </w:r>
+          </w:p>
+          <w:p>
+            <w:pPr>
+              <w:spacing w:after="40"/>
+            </w:pPr>
+            <w:r>
+              <w:rPr>
                 <w:b w:val="0"/>
                 <w:i/>
                 <w:sz w:val="17"/>
               </w:rPr>
-              <w:t>с. 505: «trained together by minimizing the discrepancy between the original data and its reconstruction. The required gradients are easily obtained by using the chain rule to backpropagate error derivatives first through the decoder network and then through the encoder network»</w:t>
+              <w:t>[9], стр. PDF 2 (стр. источника: 505): «trained together by minimizing the discrepancy between the original data and its reconstruction. The required gradients are easily obtained by using the chain rule to backpropagate error derivatives first through the decoder network and then through the encoder network»</w:t>
             </w:r>
           </w:p>
           <w:p>
@@ -17860,7 +20915,7 @@
                 <w:i/>
                 <w:sz w:val="17"/>
               </w:rPr>
-              <w:t>с. 507: «the fine-tuning stage of the learning minimized the cross-entropy error»</w:t>
+              <w:t>[9], стр. PDF 4 (стр. источника: 507): «the fine-tuning stage of the learning minimized the cross-entropy error»</w:t>
             </w:r>
           </w:p>
         </w:tc>
@@ -17951,6 +21006,32 @@
               <w:t>Страницы в отчёте: [9] с. 504–507</w:t>
             </w:r>
           </w:p>
+          <w:p>
+            <w:pPr>
+              <w:spacing w:after="40"/>
+            </w:pPr>
+            <w:r>
+              <w:rPr>
+                <w:b/>
+                <w:i w:val="0"/>
+                <w:sz w:val="17"/>
+              </w:rPr>
+              <w:t>Метка в PDF: §3.5-7</w:t>
+            </w:r>
+          </w:p>
+          <w:p>
+            <w:pPr>
+              <w:spacing w:after="40"/>
+            </w:pPr>
+            <w:r>
+              <w:rPr>
+                <w:b w:val="0"/>
+                <w:i/>
+                <w:sz w:val="17"/>
+              </w:rPr>
+              <w:t>[9], стр. PDF 4 (стр. источника: 507): «PCA gave much worse»</w:t>
+            </w:r>
+          </w:p>
         </w:tc>
         <w:tc>
           <w:tcPr>
@@ -18032,11 +21113,24 @@
             </w:pPr>
             <w:r>
               <w:rPr>
+                <w:b/>
+                <w:i w:val="0"/>
+                <w:sz w:val="17"/>
+              </w:rPr>
+              <w:t>Метка в PDF: §3.5-8</w:t>
+            </w:r>
+          </w:p>
+          <w:p>
+            <w:pPr>
+              <w:spacing w:after="40"/>
+            </w:pPr>
+            <w:r>
+              <w:rPr>
                 <w:b w:val="0"/>
                 <w:i/>
                 <w:sz w:val="17"/>
               </w:rPr>
-              <w:t>с. 507: «The six units in the code layer were linear and all the other units were logistic. … PCA gave much worse reconstructions.»</w:t>
+              <w:t>[9], стр. PDF 4 (стр. источника: 507): «The six units in the code layer were linear and all the other units were logistic. … PCA gave much worse reconstructions.»</w:t>
             </w:r>
           </w:p>
           <w:p>
@@ -18049,7 +21143,20 @@
                 <w:i/>
                 <w:sz w:val="17"/>
               </w:rPr>
-              <w:t>с. 506–507: «this is an efficient way to progressively reveal low-dimensional, nonlinear structure»</w:t>
+              <w:t>[9], стр. PDF 4 (стр. источника: 507): «PCA gave much worse»</w:t>
+            </w:r>
+          </w:p>
+          <w:p>
+            <w:pPr>
+              <w:spacing w:after="40"/>
+            </w:pPr>
+            <w:r>
+              <w:rPr>
+                <w:b w:val="0"/>
+                <w:i/>
+                <w:sz w:val="17"/>
+              </w:rPr>
+              <w:t>[9], стр. PDF 4 (стр. источника: 506–507): «this is an efficient way to progressively reveal low-dimensional, nonlinear structure»</w:t>
             </w:r>
           </w:p>
         </w:tc>
@@ -18146,11 +21253,37 @@
             </w:pPr>
             <w:r>
               <w:rPr>
+                <w:b/>
+                <w:i w:val="0"/>
+                <w:sz w:val="17"/>
+              </w:rPr>
+              <w:t>Метка в PDF: §3.5-9</w:t>
+            </w:r>
+          </w:p>
+          <w:p>
+            <w:pPr>
+              <w:spacing w:after="40"/>
+            </w:pPr>
+            <w:r>
+              <w:rPr>
                 <w:b w:val="0"/>
                 <w:i/>
                 <w:sz w:val="17"/>
               </w:rPr>
-              <w:t>с. 507: «When trained on documents, autoencoders produce codes that allow fast retrieval. … the autoencoder clearly outperformed latent semantic analysis (LSA)»</w:t>
+              <w:t>[9], стр. PDF 4 (стр. источника: 507): «When trained on documents, autoencoders produce codes that allow fast retrieval. … the autoencoder clearly outperformed latent semantic analysis (LSA)»</w:t>
+            </w:r>
+          </w:p>
+          <w:p>
+            <w:pPr>
+              <w:spacing w:after="40"/>
+            </w:pPr>
+            <w:r>
+              <w:rPr>
+                <w:b w:val="0"/>
+                <w:i/>
+                <w:sz w:val="17"/>
+              </w:rPr>
+              <w:t>[9], стр. PDF 4 (стр. источника: 507): «When trained on documents, autoencoders produce codes that allow fast retrieval. … the autoencoder clearly outperformed latent semantic analysis (LSA)»</w:t>
             </w:r>
           </w:p>
         </w:tc>
@@ -18247,11 +21380,24 @@
             </w:pPr>
             <w:r>
               <w:rPr>
+                <w:b/>
+                <w:i w:val="0"/>
+                <w:sz w:val="17"/>
+              </w:rPr>
+              <w:t>Метка в PDF: §3.5-10</w:t>
+            </w:r>
+          </w:p>
+          <w:p>
+            <w:pPr>
+              <w:spacing w:after="40"/>
+            </w:pPr>
+            <w:r>
+              <w:rPr>
                 <w:b w:val="0"/>
                 <w:i/>
                 <w:sz w:val="17"/>
               </w:rPr>
-              <w:t>с. 507: «Unlike nonparametric methods, autoencoders give mappings in both directions between the data and code spaces, and they can be applied to very large data sets because both the pretraining and the fine-tuning scale linearly in time and space with the number of training cases.»</w:t>
+              <w:t>[9], стр. PDF 4 (стр. источника: 507): «Unlike nonparametric methods, autoencoders give mappings in both directions between the data and code spaces, and they can be applied to very large data sets because both the pretraining and the fine-tuning scale linearly in time and space with the number of training cases.»</w:t>
             </w:r>
           </w:p>
         </w:tc>
@@ -18342,6 +21488,32 @@
               <w:t>Страницы в отчёте: [9] с. 505, 507</w:t>
             </w:r>
           </w:p>
+          <w:p>
+            <w:pPr>
+              <w:spacing w:after="40"/>
+            </w:pPr>
+            <w:r>
+              <w:rPr>
+                <w:b/>
+                <w:i w:val="0"/>
+                <w:sz w:val="17"/>
+              </w:rPr>
+              <w:t>Метка в PDF: §3.5-11</w:t>
+            </w:r>
+          </w:p>
+          <w:p>
+            <w:pPr>
+              <w:spacing w:after="40"/>
+            </w:pPr>
+            <w:r>
+              <w:rPr>
+                <w:b w:val="0"/>
+                <w:i/>
+                <w:sz w:val="17"/>
+              </w:rPr>
+              <w:t>[9], стр. PDF 2 (стр. источника: 505): «It is difficult to optimize the weights in nonlinear autoencoders that have multiple hidden layers»</w:t>
+            </w:r>
+          </w:p>
         </w:tc>
         <w:tc>
           <w:tcPr>
@@ -18423,11 +21595,24 @@
             </w:pPr>
             <w:r>
               <w:rPr>
+                <w:b/>
+                <w:i w:val="0"/>
+                <w:sz w:val="17"/>
+              </w:rPr>
+              <w:t>Метка в PDF: §3.5-12</w:t>
+            </w:r>
+          </w:p>
+          <w:p>
+            <w:pPr>
+              <w:spacing w:after="40"/>
+            </w:pPr>
+            <w:r>
+              <w:rPr>
                 <w:b w:val="0"/>
                 <w:i/>
                 <w:sz w:val="17"/>
               </w:rPr>
-              <w:t>с. 505: «It is difficult to optimize the weights in nonlinear autoencoders that have multiple hidden layers. With large initial weights, autoencoders typically find poor local minima; with small initial weights, the gradients in the early layers are tiny, making it infeasible to train autoencoders with many hidden layers.»</w:t>
+              <w:t>[9], стр. PDF 2 (стр. источника: 505): «It is difficult to optimize the weights in nonlinear autoencoders that have multiple hidden layers. With large initial weights, autoencoders typically find poor local minima; with small initial weights, the gradients in the early layers are tiny, making it infeasible to train autoencoders with many hidden layers.»</w:t>
             </w:r>
           </w:p>
         </w:tc>
@@ -18524,11 +21709,24 @@
             </w:pPr>
             <w:r>
               <w:rPr>
+                <w:b/>
+                <w:i w:val="0"/>
+                <w:sz w:val="17"/>
+              </w:rPr>
+              <w:t>Метка в PDF: §3.5-13</w:t>
+            </w:r>
+          </w:p>
+          <w:p>
+            <w:pPr>
+              <w:spacing w:after="40"/>
+            </w:pPr>
+            <w:r>
+              <w:rPr>
                 <w:b w:val="0"/>
                 <w:i/>
                 <w:sz w:val="17"/>
               </w:rPr>
-              <w:t>с. 505: «If the initial weights are close to a good solution, gradient descent works well, but finding such initial weights requires a very different type of algorithm that learns one layer of features at a time.»</w:t>
+              <w:t>[9], стр. PDF 2 (стр. источника: 505): «If the initial weights are close to a good solution, gradient descent works well, but finding such initial weights requires a very different type of algorithm that learns one layer of features at a time.»</w:t>
             </w:r>
           </w:p>
           <w:p>
@@ -18541,7 +21739,7 @@
                 <w:i/>
                 <w:sz w:val="17"/>
               </w:rPr>
-              <w:t>с. 507: «Without pretraining, the very deep autoencoder always reconstructs the average of the training data, even after prolonged fine-tuning»</w:t>
+              <w:t>[9], стр. PDF 4 (стр. источника: 507): «Without pretraining, the very deep autoencoder always reconstructs the average of the training data, even after prolonged fine-tuning»</w:t>
             </w:r>
           </w:p>
         </w:tc>
@@ -18638,11 +21836,24 @@
             </w:pPr>
             <w:r>
               <w:rPr>
+                <w:b/>
+                <w:i w:val="0"/>
+                <w:sz w:val="17"/>
+              </w:rPr>
+              <w:t>Метка в PDF: §3.5-14</w:t>
+            </w:r>
+          </w:p>
+          <w:p>
+            <w:pPr>
+              <w:spacing w:after="40"/>
+            </w:pPr>
+            <w:r>
+              <w:rPr>
                 <w:b w:val="0"/>
                 <w:i/>
                 <w:sz w:val="17"/>
               </w:rPr>
-              <w:t>с. 1: «When a neural network is used for the recognition model, we arrive at the variational auto-encoder.»</w:t>
+              <w:t>[10], стр. PDF 1 (стр. источника: 1): «When a neural network is used for the recognition model, we arrive at the variational auto-encoder.»</w:t>
             </w:r>
           </w:p>
           <w:p>
@@ -18655,7 +21866,7 @@
                 <w:i/>
                 <w:sz w:val="17"/>
               </w:rPr>
-              <w:t>с. 2: «The process consists of two steps: (1) a value z(i) is generated from some prior distribution pθ*(z); (2) a value x(i) is generated from some conditional distribution pθ*(x|z).»</w:t>
+              <w:t>[10], стр. PDF 2 (стр. источника: 2): «The process consists of two steps: (1) a value z(i) is generated from some prior distribution pθ*(z); (2) a value x(i) is generated from some conditional distribution pθ*(x|z).»</w:t>
             </w:r>
           </w:p>
         </w:tc>
@@ -18746,6 +21957,32 @@
               <w:t>Страницы в отчёте: [10] с. 3–5</w:t>
             </w:r>
           </w:p>
+          <w:p>
+            <w:pPr>
+              <w:spacing w:after="40"/>
+            </w:pPr>
+            <w:r>
+              <w:rPr>
+                <w:b/>
+                <w:i w:val="0"/>
+                <w:sz w:val="17"/>
+              </w:rPr>
+              <w:t>Метка в PDF: §3.5-15</w:t>
+            </w:r>
+          </w:p>
+          <w:p>
+            <w:pPr>
+              <w:spacing w:after="40"/>
+            </w:pPr>
+            <w:r>
+              <w:rPr>
+                <w:b w:val="0"/>
+                <w:i/>
+                <w:sz w:val="17"/>
+              </w:rPr>
+              <w:t>[10], стр. PDF 5 (стр. источника: 5): «Let the prior over the latent variables be the centered isotropic multivariate Gaussian»</w:t>
+            </w:r>
+          </w:p>
         </w:tc>
         <w:tc>
           <w:tcPr>
@@ -18827,11 +22064,24 @@
             </w:pPr>
             <w:r>
               <w:rPr>
+                <w:b/>
+                <w:i w:val="0"/>
+                <w:sz w:val="17"/>
+              </w:rPr>
+              <w:t>Метка в PDF: §3.5-16</w:t>
+            </w:r>
+          </w:p>
+          <w:p>
+            <w:pPr>
+              <w:spacing w:after="40"/>
+            </w:pPr>
+            <w:r>
+              <w:rPr>
                 <w:b w:val="0"/>
                 <w:i/>
                 <w:sz w:val="17"/>
               </w:rPr>
-              <w:t>с. 5: «we can let the variational approximate posterior be a multivariate Gaussian with a diagonal covariance structure: log qφ(z|x(i)) = log N(z; µ(i), σ2(i) I) where the mean and s.d. … are outputs of the encoding MLP»</w:t>
+              <w:t>[10], стр. PDF 5 (стр. источника: 5): «we can let the variational approximate posterior be a multivariate Gaussian with a diagonal covariance structure: log qφ(z|x(i)) = log N(z; µ(i), σ2(i) I) where the mean and s.d. … are outputs of the encoding MLP»</w:t>
             </w:r>
           </w:p>
           <w:p>
@@ -18844,7 +22094,33 @@
                 <w:i/>
                 <w:sz w:val="17"/>
               </w:rPr>
-              <w:t>с. 11: «C.2 Gaussian MLP as encoder or decoder … μ = W4h + b4, log σ² = W5h + b5»</w:t>
+              <w:t>[10], стр. PDF 5 (стр. источника: 5): «we can let the variational approximate posterior be a multivariate Gaussian with a diagonal covariance structure: log qφ(z|x(i)) = log N(z; µ(i), σ2(i) I) where the mean and s.d. … are outputs of the encoding MLP»</w:t>
+            </w:r>
+          </w:p>
+          <w:p>
+            <w:pPr>
+              <w:spacing w:after="40"/>
+            </w:pPr>
+            <w:r>
+              <w:rPr>
+                <w:b w:val="0"/>
+                <w:i/>
+                <w:sz w:val="17"/>
+              </w:rPr>
+              <w:t>[10], стр. PDF 11 (стр. источника: 11): «C.2 Gaussian MLP as encoder or decoder … μ = W4h + b4, log σ² = W5h + b5»</w:t>
+            </w:r>
+          </w:p>
+          <w:p>
+            <w:pPr>
+              <w:spacing w:after="40"/>
+            </w:pPr>
+            <w:r>
+              <w:rPr>
+                <w:b w:val="0"/>
+                <w:i/>
+                <w:sz w:val="17"/>
+              </w:rPr>
+              <w:t>[10], стр. PDF 11 (стр. источника: 11): «C.2 Gaussian MLP as encoder or decoder … μ = W4h + b4, log σ² = W5h + b5»</w:t>
             </w:r>
           </w:p>
         </w:tc>
@@ -18941,24 +22217,24 @@
             </w:pPr>
             <w:r>
               <w:rPr>
+                <w:b/>
+                <w:i w:val="0"/>
+                <w:sz w:val="17"/>
+              </w:rPr>
+              <w:t>Метка в PDF: §3.5-17</w:t>
+            </w:r>
+          </w:p>
+          <w:p>
+            <w:pPr>
+              <w:spacing w:after="40"/>
+            </w:pPr>
+            <w:r>
+              <w:rPr>
                 <w:b w:val="0"/>
                 <w:i/>
                 <w:sz w:val="17"/>
               </w:rPr>
-              <w:t>с. 5: «z(i,l) = gφ(x(i), ε(l)) = µ(i) + σ(i) ⊙ ε(l) where ε(l) ∼ N(0, I)»</w:t>
-            </w:r>
-          </w:p>
-          <w:p>
-            <w:pPr>
-              <w:spacing w:after="40"/>
-            </w:pPr>
-            <w:r>
-              <w:rPr>
-                <w:b w:val="0"/>
-                <w:i/>
-                <w:sz w:val="17"/>
-              </w:rPr>
-              <w:t>с. 4: «2.4 The reparameterization trick»</w:t>
+              <w:t>[10], стр. PDF 4 (стр. источника: 4): «2.4 The reparameterization trick»</w:t>
             </w:r>
           </w:p>
         </w:tc>
@@ -19055,11 +22331,24 @@
             </w:pPr>
             <w:r>
               <w:rPr>
+                <w:b/>
+                <w:i w:val="0"/>
+                <w:sz w:val="17"/>
+              </w:rPr>
+              <w:t>Метка в PDF: §3.5-18</w:t>
+            </w:r>
+          </w:p>
+          <w:p>
+            <w:pPr>
+              <w:spacing w:after="40"/>
+            </w:pPr>
+            <w:r>
+              <w:rPr>
                 <w:b w:val="0"/>
                 <w:i/>
                 <w:sz w:val="17"/>
               </w:rPr>
-              <w:t>с. 3: «we will refer to pθ(x|z) as a probabilistic decoder, since given a code z it produces a distribution over the possible corresponding values of x.»</w:t>
+              <w:t>[10], стр. PDF 3 (стр. источника: 3): «we will refer to pθ(x|z) as a probabilistic decoder, since given a code z it produces a distribution over the possible corresponding values of x.»</w:t>
             </w:r>
           </w:p>
         </w:tc>
@@ -19156,11 +22445,24 @@
             </w:pPr>
             <w:r>
               <w:rPr>
+                <w:b/>
+                <w:i w:val="0"/>
+                <w:sz w:val="17"/>
+              </w:rPr>
+              <w:t>Метка в PDF: §3.5-19</w:t>
+            </w:r>
+          </w:p>
+          <w:p>
+            <w:pPr>
+              <w:spacing w:after="40"/>
+            </w:pPr>
+            <w:r>
+              <w:rPr>
                 <w:b w:val="0"/>
                 <w:i/>
                 <w:sz w:val="17"/>
               </w:rPr>
-              <w:t>с. 3: «L(θ, φ; x(i)) = −D_KL(qφ(z|x(i)) || pθ(z)) + E_qφ(z|x(i))[log pθ(x(i)|z)]   (3)»</w:t>
+              <w:t>[10], стр. PDF 4 (стр. источника: 4): «The first term is (the KL divergence of the approximate posterior from the prior) acts as a regularizer»</w:t>
             </w:r>
           </w:p>
         </w:tc>
@@ -19244,11 +22546,50 @@
             </w:pPr>
             <w:r>
               <w:rPr>
+                <w:b/>
+                <w:i w:val="0"/>
+                <w:sz w:val="17"/>
+              </w:rPr>
+              <w:t>Метка в PDF: §3.5-20</w:t>
+            </w:r>
+          </w:p>
+          <w:p>
+            <w:pPr>
+              <w:spacing w:after="40"/>
+            </w:pPr>
+            <w:r>
+              <w:rPr>
                 <w:b w:val="0"/>
                 <w:i/>
                 <w:sz w:val="17"/>
               </w:rPr>
-              <w:t>с. 4: «the second term is … an expected negative reconstruction error … This term is a negative reconstruction error in auto-encoder parlance.»</w:t>
+              <w:t>[10], стр. PDF 4 (стр. источника: 4): «the second term is … an expected negative reconstruction error … This term is a negative reconstruction error in auto-encoder parlance.»</w:t>
+            </w:r>
+          </w:p>
+          <w:p>
+            <w:pPr>
+              <w:spacing w:after="40"/>
+            </w:pPr>
+            <w:r>
+              <w:rPr>
+                <w:b w:val="0"/>
+                <w:i/>
+                <w:sz w:val="17"/>
+              </w:rPr>
+              <w:t>[10], стр. PDF 4 (стр. источника: 4): «the second term is … an expected negative reconstruction error … This term is a negative reconstruction error in auto-encoder parlance.»</w:t>
+            </w:r>
+          </w:p>
+          <w:p>
+            <w:pPr>
+              <w:spacing w:after="40"/>
+            </w:pPr>
+            <w:r>
+              <w:rPr>
+                <w:b w:val="0"/>
+                <w:i/>
+                <w:sz w:val="17"/>
+              </w:rPr>
+              <w:t>[10], стр. PDF 4 (стр. источника: 4): «the second term is … an expected negative reconstruction error … This term is a negative reconstruction error in auto-encoder parlance.»</w:t>
             </w:r>
           </w:p>
         </w:tc>
@@ -19345,11 +22686,24 @@
             </w:pPr>
             <w:r>
               <w:rPr>
+                <w:b/>
+                <w:i w:val="0"/>
+                <w:sz w:val="17"/>
+              </w:rPr>
+              <w:t>Метка в PDF: §3.5-21</w:t>
+            </w:r>
+          </w:p>
+          <w:p>
+            <w:pPr>
+              <w:spacing w:after="40"/>
+            </w:pPr>
+            <w:r>
+              <w:rPr>
                 <w:b w:val="0"/>
                 <w:i/>
                 <w:sz w:val="17"/>
               </w:rPr>
-              <w:t>с. 4: «The KL-divergence term can then be interpreted as regularizing φ, encouraging the approximate posterior to be close to the prior pθ(z).»</w:t>
+              <w:t>[10], стр. PDF 4 (стр. источника: 4): «The KL-divergence term can then be interpreted as regularizing φ, encouraging the approximate posterior to be close to the prior pθ(z).»</w:t>
             </w:r>
           </w:p>
           <w:p>
@@ -19362,7 +22716,7 @@
                 <w:i/>
                 <w:sz w:val="17"/>
               </w:rPr>
-              <w:t>с. 5: «Let the prior over the latent variables be the centered isotropic multivariate Gaussian pθ(z) = N(z; 0, I).»</w:t>
+              <w:t>[10], стр. PDF 5 (стр. источника: 5): «Let the prior over the latent variables be the centered isotropic multivariate Gaussian pθ(z) = N(z; 0, I).»</w:t>
             </w:r>
           </w:p>
         </w:tc>
@@ -19453,6 +22807,32 @@
               <w:t>Страницы в отчёте: [10] с. 1–2, 8</w:t>
             </w:r>
           </w:p>
+          <w:p>
+            <w:pPr>
+              <w:spacing w:after="40"/>
+            </w:pPr>
+            <w:r>
+              <w:rPr>
+                <w:b/>
+                <w:i w:val="0"/>
+                <w:sz w:val="17"/>
+              </w:rPr>
+              <w:t>Метка в PDF: §3.5-22</w:t>
+            </w:r>
+          </w:p>
+          <w:p>
+            <w:pPr>
+              <w:spacing w:after="40"/>
+            </w:pPr>
+            <w:r>
+              <w:rPr>
+                <w:b w:val="0"/>
+                <w:i/>
+                <w:sz w:val="17"/>
+              </w:rPr>
+              <w:t>[10], стр. PDF 8 (стр. источника: 8): «Visualisation of high-dimensional data If we choose a low-dimensional latent space (e.g. 2D), we can use the learned encoders (recognition model) to project high-dimensional data to a low-dimensional manifold.»</w:t>
+            </w:r>
+          </w:p>
         </w:tc>
         <w:tc>
           <w:tcPr>
@@ -19534,11 +22914,24 @@
             </w:pPr>
             <w:r>
               <w:rPr>
+                <w:b/>
+                <w:i w:val="0"/>
+                <w:sz w:val="17"/>
+              </w:rPr>
+              <w:t>Метка в PDF: §3.5-23</w:t>
+            </w:r>
+          </w:p>
+          <w:p>
+            <w:pPr>
+              <w:spacing w:after="40"/>
+            </w:pPr>
+            <w:r>
+              <w:rPr>
                 <w:b w:val="0"/>
                 <w:i/>
                 <w:sz w:val="17"/>
               </w:rPr>
-              <w:t>с. 2: «They also allow us to mimic the hidden random process and generate artificial data that resembles the real data.»</w:t>
+              <w:t>[10], стр. PDF 2 (стр. источника: 2): «They also allow us to mimic the hidden random process and generate artificial data that resembles the real data.»</w:t>
             </w:r>
           </w:p>
         </w:tc>
@@ -19635,11 +23028,24 @@
             </w:pPr>
             <w:r>
               <w:rPr>
+                <w:b/>
+                <w:i w:val="0"/>
+                <w:sz w:val="17"/>
+              </w:rPr>
+              <w:t>Метка в PDF: §3.5-24</w:t>
+            </w:r>
+          </w:p>
+          <w:p>
+            <w:pPr>
+              <w:spacing w:after="40"/>
+            </w:pPr>
+            <w:r>
+              <w:rPr>
                 <w:b w:val="0"/>
                 <w:i/>
                 <w:sz w:val="17"/>
               </w:rPr>
-              <w:t>с. 8: «If we choose a low-dimensional latent space (e.g. 2D), we can use the learned encoders (recognition model) to project high-dimensional data to a low-dimensional manifold.»</w:t>
+              <w:t>[10], стр. PDF 8 (стр. источника: 8): «If we choose a low-dimensional latent space (e.g. 2D), we can use the learned encoders (recognition model) to project high-dimensional data to a low-dimensional manifold.»</w:t>
             </w:r>
           </w:p>
           <w:p>
@@ -19652,7 +23058,20 @@
                 <w:i/>
                 <w:sz w:val="17"/>
               </w:rPr>
-              <w:t>с. 2: «Efficient approximate posterior inference of the latent variable z … This is useful for coding or data representation tasks.»</w:t>
+              <w:t>[10], стр. PDF 2 (стр. источника: 2): «Efficient approximate posterior inference of the latent variable z … This is useful for coding or data representation tasks.»</w:t>
+            </w:r>
+          </w:p>
+          <w:p>
+            <w:pPr>
+              <w:spacing w:after="40"/>
+            </w:pPr>
+            <w:r>
+              <w:rPr>
+                <w:b w:val="0"/>
+                <w:i/>
+                <w:sz w:val="17"/>
+              </w:rPr>
+              <w:t>[10], стр. PDF 2 (стр. источника: 2): «Efficient approximate posterior inference of the latent variable z … This is useful for coding or data representation tasks.»</w:t>
             </w:r>
           </w:p>
         </w:tc>
@@ -19749,11 +23168,24 @@
             </w:pPr>
             <w:r>
               <w:rPr>
+                <w:b/>
+                <w:i w:val="0"/>
+                <w:sz w:val="17"/>
+              </w:rPr>
+              <w:t>Метка в PDF: §3.5-25</w:t>
+            </w:r>
+          </w:p>
+          <w:p>
+            <w:pPr>
+              <w:spacing w:after="40"/>
+            </w:pPr>
+            <w:r>
+              <w:rPr>
                 <w:b w:val="0"/>
                 <w:i/>
                 <w:sz w:val="17"/>
               </w:rPr>
-              <w:t>с. 1: «inference and learning in directed probabilistic models, in the presence of continuous latent variables»</w:t>
+              <w:t>[10], стр. PDF 1 (стр. источника: 1): «inference and learning in directed probabilistic models, in the presence of continuous latent variables»</w:t>
             </w:r>
           </w:p>
         </w:tc>
@@ -19831,6 +23263,32 @@
               <w:t>Страницы в отчёте: [10] с. 2, 4–5</w:t>
             </w:r>
           </w:p>
+          <w:p>
+            <w:pPr>
+              <w:spacing w:after="40"/>
+            </w:pPr>
+            <w:r>
+              <w:rPr>
+                <w:b/>
+                <w:i w:val="0"/>
+                <w:sz w:val="17"/>
+              </w:rPr>
+              <w:t>Метка в PDF: §3.5-26</w:t>
+            </w:r>
+          </w:p>
+          <w:p>
+            <w:pPr>
+              <w:spacing w:after="40"/>
+            </w:pPr>
+            <w:r>
+              <w:rPr>
+                <w:b w:val="0"/>
+                <w:i/>
+                <w:sz w:val="17"/>
+              </w:rPr>
+              <w:t>[10], стр. PDF 1 (стр. источника: 1): «under some mild differentiability conditions, even works in the intractable case.»</w:t>
+            </w:r>
+          </w:p>
         </w:tc>
         <w:tc>
           <w:tcPr>
@@ -19912,11 +23370,24 @@
             </w:pPr>
             <w:r>
               <w:rPr>
+                <w:b/>
+                <w:i w:val="0"/>
+                <w:sz w:val="17"/>
+              </w:rPr>
+              <w:t>Метка в PDF: §3.5-27</w:t>
+            </w:r>
+          </w:p>
+          <w:p>
+            <w:pPr>
+              <w:spacing w:after="40"/>
+            </w:pPr>
+            <w:r>
+              <w:rPr>
                 <w:b w:val="0"/>
                 <w:i/>
                 <w:sz w:val="17"/>
               </w:rPr>
-              <w:t>с. 2: «we assume … that their PDFs are differentiable almost everywhere w.r.t. both θ and z»</w:t>
+              <w:t>[10], стр. PDF 2 (стр. источника: 2): «we assume … that their PDFs are differentiable almost everywhere w.r.t. both θ and z»</w:t>
             </w:r>
           </w:p>
           <w:p>
@@ -19929,7 +23400,7 @@
                 <w:i/>
                 <w:sz w:val="17"/>
               </w:rPr>
-              <w:t>с. 5: «For which qφ(z|x) can we choose such a differentiable transformation gφ(·) and auxiliary variable ε ∼ p(ε)?»</w:t>
+              <w:t>[10], стр. PDF 5 (стр. источника: 5): «For which qφ(z|x) can we choose such a differentiable transformation gφ(·) and auxiliary variable ε ∼ p(ε)?»</w:t>
             </w:r>
           </w:p>
         </w:tc>
@@ -20026,11 +23497,24 @@
             </w:pPr>
             <w:r>
               <w:rPr>
+                <w:b/>
+                <w:i w:val="0"/>
+                <w:sz w:val="17"/>
+              </w:rPr>
+              <w:t>Метка в PDF: §3.5-28</w:t>
+            </w:r>
+          </w:p>
+          <w:p>
+            <w:pPr>
+              <w:spacing w:after="40"/>
+            </w:pPr>
+            <w:r>
+              <w:rPr>
                 <w:b w:val="0"/>
                 <w:i/>
                 <w:sz w:val="17"/>
               </w:rPr>
-              <w:t>с. 3: «This gradient estimator exhibits exhibits very high variance and is impractical for our purposes.»</w:t>
+              <w:t>[10], стр. PDF 3 (стр. источника: 3): «This gradient estimator exhibits exhibits very high variance and is impractical for our purposes.»</w:t>
             </w:r>
           </w:p>
           <w:p>
@@ -20043,7 +23527,7 @@
                 <w:i/>
                 <w:sz w:val="17"/>
               </w:rPr>
-              <w:t>с. 4: «We use settings M = 100 and L = 1 in experiments.»</w:t>
+              <w:t>[10], стр. PDF 4 (стр. источника: 4): «We use settings M = 100 and L = 1 in experiments.»</w:t>
             </w:r>
           </w:p>
         </w:tc>
@@ -20239,24 +23723,24 @@
             </w:pPr>
             <w:r>
               <w:rPr>
+                <w:b/>
+                <w:i w:val="0"/>
+                <w:sz w:val="17"/>
+              </w:rPr>
+              <w:t>Метка в PDF: §4-1</w:t>
+            </w:r>
+          </w:p>
+          <w:p>
+            <w:pPr>
+              <w:spacing w:after="40"/>
+            </w:pPr>
+            <w:r>
+              <w:rPr>
                 <w:b w:val="0"/>
                 <w:i/>
                 <w:sz w:val="17"/>
               </w:rPr>
-              <w:t>с. 14–16: «3.1 Graph Construction … 3.2 Graph Layout»</w:t>
-            </w:r>
-          </w:p>
-          <w:p>
-            <w:pPr>
-              <w:spacing w:after="40"/>
-            </w:pPr>
-            <w:r>
-              <w:rPr>
-                <w:b w:val="0"/>
-                <w:i/>
-                <w:sz w:val="17"/>
-              </w:rPr>
-              <w:t>с. 21: «Algorithm 5 Optimizing the embedding function»</w:t>
+              <w:t>[8], стр. PDF 21 (стр. источника: 21): «Algorithm 5 Optimizing the embedding function»</w:t>
             </w:r>
           </w:p>
         </w:tc>
